--- a/Documentacion/Documentacion_SIGMA.docx
+++ b/Documentacion/Documentacion_SIGMA.docx
@@ -53,7 +53,7 @@
           <w:noProof/>
         </w:rPr>
         <w:drawing>
-          <wp:inline distT="0" distB="0" distL="0" distR="0" wp14:anchorId="5636BFCE" wp14:editId="5636BFCF">
+          <wp:inline distT="0" distB="0" distL="0" distR="0" wp14:anchorId="34580E22" wp14:editId="34580E23">
             <wp:extent cx="1143000" cy="1143000"/>
             <wp:effectExtent l="0" t="0" r="0" b="0"/>
             <wp:docPr id="1" name="Imagen 1"/>
@@ -159,105 +159,48 @@
       <w:pPr>
         <w:spacing w:after="300"/>
         <w:jc w:val="center"/>
+      </w:pPr>
+      <w:r>
         <w:rPr>
           <w:sz w:val="24"/>
         </w:rPr>
+        <w:t>Carlos Steven Gamez Menjivar-20230385</w:t>
+      </w:r>
+    </w:p>
+    <w:p>
+      <w:pPr>
+        <w:spacing w:after="300"/>
+        <w:jc w:val="center"/>
       </w:pPr>
       <w:r>
         <w:rPr>
           <w:sz w:val="24"/>
         </w:rPr>
-        <w:t>Carlos Steven Gamez Menjivar</w:t>
-      </w:r>
+        <w:t>Carlos Eduardo Henrequez Posada-20250868</w:t>
+      </w:r>
+    </w:p>
+    <w:p>
+      <w:pPr>
+        <w:spacing w:after="300"/>
+        <w:jc w:val="center"/>
+      </w:pPr>
       <w:r>
         <w:rPr>
           <w:sz w:val="24"/>
         </w:rPr>
-        <w:t>-20230385</w:t>
+        <w:t>Reynaldo Javier De León Peña-20240088</w:t>
       </w:r>
     </w:p>
     <w:p>
       <w:pPr>
         <w:spacing w:after="300"/>
         <w:jc w:val="center"/>
+      </w:pPr>
+      <w:r>
         <w:rPr>
           <w:sz w:val="24"/>
         </w:rPr>
-      </w:pPr>
-      <w:r>
-        <w:rPr>
-          <w:sz w:val="24"/>
-        </w:rPr>
-        <w:t>Carlos Eduardo Henrequez Posada</w:t>
-      </w:r>
-      <w:r>
-        <w:rPr>
-          <w:sz w:val="24"/>
-        </w:rPr>
-        <w:t>-202</w:t>
-      </w:r>
-      <w:r>
-        <w:rPr>
-          <w:sz w:val="24"/>
-        </w:rPr>
-        <w:t>50868</w:t>
-      </w:r>
-    </w:p>
-    <w:p>
-      <w:pPr>
-        <w:spacing w:after="300"/>
-        <w:jc w:val="center"/>
-        <w:rPr>
-          <w:sz w:val="24"/>
-        </w:rPr>
-      </w:pPr>
-      <w:r>
-        <w:rPr>
-          <w:sz w:val="24"/>
-        </w:rPr>
-        <w:t xml:space="preserve">Reynaldo Javier De </w:t>
-      </w:r>
-      <w:r>
-        <w:rPr>
-          <w:sz w:val="24"/>
-        </w:rPr>
-        <w:t>León</w:t>
-      </w:r>
-      <w:r>
-        <w:rPr>
-          <w:sz w:val="24"/>
-        </w:rPr>
-        <w:t xml:space="preserve"> Peña</w:t>
-      </w:r>
-      <w:r>
-        <w:rPr>
-          <w:sz w:val="24"/>
-        </w:rPr>
-        <w:t>-20240088</w:t>
-      </w:r>
-    </w:p>
-    <w:p>
-      <w:pPr>
-        <w:spacing w:after="300"/>
-        <w:jc w:val="center"/>
-      </w:pPr>
-      <w:r>
-        <w:rPr>
-          <w:sz w:val="24"/>
-        </w:rPr>
-        <w:t xml:space="preserve">Fernado Javier </w:t>
-      </w:r>
-      <w:r>
-        <w:rPr>
-          <w:sz w:val="24"/>
-        </w:rPr>
-        <w:t>López</w:t>
-      </w:r>
-      <w:r>
-        <w:rPr>
-          <w:sz w:val="24"/>
-        </w:rPr>
-        <w:t xml:space="preserve"> Torres-20250034</w:t>
+        <w:t>Fernado Javier López Torres-20250034</w:t>
       </w:r>
     </w:p>
     <w:p>
@@ -276,13 +219,7 @@
         <w:rPr>
           <w:sz w:val="24"/>
         </w:rPr>
-        <w:t xml:space="preserve"> </w:t>
-      </w:r>
-      <w:r>
-        <w:rPr>
-          <w:sz w:val="24"/>
-        </w:rPr>
-        <w:t>A-2</w:t>
+        <w:t xml:space="preserve"> A-2</w:t>
       </w:r>
     </w:p>
     <w:p>
@@ -359,7 +296,7 @@
       <w:r>
         <w:fldChar w:fldCharType="separate"/>
       </w:r>
-      <w:hyperlink w:anchor="_Toc242359148" w:history="1">
+      <w:hyperlink w:anchor="_Toc242465733" w:history="1">
         <w:r>
           <w:rPr>
             <w:rStyle w:val="Hyperlink"/>
@@ -382,7 +319,7 @@
           <w:rPr>
             <w:webHidden/>
           </w:rPr>
-          <w:instrText xml:space="preserve"> PAGEREF _Toc242359148 \h </w:instrText>
+          <w:instrText xml:space="preserve"> PAGEREF _Toc242465733 \h </w:instrText>
         </w:r>
         <w:r>
           <w:rPr>
@@ -423,7 +360,7 @@
           <w14:ligatures w14:val="standardContextual"/>
         </w:rPr>
       </w:pPr>
-      <w:hyperlink w:anchor="_Toc242359149" w:history="1">
+      <w:hyperlink w:anchor="_Toc242465734" w:history="1">
         <w:r>
           <w:rPr>
             <w:rStyle w:val="Hyperlink"/>
@@ -446,7 +383,7 @@
           <w:rPr>
             <w:webHidden/>
           </w:rPr>
-          <w:instrText xml:space="preserve"> PAGEREF _Toc242359149 \h </w:instrText>
+          <w:instrText xml:space="preserve"> PAGEREF _Toc242465734 \h </w:instrText>
         </w:r>
         <w:r>
           <w:rPr>
@@ -486,7 +423,7 @@
           <w14:ligatures w14:val="standardContextual"/>
         </w:rPr>
       </w:pPr>
-      <w:hyperlink w:anchor="_Toc242359150" w:history="1">
+      <w:hyperlink w:anchor="_Toc242465735" w:history="1">
         <w:r>
           <w:rPr>
             <w:rStyle w:val="Hyperlink"/>
@@ -509,7 +446,7 @@
           <w:rPr>
             <w:webHidden/>
           </w:rPr>
-          <w:instrText xml:space="preserve"> PAGEREF _Toc242359150 \h </w:instrText>
+          <w:instrText xml:space="preserve"> PAGEREF _Toc242465735 \h </w:instrText>
         </w:r>
         <w:r>
           <w:rPr>
@@ -549,7 +486,7 @@
           <w14:ligatures w14:val="standardContextual"/>
         </w:rPr>
       </w:pPr>
-      <w:hyperlink w:anchor="_Toc242359151" w:history="1">
+      <w:hyperlink w:anchor="_Toc242465736" w:history="1">
         <w:r>
           <w:rPr>
             <w:rStyle w:val="Hyperlink"/>
@@ -572,7 +509,7 @@
           <w:rPr>
             <w:webHidden/>
           </w:rPr>
-          <w:instrText xml:space="preserve"> PAGEREF _Toc242359151 \h </w:instrText>
+          <w:instrText xml:space="preserve"> PAGEREF _Toc242465736 \h </w:instrText>
         </w:r>
         <w:r>
           <w:rPr>
@@ -612,7 +549,7 @@
           <w14:ligatures w14:val="standardContextual"/>
         </w:rPr>
       </w:pPr>
-      <w:hyperlink w:anchor="_Toc242359152" w:history="1">
+      <w:hyperlink w:anchor="_Toc242465737" w:history="1">
         <w:r>
           <w:rPr>
             <w:rStyle w:val="Hyperlink"/>
@@ -635,7 +572,7 @@
           <w:rPr>
             <w:webHidden/>
           </w:rPr>
-          <w:instrText xml:space="preserve"> PAGEREF _Toc242359152 \h </w:instrText>
+          <w:instrText xml:space="preserve"> PAGEREF _Toc242465737 \h </w:instrText>
         </w:r>
         <w:r>
           <w:rPr>
@@ -676,7 +613,7 @@
           <w14:ligatures w14:val="standardContextual"/>
         </w:rPr>
       </w:pPr>
-      <w:hyperlink w:anchor="_Toc242359153" w:history="1">
+      <w:hyperlink w:anchor="_Toc242465738" w:history="1">
         <w:r>
           <w:rPr>
             <w:rStyle w:val="Hyperlink"/>
@@ -699,7 +636,7 @@
           <w:rPr>
             <w:webHidden/>
           </w:rPr>
-          <w:instrText xml:space="preserve"> PAGEREF _Toc242359153 \h </w:instrText>
+          <w:instrText xml:space="preserve"> PAGEREF _Toc242465738 \h </w:instrText>
         </w:r>
         <w:r>
           <w:rPr>
@@ -739,7 +676,7 @@
           <w14:ligatures w14:val="standardContextual"/>
         </w:rPr>
       </w:pPr>
-      <w:hyperlink w:anchor="_Toc242359154" w:history="1">
+      <w:hyperlink w:anchor="_Toc242465739" w:history="1">
         <w:r>
           <w:rPr>
             <w:rStyle w:val="Hyperlink"/>
@@ -762,7 +699,7 @@
           <w:rPr>
             <w:webHidden/>
           </w:rPr>
-          <w:instrText xml:space="preserve"> PAGEREF _Toc242359154 \h </w:instrText>
+          <w:instrText xml:space="preserve"> PAGEREF _Toc242465739 \h </w:instrText>
         </w:r>
         <w:r>
           <w:rPr>
@@ -802,7 +739,7 @@
           <w14:ligatures w14:val="standardContextual"/>
         </w:rPr>
       </w:pPr>
-      <w:hyperlink w:anchor="_Toc242359155" w:history="1">
+      <w:hyperlink w:anchor="_Toc242465740" w:history="1">
         <w:r>
           <w:rPr>
             <w:rStyle w:val="Hyperlink"/>
@@ -825,7 +762,7 @@
           <w:rPr>
             <w:webHidden/>
           </w:rPr>
-          <w:instrText xml:space="preserve"> PAGEREF _Toc242359155 \h </w:instrText>
+          <w:instrText xml:space="preserve"> PAGEREF _Toc242465740 \h </w:instrText>
         </w:r>
         <w:r>
           <w:rPr>
@@ -866,7 +803,7 @@
           <w14:ligatures w14:val="standardContextual"/>
         </w:rPr>
       </w:pPr>
-      <w:hyperlink w:anchor="_Toc242359156" w:history="1">
+      <w:hyperlink w:anchor="_Toc242465741" w:history="1">
         <w:r>
           <w:rPr>
             <w:rStyle w:val="Hyperlink"/>
@@ -889,7 +826,7 @@
           <w:rPr>
             <w:webHidden/>
           </w:rPr>
-          <w:instrText xml:space="preserve"> PAGEREF _Toc242359156 \h </w:instrText>
+          <w:instrText xml:space="preserve"> PAGEREF _Toc242465741 \h </w:instrText>
         </w:r>
         <w:r>
           <w:rPr>
@@ -929,7 +866,7 @@
           <w14:ligatures w14:val="standardContextual"/>
         </w:rPr>
       </w:pPr>
-      <w:hyperlink w:anchor="_Toc242359157" w:history="1">
+      <w:hyperlink w:anchor="_Toc242465742" w:history="1">
         <w:r>
           <w:rPr>
             <w:rStyle w:val="Hyperlink"/>
@@ -952,7 +889,7 @@
           <w:rPr>
             <w:webHidden/>
           </w:rPr>
-          <w:instrText xml:space="preserve"> PAGEREF _Toc242359157 \h </w:instrText>
+          <w:instrText xml:space="preserve"> PAGEREF _Toc242465742 \h </w:instrText>
         </w:r>
         <w:r>
           <w:rPr>
@@ -992,7 +929,7 @@
           <w14:ligatures w14:val="standardContextual"/>
         </w:rPr>
       </w:pPr>
-      <w:hyperlink w:anchor="_Toc242359158" w:history="1">
+      <w:hyperlink w:anchor="_Toc242465743" w:history="1">
         <w:r>
           <w:rPr>
             <w:rStyle w:val="Hyperlink"/>
@@ -1015,7 +952,7 @@
           <w:rPr>
             <w:webHidden/>
           </w:rPr>
-          <w:instrText xml:space="preserve"> PAGEREF _Toc242359158 \h </w:instrText>
+          <w:instrText xml:space="preserve"> PAGEREF _Toc242465743 \h </w:instrText>
         </w:r>
         <w:r>
           <w:rPr>
@@ -1055,7 +992,7 @@
           <w14:ligatures w14:val="standardContextual"/>
         </w:rPr>
       </w:pPr>
-      <w:hyperlink w:anchor="_Toc242359159" w:history="1">
+      <w:hyperlink w:anchor="_Toc242465744" w:history="1">
         <w:r>
           <w:rPr>
             <w:rStyle w:val="Hyperlink"/>
@@ -1078,7 +1015,7 @@
           <w:rPr>
             <w:webHidden/>
           </w:rPr>
-          <w:instrText xml:space="preserve"> PAGEREF _Toc242359159 \h </w:instrText>
+          <w:instrText xml:space="preserve"> PAGEREF _Toc242465744 \h </w:instrText>
         </w:r>
         <w:r>
           <w:rPr>
@@ -1119,7 +1056,7 @@
           <w14:ligatures w14:val="standardContextual"/>
         </w:rPr>
       </w:pPr>
-      <w:hyperlink w:anchor="_Toc242359160" w:history="1">
+      <w:hyperlink w:anchor="_Toc242465745" w:history="1">
         <w:r>
           <w:rPr>
             <w:rStyle w:val="Hyperlink"/>
@@ -1142,7 +1079,7 @@
           <w:rPr>
             <w:webHidden/>
           </w:rPr>
-          <w:instrText xml:space="preserve"> PAGEREF _Toc242359160 \h </w:instrText>
+          <w:instrText xml:space="preserve"> PAGEREF _Toc242465745 \h </w:instrText>
         </w:r>
         <w:r>
           <w:rPr>
@@ -1182,7 +1119,7 @@
           <w14:ligatures w14:val="standardContextual"/>
         </w:rPr>
       </w:pPr>
-      <w:hyperlink w:anchor="_Toc242359161" w:history="1">
+      <w:hyperlink w:anchor="_Toc242465746" w:history="1">
         <w:r>
           <w:rPr>
             <w:rStyle w:val="Hyperlink"/>
@@ -1205,7 +1142,7 @@
           <w:rPr>
             <w:webHidden/>
           </w:rPr>
-          <w:instrText xml:space="preserve"> PAGEREF _Toc242359161 \h </w:instrText>
+          <w:instrText xml:space="preserve"> PAGEREF _Toc242465746 \h </w:instrText>
         </w:r>
         <w:r>
           <w:rPr>
@@ -1246,7 +1183,7 @@
           <w14:ligatures w14:val="standardContextual"/>
         </w:rPr>
       </w:pPr>
-      <w:hyperlink w:anchor="_Toc242359162" w:history="1">
+      <w:hyperlink w:anchor="_Toc242465747" w:history="1">
         <w:r>
           <w:rPr>
             <w:rStyle w:val="Hyperlink"/>
@@ -1269,7 +1206,7 @@
           <w:rPr>
             <w:webHidden/>
           </w:rPr>
-          <w:instrText xml:space="preserve"> PAGEREF _Toc242359162 \h </w:instrText>
+          <w:instrText xml:space="preserve"> PAGEREF _Toc242465747 \h </w:instrText>
         </w:r>
         <w:r>
           <w:rPr>
@@ -1310,7 +1247,7 @@
           <w14:ligatures w14:val="standardContextual"/>
         </w:rPr>
       </w:pPr>
-      <w:hyperlink w:anchor="_Toc242359163" w:history="1">
+      <w:hyperlink w:anchor="_Toc242465748" w:history="1">
         <w:r>
           <w:rPr>
             <w:rStyle w:val="Hyperlink"/>
@@ -1333,7 +1270,7 @@
           <w:rPr>
             <w:webHidden/>
           </w:rPr>
-          <w:instrText xml:space="preserve"> PAGEREF _Toc242359163 \h </w:instrText>
+          <w:instrText xml:space="preserve"> PAGEREF _Toc242465748 \h </w:instrText>
         </w:r>
         <w:r>
           <w:rPr>
@@ -1373,7 +1310,7 @@
           <w14:ligatures w14:val="standardContextual"/>
         </w:rPr>
       </w:pPr>
-      <w:hyperlink w:anchor="_Toc242359164" w:history="1">
+      <w:hyperlink w:anchor="_Toc242465749" w:history="1">
         <w:r>
           <w:rPr>
             <w:rStyle w:val="Hyperlink"/>
@@ -1396,7 +1333,7 @@
           <w:rPr>
             <w:webHidden/>
           </w:rPr>
-          <w:instrText xml:space="preserve"> PAGEREF _Toc242359164 \h </w:instrText>
+          <w:instrText xml:space="preserve"> PAGEREF _Toc242465749 \h </w:instrText>
         </w:r>
         <w:r>
           <w:rPr>
@@ -1414,6 +1351,195 @@
             <w:webHidden/>
           </w:rPr>
           <w:t>12</w:t>
+        </w:r>
+        <w:r>
+          <w:rPr>
+            <w:webHidden/>
+          </w:rPr>
+          <w:fldChar w:fldCharType="end"/>
+        </w:r>
+      </w:hyperlink>
+    </w:p>
+    <w:p>
+      <w:pPr>
+        <w:pStyle w:val="TOC2"/>
+        <w:rPr>
+          <w:rFonts w:asciiTheme="minorHAnsi" w:eastAsiaTheme="minorEastAsia" w:hAnsiTheme="minorHAnsi" w:cstheme="minorBidi"/>
+          <w:color w:val="auto"/>
+          <w:kern w:val="2"/>
+          <w:sz w:val="24"/>
+          <w:szCs w:val="24"/>
+          <w:lang w:val="en-US"/>
+          <w14:ligatures w14:val="standardContextual"/>
+        </w:rPr>
+      </w:pPr>
+      <w:hyperlink w:anchor="_Toc242465750" w:history="1">
+        <w:r>
+          <w:rPr>
+            <w:rStyle w:val="Hyperlink"/>
+          </w:rPr>
+          <w:t>7.2 Modelo relacional</w:t>
+        </w:r>
+        <w:r>
+          <w:rPr>
+            <w:webHidden/>
+          </w:rPr>
+          <w:tab/>
+        </w:r>
+        <w:r>
+          <w:rPr>
+            <w:webHidden/>
+          </w:rPr>
+          <w:fldChar w:fldCharType="begin"/>
+        </w:r>
+        <w:r>
+          <w:rPr>
+            <w:webHidden/>
+          </w:rPr>
+          <w:instrText xml:space="preserve"> PAGEREF _Toc242465750 \h </w:instrText>
+        </w:r>
+        <w:r>
+          <w:rPr>
+            <w:webHidden/>
+          </w:rPr>
+        </w:r>
+        <w:r>
+          <w:rPr>
+            <w:webHidden/>
+          </w:rPr>
+          <w:fldChar w:fldCharType="separate"/>
+        </w:r>
+        <w:r>
+          <w:rPr>
+            <w:webHidden/>
+          </w:rPr>
+          <w:t>13</w:t>
+        </w:r>
+        <w:r>
+          <w:rPr>
+            <w:webHidden/>
+          </w:rPr>
+          <w:fldChar w:fldCharType="end"/>
+        </w:r>
+      </w:hyperlink>
+    </w:p>
+    <w:p>
+      <w:pPr>
+        <w:pStyle w:val="TOC2"/>
+        <w:rPr>
+          <w:rFonts w:asciiTheme="minorHAnsi" w:eastAsiaTheme="minorEastAsia" w:hAnsiTheme="minorHAnsi" w:cstheme="minorBidi"/>
+          <w:color w:val="auto"/>
+          <w:kern w:val="2"/>
+          <w:sz w:val="24"/>
+          <w:szCs w:val="24"/>
+          <w:lang w:val="en-US"/>
+          <w14:ligatures w14:val="standardContextual"/>
+        </w:rPr>
+      </w:pPr>
+      <w:hyperlink w:anchor="_Toc242465751" w:history="1">
+        <w:r>
+          <w:rPr>
+            <w:rStyle w:val="Hyperlink"/>
+          </w:rPr>
+          <w:t>7.3 Diagrama de dominio</w:t>
+        </w:r>
+        <w:r>
+          <w:rPr>
+            <w:webHidden/>
+          </w:rPr>
+          <w:tab/>
+        </w:r>
+        <w:r>
+          <w:rPr>
+            <w:webHidden/>
+          </w:rPr>
+          <w:fldChar w:fldCharType="begin"/>
+        </w:r>
+        <w:r>
+          <w:rPr>
+            <w:webHidden/>
+          </w:rPr>
+          <w:instrText xml:space="preserve"> PAGEREF _Toc242465751 \h </w:instrText>
+        </w:r>
+        <w:r>
+          <w:rPr>
+            <w:webHidden/>
+          </w:rPr>
+        </w:r>
+        <w:r>
+          <w:rPr>
+            <w:webHidden/>
+          </w:rPr>
+          <w:fldChar w:fldCharType="separate"/>
+        </w:r>
+        <w:r>
+          <w:rPr>
+            <w:webHidden/>
+          </w:rPr>
+          <w:t>14</w:t>
+        </w:r>
+        <w:r>
+          <w:rPr>
+            <w:webHidden/>
+          </w:rPr>
+          <w:fldChar w:fldCharType="end"/>
+        </w:r>
+      </w:hyperlink>
+    </w:p>
+    <w:p>
+      <w:pPr>
+        <w:pStyle w:val="TOC2"/>
+        <w:rPr>
+          <w:rFonts w:asciiTheme="minorHAnsi" w:eastAsiaTheme="minorEastAsia" w:hAnsiTheme="minorHAnsi" w:cstheme="minorBidi"/>
+          <w:color w:val="auto"/>
+          <w:kern w:val="2"/>
+          <w:sz w:val="24"/>
+          <w:szCs w:val="24"/>
+          <w:lang w:val="en-US"/>
+          <w14:ligatures w14:val="standardContextual"/>
+        </w:rPr>
+      </w:pPr>
+      <w:hyperlink w:anchor="_Toc242465752" w:history="1">
+        <w:r>
+          <w:rPr>
+            <w:rStyle w:val="Hyperlink"/>
+          </w:rPr>
+          <w:t>7.4 Diagrama de clases</w:t>
+        </w:r>
+        <w:r>
+          <w:rPr>
+            <w:webHidden/>
+          </w:rPr>
+          <w:tab/>
+        </w:r>
+        <w:r>
+          <w:rPr>
+            <w:webHidden/>
+          </w:rPr>
+          <w:fldChar w:fldCharType="begin"/>
+        </w:r>
+        <w:r>
+          <w:rPr>
+            <w:webHidden/>
+          </w:rPr>
+          <w:instrText xml:space="preserve"> PAGEREF _Toc242465752 \h </w:instrText>
+        </w:r>
+        <w:r>
+          <w:rPr>
+            <w:webHidden/>
+          </w:rPr>
+        </w:r>
+        <w:r>
+          <w:rPr>
+            <w:webHidden/>
+          </w:rPr>
+          <w:fldChar w:fldCharType="separate"/>
+        </w:r>
+        <w:r>
+          <w:rPr>
+            <w:webHidden/>
+          </w:rPr>
+          <w:t>15</w:t>
         </w:r>
         <w:r>
           <w:rPr>
@@ -1437,7 +1563,7 @@
           <w14:ligatures w14:val="standardContextual"/>
         </w:rPr>
       </w:pPr>
-      <w:hyperlink w:anchor="_Toc242359165" w:history="1">
+      <w:hyperlink w:anchor="_Toc242465753" w:history="1">
         <w:r>
           <w:rPr>
             <w:rStyle w:val="Hyperlink"/>
@@ -1460,7 +1586,7 @@
           <w:rPr>
             <w:webHidden/>
           </w:rPr>
-          <w:instrText xml:space="preserve"> PAGEREF _Toc242359165 \h </w:instrText>
+          <w:instrText xml:space="preserve"> PAGEREF _Toc242465753 \h </w:instrText>
         </w:r>
         <w:r>
           <w:rPr>
@@ -1477,7 +1603,7 @@
           <w:rPr>
             <w:webHidden/>
           </w:rPr>
-          <w:t>13</w:t>
+          <w:t>16</w:t>
         </w:r>
         <w:r>
           <w:rPr>
@@ -1500,7 +1626,7 @@
           <w14:ligatures w14:val="standardContextual"/>
         </w:rPr>
       </w:pPr>
-      <w:hyperlink w:anchor="_Toc242359166" w:history="1">
+      <w:hyperlink w:anchor="_Toc242465754" w:history="1">
         <w:r>
           <w:rPr>
             <w:rStyle w:val="Hyperlink"/>
@@ -1523,7 +1649,7 @@
           <w:rPr>
             <w:webHidden/>
           </w:rPr>
-          <w:instrText xml:space="preserve"> PAGEREF _Toc242359166 \h </w:instrText>
+          <w:instrText xml:space="preserve"> PAGEREF _Toc242465754 \h </w:instrText>
         </w:r>
         <w:r>
           <w:rPr>
@@ -1540,7 +1666,7 @@
           <w:rPr>
             <w:webHidden/>
           </w:rPr>
-          <w:t>13</w:t>
+          <w:t>16</w:t>
         </w:r>
         <w:r>
           <w:rPr>
@@ -1563,24 +1689,12 @@
           <w14:ligatures w14:val="standardContextual"/>
         </w:rPr>
       </w:pPr>
-      <w:hyperlink w:anchor="_Toc242359167" w:history="1">
+      <w:hyperlink w:anchor="_Toc242465755" w:history="1">
         <w:r>
           <w:rPr>
             <w:rStyle w:val="Hyperlink"/>
           </w:rPr>
-          <w:t>8.2 Tabla Pe</w:t>
-        </w:r>
-        <w:r>
-          <w:rPr>
-            <w:rStyle w:val="Hyperlink"/>
-          </w:rPr>
-          <w:t>r</w:t>
-        </w:r>
-        <w:r>
-          <w:rPr>
-            <w:rStyle w:val="Hyperlink"/>
-          </w:rPr>
-          <w:t>misos</w:t>
+          <w:t>8.2 Tabla Permisos</w:t>
         </w:r>
         <w:r>
           <w:rPr>
@@ -1598,7 +1712,7 @@
           <w:rPr>
             <w:webHidden/>
           </w:rPr>
-          <w:instrText xml:space="preserve"> PAGEREF _Toc242359167 \h </w:instrText>
+          <w:instrText xml:space="preserve"> PAGEREF _Toc242465755 \h </w:instrText>
         </w:r>
         <w:r>
           <w:rPr>
@@ -1615,7 +1729,7 @@
           <w:rPr>
             <w:webHidden/>
           </w:rPr>
-          <w:t>13</w:t>
+          <w:t>16</w:t>
         </w:r>
         <w:r>
           <w:rPr>
@@ -1638,7 +1752,7 @@
           <w14:ligatures w14:val="standardContextual"/>
         </w:rPr>
       </w:pPr>
-      <w:hyperlink w:anchor="_Toc242359168" w:history="1">
+      <w:hyperlink w:anchor="_Toc242465756" w:history="1">
         <w:r>
           <w:rPr>
             <w:rStyle w:val="Hyperlink"/>
@@ -1661,7 +1775,7 @@
           <w:rPr>
             <w:webHidden/>
           </w:rPr>
-          <w:instrText xml:space="preserve"> PAGEREF _Toc242359168 \h </w:instrText>
+          <w:instrText xml:space="preserve"> PAGEREF _Toc242465756 \h </w:instrText>
         </w:r>
         <w:r>
           <w:rPr>
@@ -1678,7 +1792,7 @@
           <w:rPr>
             <w:webHidden/>
           </w:rPr>
-          <w:t>13</w:t>
+          <w:t>16</w:t>
         </w:r>
         <w:r>
           <w:rPr>
@@ -1701,7 +1815,7 @@
           <w14:ligatures w14:val="standardContextual"/>
         </w:rPr>
       </w:pPr>
-      <w:hyperlink w:anchor="_Toc242359169" w:history="1">
+      <w:hyperlink w:anchor="_Toc242465757" w:history="1">
         <w:r>
           <w:rPr>
             <w:rStyle w:val="Hyperlink"/>
@@ -1724,7 +1838,7 @@
           <w:rPr>
             <w:webHidden/>
           </w:rPr>
-          <w:instrText xml:space="preserve"> PAGEREF _Toc242359169 \h </w:instrText>
+          <w:instrText xml:space="preserve"> PAGEREF _Toc242465757 \h </w:instrText>
         </w:r>
         <w:r>
           <w:rPr>
@@ -1741,7 +1855,7 @@
           <w:rPr>
             <w:webHidden/>
           </w:rPr>
-          <w:t>14</w:t>
+          <w:t>17</w:t>
         </w:r>
         <w:r>
           <w:rPr>
@@ -1764,7 +1878,7 @@
           <w14:ligatures w14:val="standardContextual"/>
         </w:rPr>
       </w:pPr>
-      <w:hyperlink w:anchor="_Toc242359170" w:history="1">
+      <w:hyperlink w:anchor="_Toc242465758" w:history="1">
         <w:r>
           <w:rPr>
             <w:rStyle w:val="Hyperlink"/>
@@ -1787,7 +1901,7 @@
           <w:rPr>
             <w:webHidden/>
           </w:rPr>
-          <w:instrText xml:space="preserve"> PAGEREF _Toc242359170 \h </w:instrText>
+          <w:instrText xml:space="preserve"> PAGEREF _Toc242465758 \h </w:instrText>
         </w:r>
         <w:r>
           <w:rPr>
@@ -1804,7 +1918,7 @@
           <w:rPr>
             <w:webHidden/>
           </w:rPr>
-          <w:t>14</w:t>
+          <w:t>17</w:t>
         </w:r>
         <w:r>
           <w:rPr>
@@ -1827,7 +1941,7 @@
           <w14:ligatures w14:val="standardContextual"/>
         </w:rPr>
       </w:pPr>
-      <w:hyperlink w:anchor="_Toc242359171" w:history="1">
+      <w:hyperlink w:anchor="_Toc242465759" w:history="1">
         <w:r>
           <w:rPr>
             <w:rStyle w:val="Hyperlink"/>
@@ -1850,7 +1964,7 @@
           <w:rPr>
             <w:webHidden/>
           </w:rPr>
-          <w:instrText xml:space="preserve"> PAGEREF _Toc242359171 \h </w:instrText>
+          <w:instrText xml:space="preserve"> PAGEREF _Toc242465759 \h </w:instrText>
         </w:r>
         <w:r>
           <w:rPr>
@@ -1867,7 +1981,7 @@
           <w:rPr>
             <w:webHidden/>
           </w:rPr>
-          <w:t>15</w:t>
+          <w:t>18</w:t>
         </w:r>
         <w:r>
           <w:rPr>
@@ -1890,7 +2004,7 @@
           <w14:ligatures w14:val="standardContextual"/>
         </w:rPr>
       </w:pPr>
-      <w:hyperlink w:anchor="_Toc242359172" w:history="1">
+      <w:hyperlink w:anchor="_Toc242465760" w:history="1">
         <w:r>
           <w:rPr>
             <w:rStyle w:val="Hyperlink"/>
@@ -1913,7 +2027,7 @@
           <w:rPr>
             <w:webHidden/>
           </w:rPr>
-          <w:instrText xml:space="preserve"> PAGEREF _Toc242359172 \h </w:instrText>
+          <w:instrText xml:space="preserve"> PAGEREF _Toc242465760 \h </w:instrText>
         </w:r>
         <w:r>
           <w:rPr>
@@ -1930,7 +2044,7 @@
           <w:rPr>
             <w:webHidden/>
           </w:rPr>
-          <w:t>15</w:t>
+          <w:t>18</w:t>
         </w:r>
         <w:r>
           <w:rPr>
@@ -1953,7 +2067,7 @@
           <w14:ligatures w14:val="standardContextual"/>
         </w:rPr>
       </w:pPr>
-      <w:hyperlink w:anchor="_Toc242359173" w:history="1">
+      <w:hyperlink w:anchor="_Toc242465761" w:history="1">
         <w:r>
           <w:rPr>
             <w:rStyle w:val="Hyperlink"/>
@@ -1976,7 +2090,7 @@
           <w:rPr>
             <w:webHidden/>
           </w:rPr>
-          <w:instrText xml:space="preserve"> PAGEREF _Toc242359173 \h </w:instrText>
+          <w:instrText xml:space="preserve"> PAGEREF _Toc242465761 \h </w:instrText>
         </w:r>
         <w:r>
           <w:rPr>
@@ -1993,7 +2107,7 @@
           <w:rPr>
             <w:webHidden/>
           </w:rPr>
-          <w:t>16</w:t>
+          <w:t>19</w:t>
         </w:r>
         <w:r>
           <w:rPr>
@@ -2016,7 +2130,7 @@
           <w14:ligatures w14:val="standardContextual"/>
         </w:rPr>
       </w:pPr>
-      <w:hyperlink w:anchor="_Toc242359174" w:history="1">
+      <w:hyperlink w:anchor="_Toc242465762" w:history="1">
         <w:r>
           <w:rPr>
             <w:rStyle w:val="Hyperlink"/>
@@ -2039,7 +2153,7 @@
           <w:rPr>
             <w:webHidden/>
           </w:rPr>
-          <w:instrText xml:space="preserve"> PAGEREF _Toc242359174 \h </w:instrText>
+          <w:instrText xml:space="preserve"> PAGEREF _Toc242465762 \h </w:instrText>
         </w:r>
         <w:r>
           <w:rPr>
@@ -2056,7 +2170,7 @@
           <w:rPr>
             <w:webHidden/>
           </w:rPr>
-          <w:t>16</w:t>
+          <w:t>19</w:t>
         </w:r>
         <w:r>
           <w:rPr>
@@ -2079,7 +2193,7 @@
           <w14:ligatures w14:val="standardContextual"/>
         </w:rPr>
       </w:pPr>
-      <w:hyperlink w:anchor="_Toc242359175" w:history="1">
+      <w:hyperlink w:anchor="_Toc242465763" w:history="1">
         <w:r>
           <w:rPr>
             <w:rStyle w:val="Hyperlink"/>
@@ -2102,7 +2216,7 @@
           <w:rPr>
             <w:webHidden/>
           </w:rPr>
-          <w:instrText xml:space="preserve"> PAGEREF _Toc242359175 \h </w:instrText>
+          <w:instrText xml:space="preserve"> PAGEREF _Toc242465763 \h </w:instrText>
         </w:r>
         <w:r>
           <w:rPr>
@@ -2119,7 +2233,7 @@
           <w:rPr>
             <w:webHidden/>
           </w:rPr>
-          <w:t>17</w:t>
+          <w:t>20</w:t>
         </w:r>
         <w:r>
           <w:rPr>
@@ -2142,7 +2256,7 @@
           <w14:ligatures w14:val="standardContextual"/>
         </w:rPr>
       </w:pPr>
-      <w:hyperlink w:anchor="_Toc242359176" w:history="1">
+      <w:hyperlink w:anchor="_Toc242465764" w:history="1">
         <w:r>
           <w:rPr>
             <w:rStyle w:val="Hyperlink"/>
@@ -2165,7 +2279,7 @@
           <w:rPr>
             <w:webHidden/>
           </w:rPr>
-          <w:instrText xml:space="preserve"> PAGEREF _Toc242359176 \h </w:instrText>
+          <w:instrText xml:space="preserve"> PAGEREF _Toc242465764 \h </w:instrText>
         </w:r>
         <w:r>
           <w:rPr>
@@ -2182,7 +2296,7 @@
           <w:rPr>
             <w:webHidden/>
           </w:rPr>
-          <w:t>17</w:t>
+          <w:t>20</w:t>
         </w:r>
         <w:r>
           <w:rPr>
@@ -2205,7 +2319,7 @@
           <w14:ligatures w14:val="standardContextual"/>
         </w:rPr>
       </w:pPr>
-      <w:hyperlink w:anchor="_Toc242359177" w:history="1">
+      <w:hyperlink w:anchor="_Toc242465765" w:history="1">
         <w:r>
           <w:rPr>
             <w:rStyle w:val="Hyperlink"/>
@@ -2228,7 +2342,7 @@
           <w:rPr>
             <w:webHidden/>
           </w:rPr>
-          <w:instrText xml:space="preserve"> PAGEREF _Toc242359177 \h </w:instrText>
+          <w:instrText xml:space="preserve"> PAGEREF _Toc242465765 \h </w:instrText>
         </w:r>
         <w:r>
           <w:rPr>
@@ -2245,7 +2359,7 @@
           <w:rPr>
             <w:webHidden/>
           </w:rPr>
-          <w:t>17</w:t>
+          <w:t>20</w:t>
         </w:r>
         <w:r>
           <w:rPr>
@@ -2269,7 +2383,7 @@
           <w14:ligatures w14:val="standardContextual"/>
         </w:rPr>
       </w:pPr>
-      <w:hyperlink w:anchor="_Toc242359178" w:history="1">
+      <w:hyperlink w:anchor="_Toc242465766" w:history="1">
         <w:r>
           <w:rPr>
             <w:rStyle w:val="Hyperlink"/>
@@ -2292,7 +2406,7 @@
           <w:rPr>
             <w:webHidden/>
           </w:rPr>
-          <w:instrText xml:space="preserve"> PAGEREF _Toc242359178 \h </w:instrText>
+          <w:instrText xml:space="preserve"> PAGEREF _Toc242465766 \h </w:instrText>
         </w:r>
         <w:r>
           <w:rPr>
@@ -2309,7 +2423,7 @@
           <w:rPr>
             <w:webHidden/>
           </w:rPr>
-          <w:t>19</w:t>
+          <w:t>22</w:t>
         </w:r>
         <w:r>
           <w:rPr>
@@ -2332,7 +2446,7 @@
           <w14:ligatures w14:val="standardContextual"/>
         </w:rPr>
       </w:pPr>
-      <w:hyperlink w:anchor="_Toc242359179" w:history="1">
+      <w:hyperlink w:anchor="_Toc242465767" w:history="1">
         <w:r>
           <w:rPr>
             <w:rStyle w:val="Hyperlink"/>
@@ -2355,7 +2469,7 @@
           <w:rPr>
             <w:webHidden/>
           </w:rPr>
-          <w:instrText xml:space="preserve"> PAGEREF _Toc242359179 \h </w:instrText>
+          <w:instrText xml:space="preserve"> PAGEREF _Toc242465767 \h </w:instrText>
         </w:r>
         <w:r>
           <w:rPr>
@@ -2372,7 +2486,7 @@
           <w:rPr>
             <w:webHidden/>
           </w:rPr>
-          <w:t>19</w:t>
+          <w:t>22</w:t>
         </w:r>
         <w:r>
           <w:rPr>
@@ -2395,7 +2509,7 @@
           <w14:ligatures w14:val="standardContextual"/>
         </w:rPr>
       </w:pPr>
-      <w:hyperlink w:anchor="_Toc242359180" w:history="1">
+      <w:hyperlink w:anchor="_Toc242465768" w:history="1">
         <w:r>
           <w:rPr>
             <w:rStyle w:val="Hyperlink"/>
@@ -2418,7 +2532,7 @@
           <w:rPr>
             <w:webHidden/>
           </w:rPr>
-          <w:instrText xml:space="preserve"> PAGEREF _Toc242359180 \h </w:instrText>
+          <w:instrText xml:space="preserve"> PAGEREF _Toc242465768 \h </w:instrText>
         </w:r>
         <w:r>
           <w:rPr>
@@ -2435,7 +2549,7 @@
           <w:rPr>
             <w:webHidden/>
           </w:rPr>
-          <w:t>19</w:t>
+          <w:t>22</w:t>
         </w:r>
         <w:r>
           <w:rPr>
@@ -2458,7 +2572,7 @@
           <w14:ligatures w14:val="standardContextual"/>
         </w:rPr>
       </w:pPr>
-      <w:hyperlink w:anchor="_Toc242359181" w:history="1">
+      <w:hyperlink w:anchor="_Toc242465769" w:history="1">
         <w:r>
           <w:rPr>
             <w:rStyle w:val="Hyperlink"/>
@@ -2481,7 +2595,7 @@
           <w:rPr>
             <w:webHidden/>
           </w:rPr>
-          <w:instrText xml:space="preserve"> PAGEREF _Toc242359181 \h </w:instrText>
+          <w:instrText xml:space="preserve"> PAGEREF _Toc242465769 \h </w:instrText>
         </w:r>
         <w:r>
           <w:rPr>
@@ -2498,7 +2612,7 @@
           <w:rPr>
             <w:webHidden/>
           </w:rPr>
-          <w:t>19</w:t>
+          <w:t>22</w:t>
         </w:r>
         <w:r>
           <w:rPr>
@@ -2522,7 +2636,7 @@
           <w14:ligatures w14:val="standardContextual"/>
         </w:rPr>
       </w:pPr>
-      <w:hyperlink w:anchor="_Toc242359182" w:history="1">
+      <w:hyperlink w:anchor="_Toc242465770" w:history="1">
         <w:r>
           <w:rPr>
             <w:rStyle w:val="Hyperlink"/>
@@ -2545,7 +2659,7 @@
           <w:rPr>
             <w:webHidden/>
           </w:rPr>
-          <w:instrText xml:space="preserve"> PAGEREF _Toc242359182 \h </w:instrText>
+          <w:instrText xml:space="preserve"> PAGEREF _Toc242465770 \h </w:instrText>
         </w:r>
         <w:r>
           <w:rPr>
@@ -2562,7 +2676,7 @@
           <w:rPr>
             <w:webHidden/>
           </w:rPr>
-          <w:t>21</w:t>
+          <w:t>24</w:t>
         </w:r>
         <w:r>
           <w:rPr>
@@ -2586,7 +2700,7 @@
           <w14:ligatures w14:val="standardContextual"/>
         </w:rPr>
       </w:pPr>
-      <w:hyperlink w:anchor="_Toc242359183" w:history="1">
+      <w:hyperlink w:anchor="_Toc242465771" w:history="1">
         <w:r>
           <w:rPr>
             <w:rStyle w:val="Hyperlink"/>
@@ -2609,7 +2723,7 @@
           <w:rPr>
             <w:webHidden/>
           </w:rPr>
-          <w:instrText xml:space="preserve"> PAGEREF _Toc242359183 \h </w:instrText>
+          <w:instrText xml:space="preserve"> PAGEREF _Toc242465771 \h </w:instrText>
         </w:r>
         <w:r>
           <w:rPr>
@@ -2626,7 +2740,7 @@
           <w:rPr>
             <w:webHidden/>
           </w:rPr>
-          <w:t>25</w:t>
+          <w:t>29</w:t>
         </w:r>
         <w:r>
           <w:rPr>
@@ -2649,7 +2763,7 @@
           <w14:ligatures w14:val="standardContextual"/>
         </w:rPr>
       </w:pPr>
-      <w:hyperlink w:anchor="_Toc242359184" w:history="1">
+      <w:hyperlink w:anchor="_Toc242465772" w:history="1">
         <w:r>
           <w:rPr>
             <w:rStyle w:val="Hyperlink"/>
@@ -2672,7 +2786,7 @@
           <w:rPr>
             <w:webHidden/>
           </w:rPr>
-          <w:instrText xml:space="preserve"> PAGEREF _Toc242359184 \h </w:instrText>
+          <w:instrText xml:space="preserve"> PAGEREF _Toc242465772 \h </w:instrText>
         </w:r>
         <w:r>
           <w:rPr>
@@ -2689,7 +2803,7 @@
           <w:rPr>
             <w:webHidden/>
           </w:rPr>
-          <w:t>25</w:t>
+          <w:t>29</w:t>
         </w:r>
         <w:r>
           <w:rPr>
@@ -2712,7 +2826,7 @@
           <w14:ligatures w14:val="standardContextual"/>
         </w:rPr>
       </w:pPr>
-      <w:hyperlink w:anchor="_Toc242359185" w:history="1">
+      <w:hyperlink w:anchor="_Toc242465773" w:history="1">
         <w:r>
           <w:rPr>
             <w:rStyle w:val="Hyperlink"/>
@@ -2735,7 +2849,7 @@
           <w:rPr>
             <w:webHidden/>
           </w:rPr>
-          <w:instrText xml:space="preserve"> PAGEREF _Toc242359185 \h </w:instrText>
+          <w:instrText xml:space="preserve"> PAGEREF _Toc242465773 \h </w:instrText>
         </w:r>
         <w:r>
           <w:rPr>
@@ -2752,7 +2866,7 @@
           <w:rPr>
             <w:webHidden/>
           </w:rPr>
-          <w:t>25</w:t>
+          <w:t>29</w:t>
         </w:r>
         <w:r>
           <w:rPr>
@@ -2775,7 +2889,7 @@
           <w14:ligatures w14:val="standardContextual"/>
         </w:rPr>
       </w:pPr>
-      <w:hyperlink w:anchor="_Toc242359186" w:history="1">
+      <w:hyperlink w:anchor="_Toc242465774" w:history="1">
         <w:r>
           <w:rPr>
             <w:rStyle w:val="Hyperlink"/>
@@ -2798,7 +2912,7 @@
           <w:rPr>
             <w:webHidden/>
           </w:rPr>
-          <w:instrText xml:space="preserve"> PAGEREF _Toc242359186 \h </w:instrText>
+          <w:instrText xml:space="preserve"> PAGEREF _Toc242465774 \h </w:instrText>
         </w:r>
         <w:r>
           <w:rPr>
@@ -2815,7 +2929,7 @@
           <w:rPr>
             <w:webHidden/>
           </w:rPr>
-          <w:t>25</w:t>
+          <w:t>29</w:t>
         </w:r>
         <w:r>
           <w:rPr>
@@ -2835,7 +2949,7 @@
         <w:pStyle w:val="Heading1"/>
         <w:pageBreakBefore/>
       </w:pPr>
-      <w:bookmarkStart w:id="0" w:name="_Toc242359148"/>
+      <w:bookmarkStart w:id="0" w:name="_Toc242465733"/>
       <w:r>
         <w:lastRenderedPageBreak/>
         <w:t>1. Introducción</w:t>
@@ -2844,25 +2958,12 @@
     </w:p>
     <w:p>
       <w:r>
-        <w:t xml:space="preserve">SIGMA (Sistema Integral de Gestión de Mantenimiento de Aire acondicionado) es una aplicación de escritorio para Windows desarrollada en C# con Windows </w:t>
-      </w:r>
-      <w:proofErr w:type="spellStart"/>
-      <w:r>
-        <w:t>Forms</w:t>
-      </w:r>
-      <w:proofErr w:type="spellEnd"/>
-      <w:r>
-        <w:t xml:space="preserve"> y SQL Server. Se construyó como proyecto de módulo para resolver el Problema 4: una empresa de mantenimiento de aire acondicionado que lleva sus contratos de mantenimiento preventivo, sus visitas de revisión, sus repuestos y la asignación de ingenieros en bitácoras físicas desorganizadas.</w:t>
-      </w:r>
-    </w:p>
-    <w:p>
-      <w:r>
-        <w:t>El sistema reemplaza esas bitácoras de papel por una base de datos centralizada. Con él, el administrador registra los contratos y los equipos de cada cliente, programa las visitas y les asigna un ingeniero; el ingeniero registra en una hoja de servicio lo que encontró, lo que hizo y los repuestos que consumió. Con eso queda un historial de mantenimiento de las instalaciones de cada cliente, que el administrador consulta cuando el cliente lo solicita.</w:t>
-      </w:r>
-    </w:p>
-    <w:p>
-      <w:r>
-        <w:t>Los clientes no usan el sistema: son las empresas dueñas de los contratos y de los equipos, y se registran como datos. Por eso el sistema tiene dos tipos de usuario, Administrador e Ingeniero.</w:t>
+        <w:t>SIGMA (Sistema Integral de Gestión de Mantenimiento de Aire acondicionado) es una aplicación de escritorio para Windows desarrollada en C# con Windows Forms y SQL Server. Se construyó como proyecto de módulo para resolver el Problema 4: una empresa de mantenimiento de aire acondicionado que lleva sus contratos de mantenimiento preventivo, sus visitas de revisión, sus repuestos y la asignación de ingenieros en bitácoras físicas desorganizadas.</w:t>
+      </w:r>
+    </w:p>
+    <w:p>
+      <w:r>
+        <w:t>El sistema reemplaza esas bitácoras de papel por una base de datos centralizada. Con él, el administrador registra los contratos y los equipos de cada cliente, programa las visitas y les asigna un ingeniero; el ingeniero registra en una hoja de servicio lo que encontró, lo que hizo y los repuestos que consumió; y el cliente corporativo consulta, desde su propio usuario, el historial de mantenimiento de sus instalaciones.</w:t>
       </w:r>
     </w:p>
     <w:p>
@@ -2880,7 +2981,7 @@
         <w:pStyle w:val="Heading1"/>
         <w:pageBreakBefore/>
       </w:pPr>
-      <w:bookmarkStart w:id="1" w:name="_Toc242359149"/>
+      <w:bookmarkStart w:id="1" w:name="_Toc242465734"/>
       <w:r>
         <w:lastRenderedPageBreak/>
         <w:t>2. Planteamiento del problema y objetivos</w:t>
@@ -2891,7 +2992,7 @@
       <w:pPr>
         <w:pStyle w:val="Heading2"/>
       </w:pPr>
-      <w:bookmarkStart w:id="2" w:name="_Toc242359150"/>
+      <w:bookmarkStart w:id="2" w:name="_Toc242465735"/>
       <w:r>
         <w:t>2.1 Problema</w:t>
       </w:r>
@@ -2899,14 +3000,14 @@
     </w:p>
     <w:p>
       <w:r>
-        <w:t>La empresa anota sus contratos, visitas y repuestos en bitácoras físicas. Eso provoca que no se sepa con certeza qué equipos cubre cada contrato, que una misma visita se agende dos veces o se olvide, que no quede registro confiable de lo que el ingeniero hizo en cada equipo, que el inventario de repuestos no coincida con lo que realmente se consumió y que, cuando un cliente pregunta por el historial de sus instalaciones, haya que buscarlo hoja por hoja.</w:t>
+        <w:t>La empresa anota sus contratos, visitas y repuestos en bitácoras físicas. Eso provoca que no se sepa con certeza qué equipos cubre cada contrato, que una misma visita se agende dos veces o se olvide, que no quede registro confiable de lo que el ingeniero hizo en cada equipo, que el inventario de repuestos no coincida con lo que realmente se consumió y que el cliente tenga que llamar por teléfono para conocer el historial de sus instalaciones.</w:t>
       </w:r>
     </w:p>
     <w:p>
       <w:pPr>
         <w:pStyle w:val="Heading2"/>
       </w:pPr>
-      <w:bookmarkStart w:id="3" w:name="_Toc242359151"/>
+      <w:bookmarkStart w:id="3" w:name="_Toc242465736"/>
       <w:r>
         <w:t>2.2 Objetivo general</w:t>
       </w:r>
@@ -2921,7 +3022,7 @@
       <w:pPr>
         <w:pStyle w:val="Heading2"/>
       </w:pPr>
-      <w:bookmarkStart w:id="4" w:name="_Toc242359152"/>
+      <w:bookmarkStart w:id="4" w:name="_Toc242465737"/>
       <w:r>
         <w:t>2.3 Objetivos específicos</w:t>
       </w:r>
@@ -2948,7 +3049,7 @@
         </w:numPr>
       </w:pPr>
       <w:r>
-        <w:t>Implementar un inicio de sesión con contraseñas cifradas con BCrypt.Net y dos roles: Administrador e Ingeniero.</w:t>
+        <w:t>Implementar un inicio de sesión con contraseñas cifradas con BCrypt.Net y tres roles: Administrador, Ingeniero y ClienteCorporativo.</w:t>
       </w:r>
     </w:p>
     <w:p>
@@ -3016,7 +3117,7 @@
         <w:pStyle w:val="Heading1"/>
         <w:pageBreakBefore/>
       </w:pPr>
-      <w:bookmarkStart w:id="5" w:name="_Toc242359153"/>
+      <w:bookmarkStart w:id="5" w:name="_Toc242465738"/>
       <w:r>
         <w:lastRenderedPageBreak/>
         <w:t>3. Levantamiento de requerimientos</w:t>
@@ -3027,7 +3128,7 @@
       <w:pPr>
         <w:pStyle w:val="Heading2"/>
       </w:pPr>
-      <w:bookmarkStart w:id="6" w:name="_Toc242359154"/>
+      <w:bookmarkStart w:id="6" w:name="_Toc242465739"/>
       <w:r>
         <w:t>3.1 Requerimientos funcionales</w:t>
       </w:r>
@@ -3156,21 +3257,7 @@
               <w:rPr>
                 <w:sz w:val="19"/>
               </w:rPr>
-              <w:t xml:space="preserve">Iniciar sesión con usuario y contraseña. La contraseña se compara contra su hash </w:t>
-            </w:r>
-            <w:proofErr w:type="spellStart"/>
-            <w:r>
-              <w:rPr>
-                <w:sz w:val="19"/>
-              </w:rPr>
-              <w:t>BCrypt</w:t>
-            </w:r>
-            <w:proofErr w:type="spellEnd"/>
-            <w:r>
-              <w:rPr>
-                <w:sz w:val="19"/>
-              </w:rPr>
-              <w:t>.</w:t>
+              <w:t>Iniciar sesión con usuario y contraseña. La contraseña se compara contra su hash BCrypt.</w:t>
             </w:r>
           </w:p>
         </w:tc>
@@ -3443,7 +3530,7 @@
               <w:rPr>
                 <w:sz w:val="19"/>
               </w:rPr>
-              <w:t>Gestionar clientes (CRUD): las empresas dueñas de los contratos. Se registran como datos; no tienen usuario.</w:t>
+              <w:t>Gestionar clientes corporativos (CRUD).</w:t>
             </w:r>
           </w:p>
         </w:tc>
@@ -3879,7 +3966,7 @@
               <w:rPr>
                 <w:sz w:val="19"/>
               </w:rPr>
-              <w:t>Consultar el historial de mantenimiento de las instalaciones de cada cliente, buscando por cliente, equipo, ingeniero o estado, y ver el detalle de cada hoja de servicio.</w:t>
+              <w:t>Consultar los contratos y los equipos de su propia empresa.</w:t>
             </w:r>
           </w:p>
         </w:tc>
@@ -3896,7 +3983,7 @@
               <w:rPr>
                 <w:sz w:val="19"/>
               </w:rPr>
-              <w:t>Administrador</w:t>
+              <w:t>ClienteCorporativo</w:t>
             </w:r>
           </w:p>
         </w:tc>
@@ -3933,6 +4020,61 @@
               <w:rPr>
                 <w:sz w:val="19"/>
               </w:rPr>
+              <w:t>Consultar el historial de mantenimiento de sus instalaciones y el detalle de cada hoja de servicio.</w:t>
+            </w:r>
+          </w:p>
+        </w:tc>
+        <w:tc>
+          <w:tcPr>
+            <w:tcW w:w="2000" w:type="dxa"/>
+          </w:tcPr>
+          <w:p>
+            <w:pPr>
+              <w:spacing w:after="0"/>
+            </w:pPr>
+            <w:r>
+              <w:rPr>
+                <w:sz w:val="19"/>
+              </w:rPr>
+              <w:t>ClienteCorporativo</w:t>
+            </w:r>
+          </w:p>
+        </w:tc>
+      </w:tr>
+      <w:tr>
+        <w:trPr>
+          <w:cantSplit/>
+        </w:trPr>
+        <w:tc>
+          <w:tcPr>
+            <w:tcW w:w="950" w:type="dxa"/>
+            <w:shd w:val="clear" w:color="auto" w:fill="F3F7FB"/>
+          </w:tcPr>
+          <w:p>
+            <w:pPr>
+              <w:spacing w:after="0"/>
+            </w:pPr>
+            <w:r>
+              <w:rPr>
+                <w:sz w:val="19"/>
+              </w:rPr>
+              <w:t>RF-16</w:t>
+            </w:r>
+          </w:p>
+        </w:tc>
+        <w:tc>
+          <w:tcPr>
+            <w:tcW w:w="6410" w:type="dxa"/>
+            <w:shd w:val="clear" w:color="auto" w:fill="F3F7FB"/>
+          </w:tcPr>
+          <w:p>
+            <w:pPr>
+              <w:spacing w:after="0"/>
+            </w:pPr>
+            <w:r>
+              <w:rPr>
+                <w:sz w:val="19"/>
+              </w:rPr>
               <w:t>Guardar en una bitácora quién hizo cada acción y cuándo, y permitir consultarla.</w:t>
             </w:r>
           </w:p>
@@ -3940,6 +4082,7 @@
         <w:tc>
           <w:tcPr>
             <w:tcW w:w="2000" w:type="dxa"/>
+            <w:shd w:val="clear" w:color="auto" w:fill="F3F7FB"/>
           </w:tcPr>
           <w:p>
             <w:pPr>
@@ -3964,7 +4107,7 @@
       <w:pPr>
         <w:pStyle w:val="Heading2"/>
       </w:pPr>
-      <w:bookmarkStart w:id="7" w:name="_Toc242359155"/>
+      <w:bookmarkStart w:id="7" w:name="_Toc242465740"/>
       <w:r>
         <w:t>3.2 Requerimientos no funcionales</w:t>
       </w:r>
@@ -4148,21 +4291,7 @@
               <w:rPr>
                 <w:sz w:val="19"/>
               </w:rPr>
-              <w:t>Todas las consultas usan parámetros (</w:t>
-            </w:r>
-            <w:proofErr w:type="spellStart"/>
-            <w:r>
-              <w:rPr>
-                <w:sz w:val="19"/>
-              </w:rPr>
-              <w:t>SqlParameter</w:t>
-            </w:r>
-            <w:proofErr w:type="spellEnd"/>
-            <w:r>
-              <w:rPr>
-                <w:sz w:val="19"/>
-              </w:rPr>
-              <w:t>), lo que evita la inyección de SQL.</w:t>
+              <w:t>Todas las consultas usan parámetros (SqlParameter), lo que evita la inyección de SQL.</w:t>
             </w:r>
           </w:p>
         </w:tc>
@@ -4184,7 +4313,6 @@
               <w:rPr>
                 <w:sz w:val="19"/>
               </w:rPr>
-              <w:lastRenderedPageBreak/>
               <w:t>RNF-04</w:t>
             </w:r>
           </w:p>
@@ -4202,21 +4330,7 @@
               <w:rPr>
                 <w:sz w:val="19"/>
               </w:rPr>
-              <w:t xml:space="preserve">Las operaciones con la base de datos se protegen con Try-Catch y los errores se informan con </w:t>
-            </w:r>
-            <w:proofErr w:type="spellStart"/>
-            <w:r>
-              <w:rPr>
-                <w:sz w:val="19"/>
-              </w:rPr>
-              <w:t>MessageBox</w:t>
-            </w:r>
-            <w:proofErr w:type="spellEnd"/>
-            <w:r>
-              <w:rPr>
-                <w:sz w:val="19"/>
-              </w:rPr>
-              <w:t>.</w:t>
+              <w:t>Las operaciones con la base de datos se protegen con Try-Catch y los errores se informan con MessageBox.</w:t>
             </w:r>
           </w:p>
         </w:tc>
@@ -4237,6 +4351,7 @@
               <w:rPr>
                 <w:sz w:val="19"/>
               </w:rPr>
+              <w:lastRenderedPageBreak/>
               <w:t>RNF-05</w:t>
             </w:r>
           </w:p>
@@ -4368,21 +4483,7 @@
               <w:rPr>
                 <w:sz w:val="19"/>
               </w:rPr>
-              <w:t xml:space="preserve">La interfaz es coherente: mismos colores, </w:t>
-            </w:r>
-            <w:proofErr w:type="gramStart"/>
-            <w:r>
-              <w:rPr>
-                <w:sz w:val="19"/>
-              </w:rPr>
-              <w:t>mismos botones y mismos mensajes</w:t>
-            </w:r>
-            <w:proofErr w:type="gramEnd"/>
-            <w:r>
-              <w:rPr>
-                <w:sz w:val="19"/>
-              </w:rPr>
-              <w:t xml:space="preserve"> en todas las pantallas.</w:t>
+              <w:t>La interfaz es coherente: mismos colores, mismos botones y mismos mensajes en todas las pantallas.</w:t>
             </w:r>
           </w:p>
         </w:tc>
@@ -4474,7 +4575,7 @@
         <w:pStyle w:val="Heading1"/>
         <w:pageBreakBefore/>
       </w:pPr>
-      <w:bookmarkStart w:id="8" w:name="_Toc242359156"/>
+      <w:bookmarkStart w:id="8" w:name="_Toc242465741"/>
       <w:r>
         <w:lastRenderedPageBreak/>
         <w:t>4. Arquitectura del sistema</w:t>
@@ -4485,7 +4586,7 @@
       <w:pPr>
         <w:pStyle w:val="Heading2"/>
       </w:pPr>
-      <w:bookmarkStart w:id="9" w:name="_Toc242359157"/>
+      <w:bookmarkStart w:id="9" w:name="_Toc242465742"/>
       <w:r>
         <w:t>4.1 Arquitectura Modelo-Vista</w:t>
       </w:r>
@@ -4636,49 +4737,7 @@
               <w:rPr>
                 <w:sz w:val="19"/>
               </w:rPr>
-              <w:t>Conexión a SQL Server, clases de entidad (Usuario, Contrato, Equipo...) y clases de datos (</w:t>
-            </w:r>
-            <w:proofErr w:type="spellStart"/>
-            <w:r>
-              <w:rPr>
-                <w:sz w:val="19"/>
-              </w:rPr>
-              <w:t>UsuarioDatos</w:t>
-            </w:r>
-            <w:proofErr w:type="spellEnd"/>
-            <w:r>
-              <w:rPr>
-                <w:sz w:val="19"/>
-              </w:rPr>
-              <w:t xml:space="preserve">, </w:t>
-            </w:r>
-            <w:proofErr w:type="spellStart"/>
-            <w:r>
-              <w:rPr>
-                <w:sz w:val="19"/>
-              </w:rPr>
-              <w:t>ContratoDatos</w:t>
-            </w:r>
-            <w:proofErr w:type="spellEnd"/>
-            <w:r>
-              <w:rPr>
-                <w:sz w:val="19"/>
-              </w:rPr>
-              <w:t xml:space="preserve">...) con las consultas INSERT, SELECT, UPDATE y DELETE. También el cifrado </w:t>
-            </w:r>
-            <w:proofErr w:type="spellStart"/>
-            <w:r>
-              <w:rPr>
-                <w:sz w:val="19"/>
-              </w:rPr>
-              <w:t>BCrypt</w:t>
-            </w:r>
-            <w:proofErr w:type="spellEnd"/>
-            <w:r>
-              <w:rPr>
-                <w:sz w:val="19"/>
-              </w:rPr>
-              <w:t>, la sesión actual y la traducción de errores de SQL.</w:t>
+              <w:t>Conexión a SQL Server, clases de entidad (Usuario, Contrato, Equipo...) y clases de datos (UsuarioDatos, ContratoDatos...) con las consultas INSERT, SELECT, UPDATE y DELETE. También el cifrado BCrypt, la sesión actual y la traducción de errores de SQL.</w:t>
             </w:r>
           </w:p>
         </w:tc>
@@ -4718,16 +4777,8 @@
               <w:rPr>
                 <w:sz w:val="19"/>
               </w:rPr>
-              <w:t xml:space="preserve">Aplicación Windows </w:t>
-            </w:r>
-            <w:proofErr w:type="spellStart"/>
-            <w:r>
-              <w:rPr>
-                <w:sz w:val="19"/>
-              </w:rPr>
-              <w:t>Forms</w:t>
-            </w:r>
-            <w:proofErr w:type="spellEnd"/>
+              <w:t>Aplicación Windows Forms</w:t>
+            </w:r>
           </w:p>
         </w:tc>
         <w:tc>
@@ -4743,21 +4794,7 @@
               <w:rPr>
                 <w:sz w:val="19"/>
               </w:rPr>
-              <w:t>Formularios, validación de lo que escribe el usuario, mensajes (</w:t>
-            </w:r>
-            <w:proofErr w:type="spellStart"/>
-            <w:r>
-              <w:rPr>
-                <w:sz w:val="19"/>
-              </w:rPr>
-              <w:t>MessageBox</w:t>
-            </w:r>
-            <w:proofErr w:type="spellEnd"/>
-            <w:r>
-              <w:rPr>
-                <w:sz w:val="19"/>
-              </w:rPr>
-              <w:t>) y estilos. Los formularios nunca escriben SQL: llaman a las clases de datos del Modelo.</w:t>
+              <w:t>Formularios, validación de lo que escribe el usuario, mensajes (MessageBox) y estilos. Los formularios nunca escriben SQL: llaman a las clases de datos del Modelo.</w:t>
             </w:r>
           </w:p>
         </w:tc>
@@ -4770,15 +4807,7 @@
     </w:p>
     <w:p>
       <w:r>
-        <w:t xml:space="preserve">Cada entidad tiene dos clases en el Modelo: la clase con sus propiedades (por </w:t>
-      </w:r>
-      <w:proofErr w:type="gramStart"/>
-      <w:r>
-        <w:t>ejemplo</w:t>
-      </w:r>
-      <w:proofErr w:type="gramEnd"/>
-      <w:r>
-        <w:t xml:space="preserve"> </w:t>
+        <w:t xml:space="preserve">Cada entidad tiene dos clases en el Modelo: la clase con sus propiedades (por ejemplo </w:t>
       </w:r>
       <w:r>
         <w:rPr>
@@ -4787,24 +4816,14 @@
         <w:t>Contrato</w:t>
       </w:r>
       <w:r>
-        <w:t xml:space="preserve">) y la clase estática con sus operaciones sobre la base (por </w:t>
-      </w:r>
-      <w:proofErr w:type="gramStart"/>
-      <w:r>
-        <w:t>ejemplo</w:t>
-      </w:r>
-      <w:proofErr w:type="gramEnd"/>
-      <w:r>
-        <w:t xml:space="preserve"> </w:t>
-      </w:r>
-      <w:proofErr w:type="spellStart"/>
+        <w:t xml:space="preserve">) y la clase estática con sus operaciones sobre la base (por ejemplo </w:t>
+      </w:r>
       <w:r>
         <w:rPr>
           <w:b/>
         </w:rPr>
         <w:t>ContratoDatos</w:t>
       </w:r>
-      <w:proofErr w:type="spellEnd"/>
       <w:r>
         <w:t>, con los métodos Listar, Insertar, Actualizar y Eliminar). Cada formulario de la Vista corresponde a un módulo del menú.</w:t>
       </w:r>
@@ -4813,7 +4832,7 @@
       <w:pPr>
         <w:pStyle w:val="Heading2"/>
       </w:pPr>
-      <w:bookmarkStart w:id="10" w:name="_Toc242359158"/>
+      <w:bookmarkStart w:id="10" w:name="_Toc242465743"/>
       <w:r>
         <w:t>4.2 Estructura de carpetas</w:t>
       </w:r>
@@ -5020,7 +5039,7 @@
       <w:pPr>
         <w:pStyle w:val="Heading2"/>
       </w:pPr>
-      <w:bookmarkStart w:id="11" w:name="_Toc242359159"/>
+      <w:bookmarkStart w:id="11" w:name="_Toc242465744"/>
       <w:r>
         <w:lastRenderedPageBreak/>
         <w:t>4.3 Tecnologías utilizadas</w:t>
@@ -5151,16 +5170,8 @@
               <w:rPr>
                 <w:sz w:val="19"/>
               </w:rPr>
-              <w:t xml:space="preserve">Windows </w:t>
-            </w:r>
-            <w:proofErr w:type="spellStart"/>
-            <w:r>
-              <w:rPr>
-                <w:sz w:val="19"/>
-              </w:rPr>
-              <w:t>Forms</w:t>
-            </w:r>
-            <w:proofErr w:type="spellEnd"/>
+              <w:t>Windows Forms</w:t>
+            </w:r>
           </w:p>
         </w:tc>
         <w:tc>
@@ -5230,34 +5241,12 @@
           <w:p>
             <w:pPr>
               <w:spacing w:after="0"/>
-              <w:rPr>
-                <w:lang w:val="en-US"/>
-              </w:rPr>
-            </w:pPr>
-            <w:r>
-              <w:rPr>
-                <w:sz w:val="19"/>
-                <w:lang w:val="en-US"/>
-              </w:rPr>
-              <w:t>ADO.NET (</w:t>
-            </w:r>
-            <w:proofErr w:type="spellStart"/>
-            <w:proofErr w:type="gramStart"/>
-            <w:r>
-              <w:rPr>
-                <w:sz w:val="19"/>
-                <w:lang w:val="en-US"/>
-              </w:rPr>
-              <w:t>System.Data.SqlClient</w:t>
-            </w:r>
-            <w:proofErr w:type="spellEnd"/>
-            <w:proofErr w:type="gramEnd"/>
-            <w:r>
-              <w:rPr>
-                <w:sz w:val="19"/>
-                <w:lang w:val="en-US"/>
-              </w:rPr>
-              <w:t>)</w:t>
+            </w:pPr>
+            <w:r>
+              <w:rPr>
+                <w:sz w:val="19"/>
+              </w:rPr>
+              <w:t>ADO.NET (System.Data.SqlClient)</w:t>
             </w:r>
           </w:p>
         </w:tc>
@@ -5403,7 +5392,7 @@
         <w:pStyle w:val="Heading1"/>
         <w:pageBreakBefore/>
       </w:pPr>
-      <w:bookmarkStart w:id="12" w:name="_Toc242359160"/>
+      <w:bookmarkStart w:id="12" w:name="_Toc242465745"/>
       <w:r>
         <w:lastRenderedPageBreak/>
         <w:t>5. Roles y permisos</w:t>
@@ -5432,39 +5421,19 @@
       <w:r>
         <w:t xml:space="preserve"> (las acciones que el sistema sabe controlar) y </w:t>
       </w:r>
-      <w:proofErr w:type="spellStart"/>
       <w:r>
         <w:rPr>
           <w:b/>
         </w:rPr>
         <w:t>RolesPermisos</w:t>
       </w:r>
-      <w:proofErr w:type="spellEnd"/>
       <w:r>
         <w:t xml:space="preserve"> (qué permisos tiene cada rol). Cada usuario tiene un rol; al iniciar sesión el programa carga los permisos de ese rol y con ellos decide qué botones del menú mostrar y qué acciones permitir.</w:t>
       </w:r>
     </w:p>
     <w:p>
       <w:r>
-        <w:t xml:space="preserve">El sistema tiene dos roles: </w:t>
-      </w:r>
-      <w:r>
-        <w:rPr>
-          <w:b/>
-        </w:rPr>
-        <w:t>Administrador</w:t>
-      </w:r>
-      <w:r>
-        <w:t xml:space="preserve"> e </w:t>
-      </w:r>
-      <w:r>
-        <w:rPr>
-          <w:b/>
-        </w:rPr>
-        <w:t>Ingeniero</w:t>
-      </w:r>
-      <w:r>
-        <w:t xml:space="preserve">. Los clientes no tienen rol ni usuario, porque nunca interactúan directamente con el sistema. El administrador puede cambiar los permisos del rol Ingeniero desde la pantalla </w:t>
+        <w:t xml:space="preserve">El administrador puede cambiar los permisos de los roles Ingeniero y ClienteCorporativo desde la pantalla </w:t>
       </w:r>
       <w:r>
         <w:rPr>
@@ -5497,10 +5466,11 @@
         <w:tblLook w:val="04A0" w:firstRow="1" w:lastRow="0" w:firstColumn="1" w:lastColumn="0" w:noHBand="0" w:noVBand="1"/>
       </w:tblPr>
       <w:tblGrid>
-        <w:gridCol w:w="1900"/>
-        <w:gridCol w:w="4560"/>
-        <w:gridCol w:w="1500"/>
-        <w:gridCol w:w="1400"/>
+        <w:gridCol w:w="1650"/>
+        <w:gridCol w:w="3850"/>
+        <w:gridCol w:w="1350"/>
+        <w:gridCol w:w="1150"/>
+        <w:gridCol w:w="1360"/>
       </w:tblGrid>
       <w:tr>
         <w:trPr>
@@ -5509,7 +5479,7 @@
         </w:trPr>
         <w:tc>
           <w:tcPr>
-            <w:tcW w:w="1900" w:type="dxa"/>
+            <w:tcW w:w="1650" w:type="dxa"/>
             <w:shd w:val="clear" w:color="auto" w:fill="0B2545"/>
             <w:vAlign w:val="center"/>
           </w:tcPr>
@@ -5529,7 +5499,7 @@
         </w:tc>
         <w:tc>
           <w:tcPr>
-            <w:tcW w:w="4560" w:type="dxa"/>
+            <w:tcW w:w="3850" w:type="dxa"/>
             <w:shd w:val="clear" w:color="auto" w:fill="0B2545"/>
             <w:vAlign w:val="center"/>
           </w:tcPr>
@@ -5549,7 +5519,7 @@
         </w:tc>
         <w:tc>
           <w:tcPr>
-            <w:tcW w:w="1500" w:type="dxa"/>
+            <w:tcW w:w="1350" w:type="dxa"/>
             <w:shd w:val="clear" w:color="auto" w:fill="0B2545"/>
             <w:vAlign w:val="center"/>
           </w:tcPr>
@@ -5570,7 +5540,7 @@
         </w:tc>
         <w:tc>
           <w:tcPr>
-            <w:tcW w:w="1400" w:type="dxa"/>
+            <w:tcW w:w="1150" w:type="dxa"/>
             <w:shd w:val="clear" w:color="auto" w:fill="0B2545"/>
             <w:vAlign w:val="center"/>
           </w:tcPr>
@@ -5586,6 +5556,27 @@
                 <w:sz w:val="19"/>
               </w:rPr>
               <w:t>Ingeniero</w:t>
+            </w:r>
+          </w:p>
+        </w:tc>
+        <w:tc>
+          <w:tcPr>
+            <w:tcW w:w="1360" w:type="dxa"/>
+            <w:shd w:val="clear" w:color="auto" w:fill="0B2545"/>
+            <w:vAlign w:val="center"/>
+          </w:tcPr>
+          <w:p>
+            <w:pPr>
+              <w:spacing w:after="0"/>
+              <w:jc w:val="center"/>
+            </w:pPr>
+            <w:r>
+              <w:rPr>
+                <w:b/>
+                <w:color w:val="FFFFFF"/>
+                <w:sz w:val="19"/>
+              </w:rPr>
+              <w:t>Cliente Corporativo</w:t>
             </w:r>
           </w:p>
         </w:tc>
@@ -5596,7 +5587,7 @@
         </w:trPr>
         <w:tc>
           <w:tcPr>
-            <w:tcW w:w="1900" w:type="dxa"/>
+            <w:tcW w:w="1650" w:type="dxa"/>
           </w:tcPr>
           <w:p>
             <w:pPr>
@@ -5612,7 +5603,7 @@
         </w:tc>
         <w:tc>
           <w:tcPr>
-            <w:tcW w:w="4560" w:type="dxa"/>
+            <w:tcW w:w="3850" w:type="dxa"/>
           </w:tcPr>
           <w:p>
             <w:pPr>
@@ -5628,7 +5619,7 @@
         </w:tc>
         <w:tc>
           <w:tcPr>
-            <w:tcW w:w="1500" w:type="dxa"/>
+            <w:tcW w:w="1350" w:type="dxa"/>
           </w:tcPr>
           <w:p>
             <w:pPr>
@@ -5645,7 +5636,7 @@
         </w:tc>
         <w:tc>
           <w:tcPr>
-            <w:tcW w:w="1400" w:type="dxa"/>
+            <w:tcW w:w="1150" w:type="dxa"/>
           </w:tcPr>
           <w:p>
             <w:pPr>
@@ -5657,6 +5648,23 @@
                 <w:sz w:val="19"/>
               </w:rPr>
               <w:t>—</w:t>
+            </w:r>
+          </w:p>
+        </w:tc>
+        <w:tc>
+          <w:tcPr>
+            <w:tcW w:w="1360" w:type="dxa"/>
+          </w:tcPr>
+          <w:p>
+            <w:pPr>
+              <w:spacing w:after="0"/>
+              <w:jc w:val="center"/>
+            </w:pPr>
+            <w:r>
+              <w:rPr>
+                <w:sz w:val="19"/>
+              </w:rPr>
+              <w:t>Sí</w:t>
             </w:r>
           </w:p>
         </w:tc>
@@ -5667,7 +5675,7 @@
         </w:trPr>
         <w:tc>
           <w:tcPr>
-            <w:tcW w:w="1900" w:type="dxa"/>
+            <w:tcW w:w="1650" w:type="dxa"/>
             <w:shd w:val="clear" w:color="auto" w:fill="F3F7FB"/>
           </w:tcPr>
           <w:p>
@@ -5684,7 +5692,7 @@
         </w:tc>
         <w:tc>
           <w:tcPr>
-            <w:tcW w:w="4560" w:type="dxa"/>
+            <w:tcW w:w="3850" w:type="dxa"/>
             <w:shd w:val="clear" w:color="auto" w:fill="F3F7FB"/>
           </w:tcPr>
           <w:p>
@@ -5701,7 +5709,7 @@
         </w:tc>
         <w:tc>
           <w:tcPr>
-            <w:tcW w:w="1500" w:type="dxa"/>
+            <w:tcW w:w="1350" w:type="dxa"/>
             <w:shd w:val="clear" w:color="auto" w:fill="F3F7FB"/>
           </w:tcPr>
           <w:p>
@@ -5719,7 +5727,25 @@
         </w:tc>
         <w:tc>
           <w:tcPr>
-            <w:tcW w:w="1400" w:type="dxa"/>
+            <w:tcW w:w="1150" w:type="dxa"/>
+            <w:shd w:val="clear" w:color="auto" w:fill="F3F7FB"/>
+          </w:tcPr>
+          <w:p>
+            <w:pPr>
+              <w:spacing w:after="0"/>
+              <w:jc w:val="center"/>
+            </w:pPr>
+            <w:r>
+              <w:rPr>
+                <w:sz w:val="19"/>
+              </w:rPr>
+              <w:t>—</w:t>
+            </w:r>
+          </w:p>
+        </w:tc>
+        <w:tc>
+          <w:tcPr>
+            <w:tcW w:w="1360" w:type="dxa"/>
             <w:shd w:val="clear" w:color="auto" w:fill="F3F7FB"/>
           </w:tcPr>
           <w:p>
@@ -5742,7 +5768,7 @@
         </w:trPr>
         <w:tc>
           <w:tcPr>
-            <w:tcW w:w="1900" w:type="dxa"/>
+            <w:tcW w:w="1650" w:type="dxa"/>
           </w:tcPr>
           <w:p>
             <w:pPr>
@@ -5758,7 +5784,7 @@
         </w:tc>
         <w:tc>
           <w:tcPr>
-            <w:tcW w:w="4560" w:type="dxa"/>
+            <w:tcW w:w="3850" w:type="dxa"/>
           </w:tcPr>
           <w:p>
             <w:pPr>
@@ -5774,7 +5800,7 @@
         </w:tc>
         <w:tc>
           <w:tcPr>
-            <w:tcW w:w="1500" w:type="dxa"/>
+            <w:tcW w:w="1350" w:type="dxa"/>
           </w:tcPr>
           <w:p>
             <w:pPr>
@@ -5791,7 +5817,24 @@
         </w:tc>
         <w:tc>
           <w:tcPr>
-            <w:tcW w:w="1400" w:type="dxa"/>
+            <w:tcW w:w="1150" w:type="dxa"/>
+          </w:tcPr>
+          <w:p>
+            <w:pPr>
+              <w:spacing w:after="0"/>
+              <w:jc w:val="center"/>
+            </w:pPr>
+            <w:r>
+              <w:rPr>
+                <w:sz w:val="19"/>
+              </w:rPr>
+              <w:t>Sí</w:t>
+            </w:r>
+          </w:p>
+        </w:tc>
+        <w:tc>
+          <w:tcPr>
+            <w:tcW w:w="1360" w:type="dxa"/>
           </w:tcPr>
           <w:p>
             <w:pPr>
@@ -5813,7 +5856,7 @@
         </w:trPr>
         <w:tc>
           <w:tcPr>
-            <w:tcW w:w="1900" w:type="dxa"/>
+            <w:tcW w:w="1650" w:type="dxa"/>
             <w:shd w:val="clear" w:color="auto" w:fill="F3F7FB"/>
           </w:tcPr>
           <w:p>
@@ -5830,7 +5873,7 @@
         </w:tc>
         <w:tc>
           <w:tcPr>
-            <w:tcW w:w="4560" w:type="dxa"/>
+            <w:tcW w:w="3850" w:type="dxa"/>
             <w:shd w:val="clear" w:color="auto" w:fill="F3F7FB"/>
           </w:tcPr>
           <w:p>
@@ -5847,7 +5890,7 @@
         </w:tc>
         <w:tc>
           <w:tcPr>
-            <w:tcW w:w="1500" w:type="dxa"/>
+            <w:tcW w:w="1350" w:type="dxa"/>
             <w:shd w:val="clear" w:color="auto" w:fill="F3F7FB"/>
           </w:tcPr>
           <w:p>
@@ -5865,7 +5908,25 @@
         </w:tc>
         <w:tc>
           <w:tcPr>
-            <w:tcW w:w="1400" w:type="dxa"/>
+            <w:tcW w:w="1150" w:type="dxa"/>
+            <w:shd w:val="clear" w:color="auto" w:fill="F3F7FB"/>
+          </w:tcPr>
+          <w:p>
+            <w:pPr>
+              <w:spacing w:after="0"/>
+              <w:jc w:val="center"/>
+            </w:pPr>
+            <w:r>
+              <w:rPr>
+                <w:sz w:val="19"/>
+              </w:rPr>
+              <w:t>—</w:t>
+            </w:r>
+          </w:p>
+        </w:tc>
+        <w:tc>
+          <w:tcPr>
+            <w:tcW w:w="1360" w:type="dxa"/>
             <w:shd w:val="clear" w:color="auto" w:fill="F3F7FB"/>
           </w:tcPr>
           <w:p>
@@ -5888,7 +5949,7 @@
         </w:trPr>
         <w:tc>
           <w:tcPr>
-            <w:tcW w:w="1900" w:type="dxa"/>
+            <w:tcW w:w="1650" w:type="dxa"/>
           </w:tcPr>
           <w:p>
             <w:pPr>
@@ -5904,7 +5965,7 @@
         </w:tc>
         <w:tc>
           <w:tcPr>
-            <w:tcW w:w="4560" w:type="dxa"/>
+            <w:tcW w:w="3850" w:type="dxa"/>
           </w:tcPr>
           <w:p>
             <w:pPr>
@@ -5920,7 +5981,7 @@
         </w:tc>
         <w:tc>
           <w:tcPr>
-            <w:tcW w:w="1500" w:type="dxa"/>
+            <w:tcW w:w="1350" w:type="dxa"/>
           </w:tcPr>
           <w:p>
             <w:pPr>
@@ -5937,7 +5998,7 @@
         </w:tc>
         <w:tc>
           <w:tcPr>
-            <w:tcW w:w="1400" w:type="dxa"/>
+            <w:tcW w:w="1150" w:type="dxa"/>
           </w:tcPr>
           <w:p>
             <w:pPr>
@@ -5949,6 +6010,23 @@
                 <w:sz w:val="19"/>
               </w:rPr>
               <w:t>Sí</w:t>
+            </w:r>
+          </w:p>
+        </w:tc>
+        <w:tc>
+          <w:tcPr>
+            <w:tcW w:w="1360" w:type="dxa"/>
+          </w:tcPr>
+          <w:p>
+            <w:pPr>
+              <w:spacing w:after="0"/>
+              <w:jc w:val="center"/>
+            </w:pPr>
+            <w:r>
+              <w:rPr>
+                <w:sz w:val="19"/>
+              </w:rPr>
+              <w:t>—</w:t>
             </w:r>
           </w:p>
         </w:tc>
@@ -5959,7 +6037,7 @@
         </w:trPr>
         <w:tc>
           <w:tcPr>
-            <w:tcW w:w="1900" w:type="dxa"/>
+            <w:tcW w:w="1650" w:type="dxa"/>
             <w:shd w:val="clear" w:color="auto" w:fill="F3F7FB"/>
           </w:tcPr>
           <w:p>
@@ -5976,7 +6054,7 @@
         </w:tc>
         <w:tc>
           <w:tcPr>
-            <w:tcW w:w="4560" w:type="dxa"/>
+            <w:tcW w:w="3850" w:type="dxa"/>
             <w:shd w:val="clear" w:color="auto" w:fill="F3F7FB"/>
           </w:tcPr>
           <w:p>
@@ -5993,7 +6071,7 @@
         </w:tc>
         <w:tc>
           <w:tcPr>
-            <w:tcW w:w="1500" w:type="dxa"/>
+            <w:tcW w:w="1350" w:type="dxa"/>
             <w:shd w:val="clear" w:color="auto" w:fill="F3F7FB"/>
           </w:tcPr>
           <w:p>
@@ -6011,7 +6089,25 @@
         </w:tc>
         <w:tc>
           <w:tcPr>
-            <w:tcW w:w="1400" w:type="dxa"/>
+            <w:tcW w:w="1150" w:type="dxa"/>
+            <w:shd w:val="clear" w:color="auto" w:fill="F3F7FB"/>
+          </w:tcPr>
+          <w:p>
+            <w:pPr>
+              <w:spacing w:after="0"/>
+              <w:jc w:val="center"/>
+            </w:pPr>
+            <w:r>
+              <w:rPr>
+                <w:sz w:val="19"/>
+              </w:rPr>
+              <w:t>—</w:t>
+            </w:r>
+          </w:p>
+        </w:tc>
+        <w:tc>
+          <w:tcPr>
+            <w:tcW w:w="1360" w:type="dxa"/>
             <w:shd w:val="clear" w:color="auto" w:fill="F3F7FB"/>
           </w:tcPr>
           <w:p>
@@ -6034,7 +6130,7 @@
         </w:trPr>
         <w:tc>
           <w:tcPr>
-            <w:tcW w:w="1900" w:type="dxa"/>
+            <w:tcW w:w="1650" w:type="dxa"/>
           </w:tcPr>
           <w:p>
             <w:pPr>
@@ -6050,7 +6146,7 @@
         </w:tc>
         <w:tc>
           <w:tcPr>
-            <w:tcW w:w="4560" w:type="dxa"/>
+            <w:tcW w:w="3850" w:type="dxa"/>
           </w:tcPr>
           <w:p>
             <w:pPr>
@@ -6066,7 +6162,7 @@
         </w:tc>
         <w:tc>
           <w:tcPr>
-            <w:tcW w:w="1500" w:type="dxa"/>
+            <w:tcW w:w="1350" w:type="dxa"/>
           </w:tcPr>
           <w:p>
             <w:pPr>
@@ -6083,7 +6179,24 @@
         </w:tc>
         <w:tc>
           <w:tcPr>
-            <w:tcW w:w="1400" w:type="dxa"/>
+            <w:tcW w:w="1150" w:type="dxa"/>
+          </w:tcPr>
+          <w:p>
+            <w:pPr>
+              <w:spacing w:after="0"/>
+              <w:jc w:val="center"/>
+            </w:pPr>
+            <w:r>
+              <w:rPr>
+                <w:sz w:val="19"/>
+              </w:rPr>
+              <w:t>Sí</w:t>
+            </w:r>
+          </w:p>
+        </w:tc>
+        <w:tc>
+          <w:tcPr>
+            <w:tcW w:w="1360" w:type="dxa"/>
           </w:tcPr>
           <w:p>
             <w:pPr>
@@ -6105,7 +6218,7 @@
         </w:trPr>
         <w:tc>
           <w:tcPr>
-            <w:tcW w:w="1900" w:type="dxa"/>
+            <w:tcW w:w="1650" w:type="dxa"/>
             <w:shd w:val="clear" w:color="auto" w:fill="F3F7FB"/>
           </w:tcPr>
           <w:p>
@@ -6122,7 +6235,7 @@
         </w:tc>
         <w:tc>
           <w:tcPr>
-            <w:tcW w:w="4560" w:type="dxa"/>
+            <w:tcW w:w="3850" w:type="dxa"/>
             <w:shd w:val="clear" w:color="auto" w:fill="F3F7FB"/>
           </w:tcPr>
           <w:p>
@@ -6139,7 +6252,7 @@
         </w:tc>
         <w:tc>
           <w:tcPr>
-            <w:tcW w:w="1500" w:type="dxa"/>
+            <w:tcW w:w="1350" w:type="dxa"/>
             <w:shd w:val="clear" w:color="auto" w:fill="F3F7FB"/>
           </w:tcPr>
           <w:p>
@@ -6157,7 +6270,25 @@
         </w:tc>
         <w:tc>
           <w:tcPr>
-            <w:tcW w:w="1400" w:type="dxa"/>
+            <w:tcW w:w="1150" w:type="dxa"/>
+            <w:shd w:val="clear" w:color="auto" w:fill="F3F7FB"/>
+          </w:tcPr>
+          <w:p>
+            <w:pPr>
+              <w:spacing w:after="0"/>
+              <w:jc w:val="center"/>
+            </w:pPr>
+            <w:r>
+              <w:rPr>
+                <w:sz w:val="19"/>
+              </w:rPr>
+              <w:t>—</w:t>
+            </w:r>
+          </w:p>
+        </w:tc>
+        <w:tc>
+          <w:tcPr>
+            <w:tcW w:w="1360" w:type="dxa"/>
             <w:shd w:val="clear" w:color="auto" w:fill="F3F7FB"/>
           </w:tcPr>
           <w:p>
@@ -6180,7 +6311,7 @@
         </w:trPr>
         <w:tc>
           <w:tcPr>
-            <w:tcW w:w="1900" w:type="dxa"/>
+            <w:tcW w:w="1650" w:type="dxa"/>
           </w:tcPr>
           <w:p>
             <w:pPr>
@@ -6196,7 +6327,7 @@
         </w:tc>
         <w:tc>
           <w:tcPr>
-            <w:tcW w:w="4560" w:type="dxa"/>
+            <w:tcW w:w="3850" w:type="dxa"/>
           </w:tcPr>
           <w:p>
             <w:pPr>
@@ -6212,7 +6343,7 @@
         </w:tc>
         <w:tc>
           <w:tcPr>
-            <w:tcW w:w="1500" w:type="dxa"/>
+            <w:tcW w:w="1350" w:type="dxa"/>
           </w:tcPr>
           <w:p>
             <w:pPr>
@@ -6229,7 +6360,7 @@
         </w:tc>
         <w:tc>
           <w:tcPr>
-            <w:tcW w:w="1400" w:type="dxa"/>
+            <w:tcW w:w="1150" w:type="dxa"/>
           </w:tcPr>
           <w:p>
             <w:pPr>
@@ -6241,6 +6372,23 @@
                 <w:sz w:val="19"/>
               </w:rPr>
               <w:t>Sí</w:t>
+            </w:r>
+          </w:p>
+        </w:tc>
+        <w:tc>
+          <w:tcPr>
+            <w:tcW w:w="1360" w:type="dxa"/>
+          </w:tcPr>
+          <w:p>
+            <w:pPr>
+              <w:spacing w:after="0"/>
+              <w:jc w:val="center"/>
+            </w:pPr>
+            <w:r>
+              <w:rPr>
+                <w:sz w:val="19"/>
+              </w:rPr>
+              <w:t>—</w:t>
             </w:r>
           </w:p>
         </w:tc>
@@ -6251,7 +6399,7 @@
         </w:trPr>
         <w:tc>
           <w:tcPr>
-            <w:tcW w:w="1900" w:type="dxa"/>
+            <w:tcW w:w="1650" w:type="dxa"/>
             <w:shd w:val="clear" w:color="auto" w:fill="F3F7FB"/>
           </w:tcPr>
           <w:p>
@@ -6268,7 +6416,7 @@
         </w:tc>
         <w:tc>
           <w:tcPr>
-            <w:tcW w:w="4560" w:type="dxa"/>
+            <w:tcW w:w="3850" w:type="dxa"/>
             <w:shd w:val="clear" w:color="auto" w:fill="F3F7FB"/>
           </w:tcPr>
           <w:p>
@@ -6285,7 +6433,7 @@
         </w:tc>
         <w:tc>
           <w:tcPr>
-            <w:tcW w:w="1500" w:type="dxa"/>
+            <w:tcW w:w="1350" w:type="dxa"/>
             <w:shd w:val="clear" w:color="auto" w:fill="F3F7FB"/>
           </w:tcPr>
           <w:p>
@@ -6303,7 +6451,25 @@
         </w:tc>
         <w:tc>
           <w:tcPr>
-            <w:tcW w:w="1400" w:type="dxa"/>
+            <w:tcW w:w="1150" w:type="dxa"/>
+            <w:shd w:val="clear" w:color="auto" w:fill="F3F7FB"/>
+          </w:tcPr>
+          <w:p>
+            <w:pPr>
+              <w:spacing w:after="0"/>
+              <w:jc w:val="center"/>
+            </w:pPr>
+            <w:r>
+              <w:rPr>
+                <w:sz w:val="19"/>
+              </w:rPr>
+              <w:t>—</w:t>
+            </w:r>
+          </w:p>
+        </w:tc>
+        <w:tc>
+          <w:tcPr>
+            <w:tcW w:w="1360" w:type="dxa"/>
             <w:shd w:val="clear" w:color="auto" w:fill="F3F7FB"/>
           </w:tcPr>
           <w:p>
@@ -6326,7 +6492,7 @@
         </w:trPr>
         <w:tc>
           <w:tcPr>
-            <w:tcW w:w="1900" w:type="dxa"/>
+            <w:tcW w:w="1650" w:type="dxa"/>
           </w:tcPr>
           <w:p>
             <w:pPr>
@@ -6342,7 +6508,7 @@
         </w:tc>
         <w:tc>
           <w:tcPr>
-            <w:tcW w:w="4560" w:type="dxa"/>
+            <w:tcW w:w="3850" w:type="dxa"/>
           </w:tcPr>
           <w:p>
             <w:pPr>
@@ -6358,7 +6524,7 @@
         </w:tc>
         <w:tc>
           <w:tcPr>
-            <w:tcW w:w="1500" w:type="dxa"/>
+            <w:tcW w:w="1350" w:type="dxa"/>
           </w:tcPr>
           <w:p>
             <w:pPr>
@@ -6375,7 +6541,24 @@
         </w:tc>
         <w:tc>
           <w:tcPr>
-            <w:tcW w:w="1400" w:type="dxa"/>
+            <w:tcW w:w="1150" w:type="dxa"/>
+          </w:tcPr>
+          <w:p>
+            <w:pPr>
+              <w:spacing w:after="0"/>
+              <w:jc w:val="center"/>
+            </w:pPr>
+            <w:r>
+              <w:rPr>
+                <w:sz w:val="19"/>
+              </w:rPr>
+              <w:t>—</w:t>
+            </w:r>
+          </w:p>
+        </w:tc>
+        <w:tc>
+          <w:tcPr>
+            <w:tcW w:w="1360" w:type="dxa"/>
           </w:tcPr>
           <w:p>
             <w:pPr>
@@ -6397,7 +6580,7 @@
         </w:trPr>
         <w:tc>
           <w:tcPr>
-            <w:tcW w:w="1900" w:type="dxa"/>
+            <w:tcW w:w="1650" w:type="dxa"/>
             <w:shd w:val="clear" w:color="auto" w:fill="F3F7FB"/>
           </w:tcPr>
           <w:p>
@@ -6414,7 +6597,7 @@
         </w:tc>
         <w:tc>
           <w:tcPr>
-            <w:tcW w:w="4560" w:type="dxa"/>
+            <w:tcW w:w="3850" w:type="dxa"/>
             <w:shd w:val="clear" w:color="auto" w:fill="F3F7FB"/>
           </w:tcPr>
           <w:p>
@@ -6431,7 +6614,7 @@
         </w:tc>
         <w:tc>
           <w:tcPr>
-            <w:tcW w:w="1500" w:type="dxa"/>
+            <w:tcW w:w="1350" w:type="dxa"/>
             <w:shd w:val="clear" w:color="auto" w:fill="F3F7FB"/>
           </w:tcPr>
           <w:p>
@@ -6449,7 +6632,25 @@
         </w:tc>
         <w:tc>
           <w:tcPr>
-            <w:tcW w:w="1400" w:type="dxa"/>
+            <w:tcW w:w="1150" w:type="dxa"/>
+            <w:shd w:val="clear" w:color="auto" w:fill="F3F7FB"/>
+          </w:tcPr>
+          <w:p>
+            <w:pPr>
+              <w:spacing w:after="0"/>
+              <w:jc w:val="center"/>
+            </w:pPr>
+            <w:r>
+              <w:rPr>
+                <w:sz w:val="19"/>
+              </w:rPr>
+              <w:t>—</w:t>
+            </w:r>
+          </w:p>
+        </w:tc>
+        <w:tc>
+          <w:tcPr>
+            <w:tcW w:w="1360" w:type="dxa"/>
             <w:shd w:val="clear" w:color="auto" w:fill="F3F7FB"/>
           </w:tcPr>
           <w:p>
@@ -6476,7 +6677,7 @@
       <w:pPr>
         <w:pStyle w:val="Heading2"/>
       </w:pPr>
-      <w:bookmarkStart w:id="13" w:name="_Toc242359161"/>
+      <w:bookmarkStart w:id="13" w:name="_Toc242465746"/>
       <w:r>
         <w:t>5.1 Alcance de los datos por rol</w:t>
       </w:r>
@@ -6499,10 +6700,10 @@
         <w:rPr>
           <w:b/>
         </w:rPr>
-        <w:t>Ingeniero:</w:t>
-      </w:r>
-      <w:r>
-        <w:t xml:space="preserve"> solo ve las visitas que tiene asignadas y solo puede registrar la hoja de servicio de esas visitas. Consulta equipos y repuestos, sin modificarlos.</w:t>
+        <w:t>ClienteCorporativo:</w:t>
+      </w:r>
+      <w:r>
+        <w:t xml:space="preserve"> cada usuario cliente pertenece a una empresa (columna IdCliente de Usuarios) y solo ve los contratos, los equipos y las visitas de esa empresa. No puede modificar nada.</w:t>
       </w:r>
     </w:p>
     <w:p>
@@ -6517,6 +6718,24 @@
         <w:rPr>
           <w:b/>
         </w:rPr>
+        <w:t>Ingeniero:</w:t>
+      </w:r>
+      <w:r>
+        <w:t xml:space="preserve"> solo ve las visitas que tiene asignadas y solo puede registrar la hoja de servicio de esas visitas. Consulta equipos y repuestos, sin modificarlos.</w:t>
+      </w:r>
+    </w:p>
+    <w:p>
+      <w:pPr>
+        <w:pStyle w:val="ListaSIGMA"/>
+        <w:numPr>
+          <w:ilvl w:val="0"/>
+          <w:numId w:val="1"/>
+        </w:numPr>
+      </w:pPr>
+      <w:r>
+        <w:rPr>
+          <w:b/>
+        </w:rPr>
         <w:t>Administrador:</w:t>
       </w:r>
       <w:r>
@@ -6528,7 +6747,7 @@
         <w:pStyle w:val="Heading1"/>
         <w:pageBreakBefore/>
       </w:pPr>
-      <w:bookmarkStart w:id="14" w:name="_Toc242359162"/>
+      <w:bookmarkStart w:id="14" w:name="_Toc242465747"/>
       <w:r>
         <w:lastRenderedPageBreak/>
         <w:t>6. Diagrama de casos de uso</w:t>
@@ -6537,12 +6756,7 @@
     </w:p>
     <w:p>
       <w:r>
-        <w:t>El diagrama muestra los dos actores del sistema y lo que cada uno puede hacer. Ambos inician sesión; a partir de ahí cada actor accede a los casos de uso de su rol. Como el Administrador tiene todos los permisos, también puede realizar los casos de uso del Ingeniero.</w:t>
-      </w:r>
-    </w:p>
-    <w:p>
-      <w:r>
-        <w:t>El cliente no aparece como actor porque nunca interactúa directamente con el sistema: es el administrador quien registra sus datos, sus contratos y sus equipos, y quien consulta el historial de mantenimiento cuando el cliente lo pide.</w:t>
+        <w:t>El diagrama muestra los tres actores del sistema y lo que cada uno puede hacer. Todos inician sesión; a partir de ahí cada actor accede a los casos de uso de su rol. Como el Administrador tiene todos los permisos, también puede realizar los casos de uso de los otros dos actores.</w:t>
       </w:r>
     </w:p>
     <w:p>
@@ -6556,8 +6770,8 @@
           <w:noProof/>
         </w:rPr>
         <w:drawing>
-          <wp:inline distT="0" distB="0" distL="0" distR="0" wp14:anchorId="5636BFD0" wp14:editId="5636BFD1">
-            <wp:extent cx="5303520" cy="4629344"/>
+          <wp:inline distT="0" distB="0" distL="0" distR="0" wp14:anchorId="34580E24" wp14:editId="34580E25">
+            <wp:extent cx="5303520" cy="4854069"/>
             <wp:effectExtent l="0" t="0" r="0" b="0"/>
             <wp:docPr id="2" name="Imagen 2"/>
             <wp:cNvGraphicFramePr>
@@ -6579,7 +6793,7 @@
                   <pic:spPr>
                     <a:xfrm>
                       <a:off x="0" y="0"/>
-                      <a:ext cx="5303520" cy="4629344"/>
+                      <a:ext cx="5303520" cy="4854069"/>
                     </a:xfrm>
                     <a:prstGeom prst="rect">
                       <a:avLst/>
@@ -6703,7 +6917,7 @@
               <w:rPr>
                 <w:sz w:val="19"/>
               </w:rPr>
-              <w:t>Iniciar sesión · Gestionar usuarios · Asignar roles y permisos · Gestionar clientes (empresas) · Gestionar contratos · Gestionar equipos · Gestionar repuestos · Programar visitas y asignar ingenieros · Consultar historial de mantenimiento · Consultar bitácora de actividad</w:t>
+              <w:t>Iniciar sesión · Gestionar usuarios · Asignar roles y permisos · Gestionar clientes corporativos · Gestionar contratos · Gestionar equipos · Gestionar repuestos · Programar visitas y asignar ingenieros · Consultar bitácora de actividad</w:t>
             </w:r>
           </w:p>
         </w:tc>
@@ -6748,6 +6962,44 @@
           </w:p>
         </w:tc>
       </w:tr>
+      <w:tr>
+        <w:trPr>
+          <w:cantSplit/>
+        </w:trPr>
+        <w:tc>
+          <w:tcPr>
+            <w:tcW w:w="2100" w:type="dxa"/>
+          </w:tcPr>
+          <w:p>
+            <w:pPr>
+              <w:spacing w:after="0"/>
+            </w:pPr>
+            <w:r>
+              <w:rPr>
+                <w:b/>
+                <w:sz w:val="19"/>
+              </w:rPr>
+              <w:t>ClienteCorporativo</w:t>
+            </w:r>
+          </w:p>
+        </w:tc>
+        <w:tc>
+          <w:tcPr>
+            <w:tcW w:w="7260" w:type="dxa"/>
+          </w:tcPr>
+          <w:p>
+            <w:pPr>
+              <w:spacing w:after="0"/>
+            </w:pPr>
+            <w:r>
+              <w:rPr>
+                <w:sz w:val="19"/>
+              </w:rPr>
+              <w:t>Iniciar sesión · Consultar sus contratos · Consultar sus equipos · Consultar historial de mantenimiento · Ver detalle de una hoja de servicio</w:t>
+            </w:r>
+          </w:p>
+        </w:tc>
+      </w:tr>
     </w:tbl>
     <w:p>
       <w:pPr>
@@ -6759,7 +7011,7 @@
         <w:pStyle w:val="Heading1"/>
         <w:pageBreakBefore/>
       </w:pPr>
-      <w:bookmarkStart w:id="15" w:name="_Toc242359163"/>
+      <w:bookmarkStart w:id="15" w:name="_Toc242465748"/>
       <w:r>
         <w:lastRenderedPageBreak/>
         <w:t>7. Diagrama entidad-relación</w:t>
@@ -6768,31 +7020,7 @@
     </w:p>
     <w:p>
       <w:r>
-        <w:t xml:space="preserve">La base de datos SIGMA tiene once tablas. Cuatro son de seguridad (Roles, Permisos, </w:t>
-      </w:r>
-      <w:proofErr w:type="spellStart"/>
-      <w:r>
-        <w:t>RolesPermisos</w:t>
-      </w:r>
-      <w:proofErr w:type="spellEnd"/>
-      <w:r>
-        <w:t xml:space="preserve"> y Usuarios), seis son del negocio (Clientes, Contratos, Equipos, Repuestos, Mantenimientos y </w:t>
-      </w:r>
-      <w:proofErr w:type="spellStart"/>
-      <w:r>
-        <w:t>MantenimientoRepuestos</w:t>
-      </w:r>
-      <w:proofErr w:type="spellEnd"/>
-      <w:r>
-        <w:t>) y una es la bitácora (</w:t>
-      </w:r>
-      <w:proofErr w:type="spellStart"/>
-      <w:r>
-        <w:t>RegistroActividad</w:t>
-      </w:r>
-      <w:proofErr w:type="spellEnd"/>
-      <w:r>
-        <w:t>).</w:t>
+        <w:t>La base de datos SIGMA tiene once tablas. Cuatro son de seguridad (Roles, Permisos, RolesPermisos y Usuarios), seis son del negocio (Clientes, Contratos, Equipos, Repuestos, Mantenimientos y MantenimientoRepuestos) y una es la bitácora (RegistroActividad).</w:t>
       </w:r>
     </w:p>
     <w:p>
@@ -6806,8 +7034,8 @@
           <w:noProof/>
         </w:rPr>
         <w:drawing>
-          <wp:inline distT="0" distB="0" distL="0" distR="0" wp14:anchorId="5636BFD2" wp14:editId="5636BFD3">
-            <wp:extent cx="5394960" cy="6502854"/>
+          <wp:inline distT="0" distB="0" distL="0" distR="0" wp14:anchorId="34580E26" wp14:editId="34580E27">
+            <wp:extent cx="5570575" cy="6552000"/>
             <wp:effectExtent l="0" t="0" r="0" b="0"/>
             <wp:docPr id="3" name="Imagen 3"/>
             <wp:cNvGraphicFramePr>
@@ -6817,7 +7045,7 @@
               <a:graphicData uri="http://schemas.openxmlformats.org/drawingml/2006/picture">
                 <pic:pic xmlns:pic="http://schemas.openxmlformats.org/drawingml/2006/picture">
                   <pic:nvPicPr>
-                    <pic:cNvPr id="3" name="imagen3.png"/>
+                    <pic:cNvPr id="3" name="Diagrama_ER.png"/>
                     <pic:cNvPicPr/>
                   </pic:nvPicPr>
                   <pic:blipFill>
@@ -6829,7 +7057,7 @@
                   <pic:spPr>
                     <a:xfrm>
                       <a:off x="0" y="0"/>
-                      <a:ext cx="5394960" cy="6502854"/>
+                      <a:ext cx="5570575" cy="6552000"/>
                     </a:xfrm>
                     <a:prstGeom prst="rect">
                       <a:avLst/>
@@ -6845,6 +7073,8 @@
     <w:p>
       <w:pPr>
         <w:pStyle w:val="Piedefigura"/>
+        <w:keepNext/>
+        <w:spacing w:after="40"/>
       </w:pPr>
       <w:r>
         <w:t>Figura 2. Diagrama entidad-relación de la base de datos SIGMA</w:t>
@@ -6852,9 +7082,32 @@
     </w:p>
     <w:p>
       <w:pPr>
+        <w:pStyle w:val="Piedefigura"/>
+      </w:pPr>
+      <w:r>
+        <w:rPr>
+          <w:i w:val="0"/>
+          <w:sz w:val="17"/>
+        </w:rPr>
+        <w:t xml:space="preserve">Enlace: </w:t>
+      </w:r>
+      <w:hyperlink r:id="rId10" w:history="1">
+        <w:r>
+          <w:rPr>
+            <w:i w:val="0"/>
+            <w:color w:val="1B6CA8"/>
+            <w:sz w:val="17"/>
+            <w:u w:val="single"/>
+          </w:rPr>
+          <w:t>https://lucid.app/lucidchart/5ce8928d-ac4c-4dbe-9185-7393e797377a/edit?invitationId=inv_2bf18aac-5d00-4dc9-b1a0-a9b33afdaa58</w:t>
+        </w:r>
+      </w:hyperlink>
+    </w:p>
+    <w:p>
+      <w:pPr>
         <w:pStyle w:val="Heading2"/>
       </w:pPr>
-      <w:bookmarkStart w:id="16" w:name="_Toc242359164"/>
+      <w:bookmarkStart w:id="16" w:name="_Toc242465749"/>
       <w:r>
         <w:lastRenderedPageBreak/>
         <w:t>7.1 Relaciones</w:t>
@@ -7056,14 +7309,12 @@
             <w:pPr>
               <w:spacing w:after="0"/>
             </w:pPr>
-            <w:proofErr w:type="spellStart"/>
             <w:r>
               <w:rPr>
                 <w:sz w:val="19"/>
               </w:rPr>
               <w:t>IdCliente</w:t>
             </w:r>
-            <w:proofErr w:type="spellEnd"/>
           </w:p>
         </w:tc>
         <w:tc>
@@ -7100,7 +7351,7 @@
               <w:rPr>
                 <w:sz w:val="19"/>
               </w:rPr>
-              <w:t>Contratos</w:t>
+              <w:t>Clientes</w:t>
             </w:r>
           </w:p>
         </w:tc>
@@ -7117,7 +7368,7 @@
               <w:rPr>
                 <w:sz w:val="19"/>
               </w:rPr>
-              <w:t>Equipos</w:t>
+              <w:t>Usuarios</w:t>
             </w:r>
           </w:p>
         </w:tc>
@@ -7148,14 +7399,12 @@
             <w:pPr>
               <w:spacing w:after="0"/>
             </w:pPr>
-            <w:proofErr w:type="spellStart"/>
-            <w:r>
-              <w:rPr>
-                <w:sz w:val="19"/>
-              </w:rPr>
-              <w:t>IdContrato</w:t>
-            </w:r>
-            <w:proofErr w:type="spellEnd"/>
+            <w:r>
+              <w:rPr>
+                <w:sz w:val="19"/>
+              </w:rPr>
+              <w:t>IdCliente</w:t>
+            </w:r>
           </w:p>
         </w:tc>
         <w:tc>
@@ -7171,7 +7420,7 @@
               <w:rPr>
                 <w:sz w:val="19"/>
               </w:rPr>
-              <w:t>Un contrato cubre muchos equipos.</w:t>
+              <w:t>Una empresa puede tener varios usuarios cliente (opcional: solo para ClienteCorporativo).</w:t>
             </w:r>
           </w:p>
         </w:tc>
@@ -7192,28 +7441,28 @@
               <w:rPr>
                 <w:sz w:val="19"/>
               </w:rPr>
+              <w:t>Contratos</w:t>
+            </w:r>
+          </w:p>
+        </w:tc>
+        <w:tc>
+          <w:tcPr>
+            <w:tcW w:w="2450" w:type="dxa"/>
+          </w:tcPr>
+          <w:p>
+            <w:pPr>
+              <w:spacing w:after="0"/>
+            </w:pPr>
+            <w:r>
+              <w:rPr>
+                <w:sz w:val="19"/>
+              </w:rPr>
               <w:t>Equipos</w:t>
             </w:r>
           </w:p>
         </w:tc>
         <w:tc>
           <w:tcPr>
-            <w:tcW w:w="2450" w:type="dxa"/>
-          </w:tcPr>
-          <w:p>
-            <w:pPr>
-              <w:spacing w:after="0"/>
-            </w:pPr>
-            <w:r>
-              <w:rPr>
-                <w:sz w:val="19"/>
-              </w:rPr>
-              <w:t>Mantenimientos</w:t>
-            </w:r>
-          </w:p>
-        </w:tc>
-        <w:tc>
-          <w:tcPr>
             <w:tcW w:w="650" w:type="dxa"/>
           </w:tcPr>
           <w:p>
@@ -7237,14 +7486,12 @@
             <w:pPr>
               <w:spacing w:after="0"/>
             </w:pPr>
-            <w:proofErr w:type="spellStart"/>
-            <w:r>
-              <w:rPr>
-                <w:sz w:val="19"/>
-              </w:rPr>
-              <w:t>IdEquipo</w:t>
-            </w:r>
-            <w:proofErr w:type="spellEnd"/>
+            <w:r>
+              <w:rPr>
+                <w:sz w:val="19"/>
+              </w:rPr>
+              <w:t>IdContrato</w:t>
+            </w:r>
           </w:p>
         </w:tc>
         <w:tc>
@@ -7259,7 +7506,7 @@
               <w:rPr>
                 <w:sz w:val="19"/>
               </w:rPr>
-              <w:t>Un equipo recibe muchas visitas de mantenimiento.</w:t>
+              <w:t>Un contrato cubre muchos equipos.</w:t>
             </w:r>
           </w:p>
         </w:tc>
@@ -7281,31 +7528,29 @@
               <w:rPr>
                 <w:sz w:val="19"/>
               </w:rPr>
+              <w:t>Equipos</w:t>
+            </w:r>
+          </w:p>
+        </w:tc>
+        <w:tc>
+          <w:tcPr>
+            <w:tcW w:w="2450" w:type="dxa"/>
+            <w:shd w:val="clear" w:color="auto" w:fill="F3F7FB"/>
+          </w:tcPr>
+          <w:p>
+            <w:pPr>
+              <w:spacing w:after="0"/>
+            </w:pPr>
+            <w:r>
+              <w:rPr>
+                <w:sz w:val="19"/>
+              </w:rPr>
               <w:t>Mantenimientos</w:t>
             </w:r>
           </w:p>
         </w:tc>
         <w:tc>
           <w:tcPr>
-            <w:tcW w:w="2450" w:type="dxa"/>
-            <w:shd w:val="clear" w:color="auto" w:fill="F3F7FB"/>
-          </w:tcPr>
-          <w:p>
-            <w:pPr>
-              <w:spacing w:after="0"/>
-            </w:pPr>
-            <w:proofErr w:type="spellStart"/>
-            <w:r>
-              <w:rPr>
-                <w:sz w:val="19"/>
-              </w:rPr>
-              <w:t>MantenimientoRepuestos</w:t>
-            </w:r>
-            <w:proofErr w:type="spellEnd"/>
-          </w:p>
-        </w:tc>
-        <w:tc>
-          <w:tcPr>
             <w:tcW w:w="650" w:type="dxa"/>
             <w:shd w:val="clear" w:color="auto" w:fill="F3F7FB"/>
           </w:tcPr>
@@ -7331,14 +7576,12 @@
             <w:pPr>
               <w:spacing w:after="0"/>
             </w:pPr>
-            <w:proofErr w:type="spellStart"/>
-            <w:r>
-              <w:rPr>
-                <w:sz w:val="19"/>
-              </w:rPr>
-              <w:t>IdMantenimiento</w:t>
-            </w:r>
-            <w:proofErr w:type="spellEnd"/>
+            <w:r>
+              <w:rPr>
+                <w:sz w:val="19"/>
+              </w:rPr>
+              <w:t>IdEquipo</w:t>
+            </w:r>
           </w:p>
         </w:tc>
         <w:tc>
@@ -7354,7 +7597,7 @@
               <w:rPr>
                 <w:sz w:val="19"/>
               </w:rPr>
-              <w:t>En una visita se consumen muchos repuestos.</w:t>
+              <w:t>Un equipo recibe muchas visitas de mantenimiento.</w:t>
             </w:r>
           </w:p>
         </w:tc>
@@ -7375,7 +7618,7 @@
               <w:rPr>
                 <w:sz w:val="19"/>
               </w:rPr>
-              <w:t>Permisos</w:t>
+              <w:t>Mantenimientos</w:t>
             </w:r>
           </w:p>
         </w:tc>
@@ -7387,14 +7630,12 @@
             <w:pPr>
               <w:spacing w:after="0"/>
             </w:pPr>
-            <w:proofErr w:type="spellStart"/>
-            <w:r>
-              <w:rPr>
-                <w:sz w:val="19"/>
-              </w:rPr>
-              <w:t>RolesPermisos</w:t>
-            </w:r>
-            <w:proofErr w:type="spellEnd"/>
+            <w:r>
+              <w:rPr>
+                <w:sz w:val="19"/>
+              </w:rPr>
+              <w:t>MantenimientoRepuestos</w:t>
+            </w:r>
           </w:p>
         </w:tc>
         <w:tc>
@@ -7422,14 +7663,12 @@
             <w:pPr>
               <w:spacing w:after="0"/>
             </w:pPr>
-            <w:proofErr w:type="spellStart"/>
-            <w:r>
-              <w:rPr>
-                <w:sz w:val="19"/>
-              </w:rPr>
-              <w:t>IdPermiso</w:t>
-            </w:r>
-            <w:proofErr w:type="spellEnd"/>
+            <w:r>
+              <w:rPr>
+                <w:sz w:val="19"/>
+              </w:rPr>
+              <w:t>IdMantenimiento</w:t>
+            </w:r>
           </w:p>
         </w:tc>
         <w:tc>
@@ -7444,7 +7683,7 @@
               <w:rPr>
                 <w:sz w:val="19"/>
               </w:rPr>
-              <w:t>Un permiso puede estar asignado a muchos roles.</w:t>
+              <w:t>En una visita se consumen muchos repuestos.</w:t>
             </w:r>
           </w:p>
         </w:tc>
@@ -7466,7 +7705,7 @@
               <w:rPr>
                 <w:sz w:val="19"/>
               </w:rPr>
-              <w:t>Repuestos</w:t>
+              <w:t>Permisos</w:t>
             </w:r>
           </w:p>
         </w:tc>
@@ -7479,14 +7718,12 @@
             <w:pPr>
               <w:spacing w:after="0"/>
             </w:pPr>
-            <w:proofErr w:type="spellStart"/>
-            <w:r>
-              <w:rPr>
-                <w:sz w:val="19"/>
-              </w:rPr>
-              <w:t>MantenimientoRepuestos</w:t>
-            </w:r>
-            <w:proofErr w:type="spellEnd"/>
+            <w:r>
+              <w:rPr>
+                <w:sz w:val="19"/>
+              </w:rPr>
+              <w:t>RolesPermisos</w:t>
+            </w:r>
           </w:p>
         </w:tc>
         <w:tc>
@@ -7516,14 +7753,12 @@
             <w:pPr>
               <w:spacing w:after="0"/>
             </w:pPr>
-            <w:proofErr w:type="spellStart"/>
-            <w:r>
-              <w:rPr>
-                <w:sz w:val="19"/>
-              </w:rPr>
-              <w:t>IdRepuesto</w:t>
-            </w:r>
-            <w:proofErr w:type="spellEnd"/>
+            <w:r>
+              <w:rPr>
+                <w:sz w:val="19"/>
+              </w:rPr>
+              <w:t>IdPermiso</w:t>
+            </w:r>
           </w:p>
         </w:tc>
         <w:tc>
@@ -7539,7 +7774,7 @@
               <w:rPr>
                 <w:sz w:val="19"/>
               </w:rPr>
-              <w:t>Un repuesto se consume en muchas visitas.</w:t>
+              <w:t>Un permiso puede estar asignado a muchos roles.</w:t>
             </w:r>
           </w:p>
         </w:tc>
@@ -7560,7 +7795,7 @@
               <w:rPr>
                 <w:sz w:val="19"/>
               </w:rPr>
-              <w:t>Roles</w:t>
+              <w:t>Repuestos</w:t>
             </w:r>
           </w:p>
         </w:tc>
@@ -7572,14 +7807,12 @@
             <w:pPr>
               <w:spacing w:after="0"/>
             </w:pPr>
-            <w:proofErr w:type="spellStart"/>
-            <w:r>
-              <w:rPr>
-                <w:sz w:val="19"/>
-              </w:rPr>
-              <w:t>RolesPermisos</w:t>
-            </w:r>
-            <w:proofErr w:type="spellEnd"/>
+            <w:r>
+              <w:rPr>
+                <w:sz w:val="19"/>
+              </w:rPr>
+              <w:t>MantenimientoRepuestos</w:t>
+            </w:r>
           </w:p>
         </w:tc>
         <w:tc>
@@ -7607,14 +7840,12 @@
             <w:pPr>
               <w:spacing w:after="0"/>
             </w:pPr>
-            <w:proofErr w:type="spellStart"/>
-            <w:r>
-              <w:rPr>
-                <w:sz w:val="19"/>
-              </w:rPr>
-              <w:t>IdRol</w:t>
-            </w:r>
-            <w:proofErr w:type="spellEnd"/>
+            <w:r>
+              <w:rPr>
+                <w:sz w:val="19"/>
+              </w:rPr>
+              <w:t>IdRepuesto</w:t>
+            </w:r>
           </w:p>
         </w:tc>
         <w:tc>
@@ -7629,7 +7860,7 @@
               <w:rPr>
                 <w:sz w:val="19"/>
               </w:rPr>
-              <w:t>Un rol tiene muchos permisos asignados.</w:t>
+              <w:t>Un repuesto se consume en muchas visitas.</w:t>
             </w:r>
           </w:p>
         </w:tc>
@@ -7668,7 +7899,7 @@
               <w:rPr>
                 <w:sz w:val="19"/>
               </w:rPr>
-              <w:t>Usuarios</w:t>
+              <w:t>RolesPermisos</w:t>
             </w:r>
           </w:p>
         </w:tc>
@@ -7699,14 +7930,12 @@
             <w:pPr>
               <w:spacing w:after="0"/>
             </w:pPr>
-            <w:proofErr w:type="spellStart"/>
             <w:r>
               <w:rPr>
                 <w:sz w:val="19"/>
               </w:rPr>
               <w:t>IdRol</w:t>
             </w:r>
-            <w:proofErr w:type="spellEnd"/>
           </w:p>
         </w:tc>
         <w:tc>
@@ -7722,7 +7951,7 @@
               <w:rPr>
                 <w:sz w:val="19"/>
               </w:rPr>
-              <w:t>Un rol lo tienen muchos usuarios; cada usuario tiene un solo rol.</w:t>
+              <w:t>Un rol tiene muchos permisos asignados.</w:t>
             </w:r>
           </w:p>
         </w:tc>
@@ -7743,28 +7972,28 @@
               <w:rPr>
                 <w:sz w:val="19"/>
               </w:rPr>
+              <w:t>Roles</w:t>
+            </w:r>
+          </w:p>
+        </w:tc>
+        <w:tc>
+          <w:tcPr>
+            <w:tcW w:w="2450" w:type="dxa"/>
+          </w:tcPr>
+          <w:p>
+            <w:pPr>
+              <w:spacing w:after="0"/>
+            </w:pPr>
+            <w:r>
+              <w:rPr>
+                <w:sz w:val="19"/>
+              </w:rPr>
               <w:t>Usuarios</w:t>
             </w:r>
           </w:p>
         </w:tc>
         <w:tc>
           <w:tcPr>
-            <w:tcW w:w="2450" w:type="dxa"/>
-          </w:tcPr>
-          <w:p>
-            <w:pPr>
-              <w:spacing w:after="0"/>
-            </w:pPr>
-            <w:r>
-              <w:rPr>
-                <w:sz w:val="19"/>
-              </w:rPr>
-              <w:t>Mantenimientos</w:t>
-            </w:r>
-          </w:p>
-        </w:tc>
-        <w:tc>
-          <w:tcPr>
             <w:tcW w:w="650" w:type="dxa"/>
           </w:tcPr>
           <w:p>
@@ -7788,14 +8017,12 @@
             <w:pPr>
               <w:spacing w:after="0"/>
             </w:pPr>
-            <w:proofErr w:type="spellStart"/>
-            <w:r>
-              <w:rPr>
-                <w:sz w:val="19"/>
-              </w:rPr>
-              <w:t>IdIngeniero</w:t>
-            </w:r>
-            <w:proofErr w:type="spellEnd"/>
+            <w:r>
+              <w:rPr>
+                <w:sz w:val="19"/>
+              </w:rPr>
+              <w:t>IdRol</w:t>
+            </w:r>
           </w:p>
         </w:tc>
         <w:tc>
@@ -7810,7 +8037,7 @@
               <w:rPr>
                 <w:sz w:val="19"/>
               </w:rPr>
-              <w:t>Un ingeniero atiende muchas visitas; cada visita tiene un ingeniero.</w:t>
+              <w:t>Un rol lo tienen muchos usuarios; cada usuario tiene un solo rol.</w:t>
             </w:r>
           </w:p>
         </w:tc>
@@ -7845,20 +8072,106 @@
             <w:pPr>
               <w:spacing w:after="0"/>
             </w:pPr>
-            <w:proofErr w:type="spellStart"/>
+            <w:r>
+              <w:rPr>
+                <w:sz w:val="19"/>
+              </w:rPr>
+              <w:t>Mantenimientos</w:t>
+            </w:r>
+          </w:p>
+        </w:tc>
+        <w:tc>
+          <w:tcPr>
+            <w:tcW w:w="650" w:type="dxa"/>
+            <w:shd w:val="clear" w:color="auto" w:fill="F3F7FB"/>
+          </w:tcPr>
+          <w:p>
+            <w:pPr>
+              <w:spacing w:after="0"/>
+              <w:jc w:val="center"/>
+            </w:pPr>
+            <w:r>
+              <w:rPr>
+                <w:sz w:val="19"/>
+              </w:rPr>
+              <w:t>1 a N</w:t>
+            </w:r>
+          </w:p>
+        </w:tc>
+        <w:tc>
+          <w:tcPr>
+            <w:tcW w:w="1700" w:type="dxa"/>
+            <w:shd w:val="clear" w:color="auto" w:fill="F3F7FB"/>
+          </w:tcPr>
+          <w:p>
+            <w:pPr>
+              <w:spacing w:after="0"/>
+            </w:pPr>
+            <w:r>
+              <w:rPr>
+                <w:sz w:val="19"/>
+              </w:rPr>
+              <w:t>IdIngeniero</w:t>
+            </w:r>
+          </w:p>
+        </w:tc>
+        <w:tc>
+          <w:tcPr>
+            <w:tcW w:w="3060" w:type="dxa"/>
+            <w:shd w:val="clear" w:color="auto" w:fill="F3F7FB"/>
+          </w:tcPr>
+          <w:p>
+            <w:pPr>
+              <w:spacing w:after="0"/>
+            </w:pPr>
+            <w:r>
+              <w:rPr>
+                <w:sz w:val="19"/>
+              </w:rPr>
+              <w:t>Un ingeniero atiende muchas visitas; cada visita tiene un ingeniero.</w:t>
+            </w:r>
+          </w:p>
+        </w:tc>
+      </w:tr>
+      <w:tr>
+        <w:trPr>
+          <w:cantSplit/>
+        </w:trPr>
+        <w:tc>
+          <w:tcPr>
+            <w:tcW w:w="1500" w:type="dxa"/>
+          </w:tcPr>
+          <w:p>
+            <w:pPr>
+              <w:spacing w:after="0"/>
+            </w:pPr>
+            <w:r>
+              <w:rPr>
+                <w:sz w:val="19"/>
+              </w:rPr>
+              <w:t>Usuarios</w:t>
+            </w:r>
+          </w:p>
+        </w:tc>
+        <w:tc>
+          <w:tcPr>
+            <w:tcW w:w="2450" w:type="dxa"/>
+          </w:tcPr>
+          <w:p>
+            <w:pPr>
+              <w:spacing w:after="0"/>
+            </w:pPr>
             <w:r>
               <w:rPr>
                 <w:sz w:val="19"/>
               </w:rPr>
               <w:t>RegistroActividad</w:t>
             </w:r>
-            <w:proofErr w:type="spellEnd"/>
           </w:p>
         </w:tc>
         <w:tc>
           <w:tcPr>
             <w:tcW w:w="650" w:type="dxa"/>
-            <w:shd w:val="clear" w:color="auto" w:fill="F3F7FB"/>
           </w:tcPr>
           <w:p>
             <w:pPr>
@@ -7876,26 +8189,22 @@
         <w:tc>
           <w:tcPr>
             <w:tcW w:w="1700" w:type="dxa"/>
-            <w:shd w:val="clear" w:color="auto" w:fill="F3F7FB"/>
-          </w:tcPr>
-          <w:p>
-            <w:pPr>
-              <w:spacing w:after="0"/>
-            </w:pPr>
-            <w:proofErr w:type="spellStart"/>
+          </w:tcPr>
+          <w:p>
+            <w:pPr>
+              <w:spacing w:after="0"/>
+            </w:pPr>
             <w:r>
               <w:rPr>
                 <w:sz w:val="19"/>
               </w:rPr>
               <w:t>IdUsuario</w:t>
             </w:r>
-            <w:proofErr w:type="spellEnd"/>
           </w:p>
         </w:tc>
         <w:tc>
           <w:tcPr>
             <w:tcW w:w="3060" w:type="dxa"/>
-            <w:shd w:val="clear" w:color="auto" w:fill="F3F7FB"/>
           </w:tcPr>
           <w:p>
             <w:pPr>
@@ -7917,43 +8226,344 @@
       </w:pPr>
     </w:p>
     <w:p>
+      <w:pPr>
+        <w:sectPr>
+          <w:footerReference w:type="default" r:id="rId11"/>
+          <w:pgSz w:w="12240" w:h="15840"/>
+          <w:pgMar w:top="1300" w:right="1440" w:bottom="1300" w:left="1440" w:header="708" w:footer="600" w:gutter="0"/>
+          <w:cols w:space="720"/>
+        </w:sectPr>
+      </w:pPr>
       <w:r>
         <w:t xml:space="preserve">Las relaciones de muchos a muchos se resuelven con tablas intermedias: </w:t>
       </w:r>
-      <w:proofErr w:type="spellStart"/>
       <w:r>
         <w:rPr>
           <w:b/>
         </w:rPr>
         <w:t>RolesPermisos</w:t>
       </w:r>
-      <w:proofErr w:type="spellEnd"/>
       <w:r>
         <w:t xml:space="preserve"> une Roles con Permisos, y </w:t>
       </w:r>
-      <w:proofErr w:type="spellStart"/>
       <w:r>
         <w:rPr>
           <w:b/>
         </w:rPr>
         <w:t>MantenimientoRepuestos</w:t>
       </w:r>
-      <w:proofErr w:type="spellEnd"/>
       <w:r>
         <w:t xml:space="preserve"> une Mantenimientos con Repuestos (guardando además la cantidad y el precio del momento).</w:t>
       </w:r>
+    </w:p>
+    <w:p>
+      <w:pPr>
+        <w:pStyle w:val="Heading2"/>
+      </w:pPr>
+      <w:bookmarkStart w:id="17" w:name="_Toc242465750"/>
+      <w:r>
+        <w:lastRenderedPageBreak/>
+        <w:t>7.2 Modelo relacional</w:t>
+      </w:r>
+      <w:bookmarkEnd w:id="17"/>
+    </w:p>
+    <w:p>
+      <w:r>
+        <w:t>Es el mismo diseño llevado a tablas: cada una con sus columnas, sus tipos de datos, sus llaves primarias (PK) y sus llaves foráneas (FK).</w:t>
+      </w:r>
+    </w:p>
+    <w:p>
+      <w:pPr>
+        <w:keepNext/>
+        <w:spacing w:before="120" w:after="60"/>
+        <w:jc w:val="center"/>
+      </w:pPr>
+      <w:r>
+        <w:rPr>
+          <w:noProof/>
+        </w:rPr>
+        <w:drawing>
+          <wp:inline distT="0" distB="0" distL="0" distR="0" wp14:anchorId="2021DB49" wp14:editId="4DE62FD9">
+            <wp:extent cx="7558685" cy="4896000"/>
+            <wp:effectExtent l="0" t="0" r="0" b="0"/>
+            <wp:docPr id="101" name="Imagen 101"/>
+            <wp:cNvGraphicFramePr>
+              <a:graphicFrameLocks xmlns:a="http://schemas.openxmlformats.org/drawingml/2006/main" noChangeAspect="1"/>
+            </wp:cNvGraphicFramePr>
+            <a:graphic xmlns:a="http://schemas.openxmlformats.org/drawingml/2006/main">
+              <a:graphicData uri="http://schemas.openxmlformats.org/drawingml/2006/picture">
+                <pic:pic xmlns:pic="http://schemas.openxmlformats.org/drawingml/2006/picture">
+                  <pic:nvPicPr>
+                    <pic:cNvPr id="101" name="Diagrama_Relacional.png"/>
+                    <pic:cNvPicPr/>
+                  </pic:nvPicPr>
+                  <pic:blipFill>
+                    <a:blip r:embed="rId12"/>
+                    <a:stretch>
+                      <a:fillRect/>
+                    </a:stretch>
+                  </pic:blipFill>
+                  <pic:spPr>
+                    <a:xfrm>
+                      <a:off x="0" y="0"/>
+                      <a:ext cx="7558685" cy="4896000"/>
+                    </a:xfrm>
+                    <a:prstGeom prst="rect">
+                      <a:avLst/>
+                    </a:prstGeom>
+                  </pic:spPr>
+                </pic:pic>
+              </a:graphicData>
+            </a:graphic>
+          </wp:inline>
+        </w:drawing>
+      </w:r>
+    </w:p>
+    <w:p>
+      <w:pPr>
+        <w:pStyle w:val="Piedefigura"/>
+        <w:keepNext/>
+        <w:spacing w:after="40"/>
+      </w:pPr>
+      <w:r>
+        <w:t>Figura 3. Modelo relacional de la base de datos SIGMA</w:t>
+      </w:r>
+    </w:p>
+    <w:p>
+      <w:pPr>
+        <w:pStyle w:val="Piedefigura"/>
+      </w:pPr>
+      <w:r>
+        <w:rPr>
+          <w:i w:val="0"/>
+          <w:sz w:val="17"/>
+        </w:rPr>
+        <w:t xml:space="preserve">Enlace: </w:t>
+      </w:r>
+      <w:hyperlink r:id="rId13" w:history="1">
+        <w:r>
+          <w:rPr>
+            <w:i w:val="0"/>
+            <w:color w:val="1B6CA8"/>
+            <w:sz w:val="17"/>
+            <w:u w:val="single"/>
+          </w:rPr>
+          <w:t>https://lucid.app/lucidchart/5ce8928d-ac4c-4dbe-9185-7393e797377a/edit?invitationId=inv_2bf18aac-5d00-4dc9-b1a0-a9b33afdaa58</w:t>
+        </w:r>
+      </w:hyperlink>
+    </w:p>
+    <w:p>
+      <w:pPr>
+        <w:pStyle w:val="Heading2"/>
+        <w:pageBreakBefore/>
+      </w:pPr>
+      <w:bookmarkStart w:id="18" w:name="_Toc242465751"/>
+      <w:r>
+        <w:lastRenderedPageBreak/>
+        <w:t>7.3 Diagrama de dominio</w:t>
+      </w:r>
+      <w:bookmarkEnd w:id="18"/>
+    </w:p>
+    <w:p>
+      <w:r>
+        <w:t>Presenta los conceptos principales del negocio y cómo se relacionan entre sí.</w:t>
+      </w:r>
+    </w:p>
+    <w:p>
+      <w:pPr>
+        <w:keepNext/>
+        <w:spacing w:before="120" w:after="60"/>
+        <w:jc w:val="center"/>
+      </w:pPr>
+      <w:r>
+        <w:rPr>
+          <w:noProof/>
+        </w:rPr>
+        <w:drawing>
+          <wp:inline distT="0" distB="0" distL="0" distR="0" wp14:anchorId="12C677BE" wp14:editId="62EC7AAE">
+            <wp:extent cx="8197120" cy="4860000"/>
+            <wp:effectExtent l="0" t="0" r="0" b="0"/>
+            <wp:docPr id="102" name="Imagen 102"/>
+            <wp:cNvGraphicFramePr>
+              <a:graphicFrameLocks xmlns:a="http://schemas.openxmlformats.org/drawingml/2006/main" noChangeAspect="1"/>
+            </wp:cNvGraphicFramePr>
+            <a:graphic xmlns:a="http://schemas.openxmlformats.org/drawingml/2006/main">
+              <a:graphicData uri="http://schemas.openxmlformats.org/drawingml/2006/picture">
+                <pic:pic xmlns:pic="http://schemas.openxmlformats.org/drawingml/2006/picture">
+                  <pic:nvPicPr>
+                    <pic:cNvPr id="102" name="Diagrama_Dominio.png"/>
+                    <pic:cNvPicPr/>
+                  </pic:nvPicPr>
+                  <pic:blipFill>
+                    <a:blip r:embed="rId14"/>
+                    <a:stretch>
+                      <a:fillRect/>
+                    </a:stretch>
+                  </pic:blipFill>
+                  <pic:spPr>
+                    <a:xfrm>
+                      <a:off x="0" y="0"/>
+                      <a:ext cx="8197120" cy="4860000"/>
+                    </a:xfrm>
+                    <a:prstGeom prst="rect">
+                      <a:avLst/>
+                    </a:prstGeom>
+                  </pic:spPr>
+                </pic:pic>
+              </a:graphicData>
+            </a:graphic>
+          </wp:inline>
+        </w:drawing>
+      </w:r>
+    </w:p>
+    <w:p>
+      <w:pPr>
+        <w:pStyle w:val="Piedefigura"/>
+        <w:keepNext/>
+        <w:spacing w:after="40"/>
+      </w:pPr>
+      <w:r>
+        <w:t>Figura 4. Diagrama de dominio de SIGMA</w:t>
+      </w:r>
+    </w:p>
+    <w:p>
+      <w:pPr>
+        <w:pStyle w:val="Piedefigura"/>
+      </w:pPr>
+      <w:r>
+        <w:rPr>
+          <w:i w:val="0"/>
+          <w:sz w:val="17"/>
+        </w:rPr>
+        <w:t xml:space="preserve">Enlace: </w:t>
+      </w:r>
+      <w:hyperlink r:id="rId15" w:history="1">
+        <w:r>
+          <w:rPr>
+            <w:i w:val="0"/>
+            <w:color w:val="1B6CA8"/>
+            <w:sz w:val="17"/>
+            <w:u w:val="single"/>
+          </w:rPr>
+          <w:t>https://lucid.app/lucidchart/98a7c996-5def-481c-8ba9-a11079c79f58/edit?invitationId=inv_095c638b-48dd-4c8c-8624-6404dbd3e8a3</w:t>
+        </w:r>
+      </w:hyperlink>
+    </w:p>
+    <w:p>
+      <w:pPr>
+        <w:pStyle w:val="Heading2"/>
+        <w:pageBreakBefore/>
+      </w:pPr>
+      <w:bookmarkStart w:id="19" w:name="_Toc242465752"/>
+      <w:r>
+        <w:lastRenderedPageBreak/>
+        <w:t>7.4 Diagrama de clases</w:t>
+      </w:r>
+      <w:bookmarkEnd w:id="19"/>
+    </w:p>
+    <w:p>
+      <w:r>
+        <w:t>Presenta las clases del sistema con sus atributos, sus operaciones y las relaciones entre ellas.</w:t>
+      </w:r>
+    </w:p>
+    <w:p>
+      <w:pPr>
+        <w:keepNext/>
+        <w:spacing w:before="120" w:after="60"/>
+        <w:jc w:val="center"/>
+      </w:pPr>
+      <w:r>
+        <w:rPr>
+          <w:noProof/>
+        </w:rPr>
+        <w:drawing>
+          <wp:inline distT="0" distB="0" distL="0" distR="0" wp14:anchorId="252B4A11" wp14:editId="08C53463">
+            <wp:extent cx="8097033" cy="4860000"/>
+            <wp:effectExtent l="0" t="0" r="0" b="0"/>
+            <wp:docPr id="103" name="Imagen 103"/>
+            <wp:cNvGraphicFramePr>
+              <a:graphicFrameLocks xmlns:a="http://schemas.openxmlformats.org/drawingml/2006/main" noChangeAspect="1"/>
+            </wp:cNvGraphicFramePr>
+            <a:graphic xmlns:a="http://schemas.openxmlformats.org/drawingml/2006/main">
+              <a:graphicData uri="http://schemas.openxmlformats.org/drawingml/2006/picture">
+                <pic:pic xmlns:pic="http://schemas.openxmlformats.org/drawingml/2006/picture">
+                  <pic:nvPicPr>
+                    <pic:cNvPr id="103" name="Diagrama_Clases.png"/>
+                    <pic:cNvPicPr/>
+                  </pic:nvPicPr>
+                  <pic:blipFill>
+                    <a:blip r:embed="rId16"/>
+                    <a:stretch>
+                      <a:fillRect/>
+                    </a:stretch>
+                  </pic:blipFill>
+                  <pic:spPr>
+                    <a:xfrm>
+                      <a:off x="0" y="0"/>
+                      <a:ext cx="8097033" cy="4860000"/>
+                    </a:xfrm>
+                    <a:prstGeom prst="rect">
+                      <a:avLst/>
+                    </a:prstGeom>
+                  </pic:spPr>
+                </pic:pic>
+              </a:graphicData>
+            </a:graphic>
+          </wp:inline>
+        </w:drawing>
+      </w:r>
+    </w:p>
+    <w:p>
+      <w:pPr>
+        <w:pStyle w:val="Piedefigura"/>
+        <w:keepNext/>
+        <w:spacing w:after="40"/>
+      </w:pPr>
+      <w:r>
+        <w:t>Figura 5. Diagrama de clases de SIGMA</w:t>
+      </w:r>
+    </w:p>
+    <w:p>
+      <w:pPr>
+        <w:pStyle w:val="Piedefigura"/>
+        <w:spacing w:after="0"/>
+        <w:sectPr>
+          <w:footerReference w:type="default" r:id="rId17"/>
+          <w:pgSz w:w="15840" w:h="12240" w:orient="landscape"/>
+          <w:pgMar w:top="1300" w:right="1440" w:bottom="1300" w:left="1440" w:header="708" w:footer="600" w:gutter="0"/>
+          <w:cols w:space="720"/>
+        </w:sectPr>
+      </w:pPr>
+      <w:r>
+        <w:rPr>
+          <w:i w:val="0"/>
+          <w:sz w:val="17"/>
+        </w:rPr>
+        <w:t xml:space="preserve">Enlace: </w:t>
+      </w:r>
+      <w:hyperlink r:id="rId18" w:history="1">
+        <w:r>
+          <w:rPr>
+            <w:i w:val="0"/>
+            <w:color w:val="1B6CA8"/>
+            <w:sz w:val="17"/>
+            <w:u w:val="single"/>
+          </w:rPr>
+          <w:t>https://lucid.app/lucidchart/b107ad9b-b850-40ab-bd86-82435ddd6086/edit?invitationId=inv_0d44a76b-1de2-4690-852c-6a63533f2084</w:t>
+        </w:r>
+      </w:hyperlink>
     </w:p>
     <w:p>
       <w:pPr>
         <w:pStyle w:val="Heading1"/>
         <w:pageBreakBefore/>
       </w:pPr>
-      <w:bookmarkStart w:id="17" w:name="_Toc242359165"/>
+      <w:bookmarkStart w:id="20" w:name="_Toc242465753"/>
       <w:r>
         <w:lastRenderedPageBreak/>
         <w:t>8. Diccionario de datos</w:t>
       </w:r>
-      <w:bookmarkEnd w:id="17"/>
+      <w:bookmarkEnd w:id="20"/>
     </w:p>
     <w:p>
       <w:r>
@@ -7964,18 +8574,18 @@
       <w:pPr>
         <w:pStyle w:val="Heading2"/>
       </w:pPr>
-      <w:bookmarkStart w:id="18" w:name="_Toc242359166"/>
+      <w:bookmarkStart w:id="21" w:name="_Toc242465754"/>
       <w:r>
         <w:t>8.1 Tabla Roles</w:t>
       </w:r>
-      <w:bookmarkEnd w:id="18"/>
+      <w:bookmarkEnd w:id="21"/>
     </w:p>
     <w:p>
       <w:pPr>
         <w:keepNext/>
       </w:pPr>
       <w:r>
-        <w:t>Tipos de usuario del sistema. Son dos: Administrador e Ingeniero.</w:t>
+        <w:t>Tipos de usuario del sistema. Se instalan tres: Administrador, Ingeniero y ClienteCorporativo.</w:t>
       </w:r>
     </w:p>
     <w:tbl>
@@ -8124,7 +8734,6 @@
             <w:pPr>
               <w:spacing w:after="0"/>
             </w:pPr>
-            <w:proofErr w:type="spellStart"/>
             <w:r>
               <w:rPr>
                 <w:b/>
@@ -8132,7 +8741,6 @@
               </w:rPr>
               <w:t>IdRol</w:t>
             </w:r>
-            <w:proofErr w:type="spellEnd"/>
           </w:p>
         </w:tc>
         <w:tc>
@@ -8232,19 +8840,11 @@
             <w:pPr>
               <w:spacing w:after="0"/>
             </w:pPr>
-            <w:proofErr w:type="gramStart"/>
-            <w:r>
-              <w:rPr>
-                <w:sz w:val="19"/>
-              </w:rPr>
-              <w:t>VARCHAR(</w:t>
-            </w:r>
-            <w:proofErr w:type="gramEnd"/>
-            <w:r>
-              <w:rPr>
-                <w:sz w:val="19"/>
-              </w:rPr>
-              <w:t>30)</w:t>
+            <w:r>
+              <w:rPr>
+                <w:sz w:val="19"/>
+              </w:rPr>
+              <w:t>VARCHAR(30)</w:t>
             </w:r>
           </w:p>
         </w:tc>
@@ -8307,7 +8907,6 @@
             <w:pPr>
               <w:spacing w:after="0"/>
             </w:pPr>
-            <w:proofErr w:type="spellStart"/>
             <w:r>
               <w:rPr>
                 <w:b/>
@@ -8315,7 +8914,6 @@
               </w:rPr>
               <w:t>Descripcion</w:t>
             </w:r>
-            <w:proofErr w:type="spellEnd"/>
           </w:p>
         </w:tc>
         <w:tc>
@@ -8326,19 +8924,11 @@
             <w:pPr>
               <w:spacing w:after="0"/>
             </w:pPr>
-            <w:proofErr w:type="gramStart"/>
-            <w:r>
-              <w:rPr>
-                <w:sz w:val="19"/>
-              </w:rPr>
-              <w:t>NVARCHAR(</w:t>
-            </w:r>
-            <w:proofErr w:type="gramEnd"/>
-            <w:r>
-              <w:rPr>
-                <w:sz w:val="19"/>
-              </w:rPr>
-              <w:t>150)</w:t>
+            <w:r>
+              <w:rPr>
+                <w:sz w:val="19"/>
+              </w:rPr>
+              <w:t>NVARCHAR(150)</w:t>
             </w:r>
           </w:p>
         </w:tc>
@@ -8396,11 +8986,11 @@
       <w:pPr>
         <w:pStyle w:val="Heading2"/>
       </w:pPr>
-      <w:bookmarkStart w:id="19" w:name="_Toc242359167"/>
+      <w:bookmarkStart w:id="22" w:name="_Toc242465755"/>
       <w:r>
         <w:t>8.2 Tabla Permisos</w:t>
       </w:r>
-      <w:bookmarkEnd w:id="19"/>
+      <w:bookmarkEnd w:id="22"/>
     </w:p>
     <w:p>
       <w:pPr>
@@ -8556,7 +9146,6 @@
             <w:pPr>
               <w:spacing w:after="0"/>
             </w:pPr>
-            <w:proofErr w:type="spellStart"/>
             <w:r>
               <w:rPr>
                 <w:b/>
@@ -8564,7 +9153,6 @@
               </w:rPr>
               <w:t>IdPermiso</w:t>
             </w:r>
-            <w:proofErr w:type="spellEnd"/>
           </w:p>
         </w:tc>
         <w:tc>
@@ -8664,19 +9252,11 @@
             <w:pPr>
               <w:spacing w:after="0"/>
             </w:pPr>
-            <w:proofErr w:type="gramStart"/>
-            <w:r>
-              <w:rPr>
-                <w:sz w:val="19"/>
-              </w:rPr>
-              <w:t>VARCHAR(</w:t>
-            </w:r>
-            <w:proofErr w:type="gramEnd"/>
-            <w:r>
-              <w:rPr>
-                <w:sz w:val="19"/>
-              </w:rPr>
-              <w:t>40)</w:t>
+            <w:r>
+              <w:rPr>
+                <w:sz w:val="19"/>
+              </w:rPr>
+              <w:t>VARCHAR(40)</w:t>
             </w:r>
           </w:p>
         </w:tc>
@@ -8722,21 +9302,7 @@
               <w:rPr>
                 <w:sz w:val="19"/>
               </w:rPr>
-              <w:t xml:space="preserve">Identificador que revisa el programa, por </w:t>
-            </w:r>
-            <w:proofErr w:type="gramStart"/>
-            <w:r>
-              <w:rPr>
-                <w:sz w:val="19"/>
-              </w:rPr>
-              <w:t>ejemplo</w:t>
-            </w:r>
-            <w:proofErr w:type="gramEnd"/>
-            <w:r>
-              <w:rPr>
-                <w:sz w:val="19"/>
-              </w:rPr>
-              <w:t xml:space="preserve"> CONTRATOS_GESTIONAR. No se repite (UNIQUE).</w:t>
+              <w:t>Identificador que revisa el programa, por ejemplo CONTRATOS_GESTIONAR. No se repite (UNIQUE).</w:t>
             </w:r>
           </w:p>
         </w:tc>
@@ -8770,19 +9336,11 @@
             <w:pPr>
               <w:spacing w:after="0"/>
             </w:pPr>
-            <w:proofErr w:type="gramStart"/>
-            <w:r>
-              <w:rPr>
-                <w:sz w:val="19"/>
-              </w:rPr>
-              <w:t>NVARCHAR(</w:t>
-            </w:r>
-            <w:proofErr w:type="gramEnd"/>
-            <w:r>
-              <w:rPr>
-                <w:sz w:val="19"/>
-              </w:rPr>
-              <w:t>80)</w:t>
+            <w:r>
+              <w:rPr>
+                <w:sz w:val="19"/>
+              </w:rPr>
+              <w:t>NVARCHAR(80)</w:t>
             </w:r>
           </w:p>
         </w:tc>
@@ -8861,19 +9419,11 @@
             <w:pPr>
               <w:spacing w:after="0"/>
             </w:pPr>
-            <w:proofErr w:type="gramStart"/>
-            <w:r>
-              <w:rPr>
-                <w:sz w:val="19"/>
-              </w:rPr>
-              <w:t>NVARCHAR(</w:t>
-            </w:r>
-            <w:proofErr w:type="gramEnd"/>
-            <w:r>
-              <w:rPr>
-                <w:sz w:val="19"/>
-              </w:rPr>
-              <w:t>30)</w:t>
+            <w:r>
+              <w:rPr>
+                <w:sz w:val="19"/>
+              </w:rPr>
+              <w:t>NVARCHAR(30)</w:t>
             </w:r>
           </w:p>
         </w:tc>
@@ -8934,16 +9484,11 @@
       <w:pPr>
         <w:pStyle w:val="Heading2"/>
       </w:pPr>
-      <w:bookmarkStart w:id="20" w:name="_Toc242359168"/>
-      <w:r>
-        <w:t xml:space="preserve">8.3 Tabla </w:t>
-      </w:r>
-      <w:proofErr w:type="spellStart"/>
-      <w:r>
-        <w:t>RolesPermisos</w:t>
-      </w:r>
-      <w:bookmarkEnd w:id="20"/>
-      <w:proofErr w:type="spellEnd"/>
+      <w:bookmarkStart w:id="23" w:name="_Toc242465756"/>
+      <w:r>
+        <w:t>8.3 Tabla RolesPermisos</w:t>
+      </w:r>
+      <w:bookmarkEnd w:id="23"/>
     </w:p>
     <w:p>
       <w:pPr>
@@ -9099,7 +9644,6 @@
             <w:pPr>
               <w:spacing w:after="0"/>
             </w:pPr>
-            <w:proofErr w:type="spellStart"/>
             <w:r>
               <w:rPr>
                 <w:b/>
@@ -9107,7 +9651,6 @@
               </w:rPr>
               <w:t>IdRol</w:t>
             </w:r>
-            <w:proofErr w:type="spellEnd"/>
           </w:p>
         </w:tc>
         <w:tc>
@@ -9189,7 +9732,6 @@
             <w:pPr>
               <w:spacing w:after="0"/>
             </w:pPr>
-            <w:proofErr w:type="spellStart"/>
             <w:r>
               <w:rPr>
                 <w:b/>
@@ -9197,7 +9739,6 @@
               </w:rPr>
               <w:t>IdPermiso</w:t>
             </w:r>
-            <w:proofErr w:type="spellEnd"/>
           </w:p>
         </w:tc>
         <w:tc>
@@ -9280,19 +9821,19 @@
       <w:pPr>
         <w:pStyle w:val="Heading2"/>
       </w:pPr>
-      <w:bookmarkStart w:id="21" w:name="_Toc242359169"/>
+      <w:bookmarkStart w:id="24" w:name="_Toc242465757"/>
       <w:r>
         <w:lastRenderedPageBreak/>
         <w:t>8.4 Tabla Usuarios</w:t>
       </w:r>
-      <w:bookmarkEnd w:id="21"/>
+      <w:bookmarkEnd w:id="24"/>
     </w:p>
     <w:p>
       <w:pPr>
         <w:keepNext/>
       </w:pPr>
       <w:r>
-        <w:t>Personas que pueden iniciar sesión en el sistema: administradores e ingenieros.</w:t>
+        <w:t>Personas que pueden iniciar sesión en el sistema.</w:t>
       </w:r>
     </w:p>
     <w:tbl>
@@ -9441,7 +9982,6 @@
             <w:pPr>
               <w:spacing w:after="0"/>
             </w:pPr>
-            <w:proofErr w:type="spellStart"/>
             <w:r>
               <w:rPr>
                 <w:b/>
@@ -9449,7 +9989,6 @@
               </w:rPr>
               <w:t>IdUsuario</w:t>
             </w:r>
-            <w:proofErr w:type="spellEnd"/>
           </w:p>
         </w:tc>
         <w:tc>
@@ -9549,19 +10088,11 @@
             <w:pPr>
               <w:spacing w:after="0"/>
             </w:pPr>
-            <w:proofErr w:type="gramStart"/>
-            <w:r>
-              <w:rPr>
-                <w:sz w:val="19"/>
-              </w:rPr>
-              <w:t>NVARCHAR(</w:t>
-            </w:r>
-            <w:proofErr w:type="gramEnd"/>
-            <w:r>
-              <w:rPr>
-                <w:sz w:val="19"/>
-              </w:rPr>
-              <w:t>100)</w:t>
+            <w:r>
+              <w:rPr>
+                <w:sz w:val="19"/>
+              </w:rPr>
+              <w:t>NVARCHAR(100)</w:t>
             </w:r>
           </w:p>
         </w:tc>
@@ -9624,7 +10155,6 @@
             <w:pPr>
               <w:spacing w:after="0"/>
             </w:pPr>
-            <w:proofErr w:type="spellStart"/>
             <w:r>
               <w:rPr>
                 <w:b/>
@@ -9632,7 +10162,6 @@
               </w:rPr>
               <w:t>NombreUsuario</w:t>
             </w:r>
-            <w:proofErr w:type="spellEnd"/>
           </w:p>
         </w:tc>
         <w:tc>
@@ -9643,19 +10172,11 @@
             <w:pPr>
               <w:spacing w:after="0"/>
             </w:pPr>
-            <w:proofErr w:type="gramStart"/>
-            <w:r>
-              <w:rPr>
-                <w:sz w:val="19"/>
-              </w:rPr>
-              <w:t>VARCHAR(</w:t>
-            </w:r>
-            <w:proofErr w:type="gramEnd"/>
-            <w:r>
-              <w:rPr>
-                <w:sz w:val="19"/>
-              </w:rPr>
-              <w:t>30)</w:t>
+            <w:r>
+              <w:rPr>
+                <w:sz w:val="19"/>
+              </w:rPr>
+              <w:t>VARCHAR(30)</w:t>
             </w:r>
           </w:p>
         </w:tc>
@@ -9716,7 +10237,6 @@
             <w:pPr>
               <w:spacing w:after="0"/>
             </w:pPr>
-            <w:proofErr w:type="spellStart"/>
             <w:r>
               <w:rPr>
                 <w:b/>
@@ -9724,7 +10244,6 @@
               </w:rPr>
               <w:t>Contrasena</w:t>
             </w:r>
-            <w:proofErr w:type="spellEnd"/>
           </w:p>
         </w:tc>
         <w:tc>
@@ -9736,19 +10255,11 @@
             <w:pPr>
               <w:spacing w:after="0"/>
             </w:pPr>
-            <w:proofErr w:type="gramStart"/>
-            <w:r>
-              <w:rPr>
-                <w:sz w:val="19"/>
-              </w:rPr>
-              <w:t>VARCHAR(</w:t>
-            </w:r>
-            <w:proofErr w:type="gramEnd"/>
-            <w:r>
-              <w:rPr>
-                <w:sz w:val="19"/>
-              </w:rPr>
-              <w:t>100)</w:t>
+            <w:r>
+              <w:rPr>
+                <w:sz w:val="19"/>
+              </w:rPr>
+              <w:t>VARCHAR(100)</w:t>
             </w:r>
           </w:p>
         </w:tc>
@@ -9794,21 +10305,7 @@
               <w:rPr>
                 <w:sz w:val="19"/>
               </w:rPr>
-              <w:t xml:space="preserve">Hash de la contraseña generado con </w:t>
-            </w:r>
-            <w:proofErr w:type="spellStart"/>
-            <w:r>
-              <w:rPr>
-                <w:sz w:val="19"/>
-              </w:rPr>
-              <w:t>BCrypt</w:t>
-            </w:r>
-            <w:proofErr w:type="spellEnd"/>
-            <w:r>
-              <w:rPr>
-                <w:sz w:val="19"/>
-              </w:rPr>
-              <w:t xml:space="preserve"> (60 caracteres). Nunca se guarda el texto real.</w:t>
+              <w:t>Hash de la contraseña generado con BCrypt (60 caracteres). Nunca se guarda el texto real.</w:t>
             </w:r>
           </w:p>
         </w:tc>
@@ -9825,7 +10322,6 @@
             <w:pPr>
               <w:spacing w:after="0"/>
             </w:pPr>
-            <w:proofErr w:type="spellStart"/>
             <w:r>
               <w:rPr>
                 <w:b/>
@@ -9833,7 +10329,6 @@
               </w:rPr>
               <w:t>IdRol</w:t>
             </w:r>
-            <w:proofErr w:type="spellEnd"/>
           </w:p>
         </w:tc>
         <w:tc>
@@ -9933,19 +10428,11 @@
             <w:pPr>
               <w:spacing w:after="0"/>
             </w:pPr>
-            <w:proofErr w:type="gramStart"/>
-            <w:r>
-              <w:rPr>
-                <w:sz w:val="19"/>
-              </w:rPr>
-              <w:t>VARCHAR(</w:t>
-            </w:r>
-            <w:proofErr w:type="gramEnd"/>
-            <w:r>
-              <w:rPr>
-                <w:sz w:val="19"/>
-              </w:rPr>
-              <w:t>100)</w:t>
+            <w:r>
+              <w:rPr>
+                <w:sz w:val="19"/>
+              </w:rPr>
+              <w:t>VARCHAR(100)</w:t>
             </w:r>
           </w:p>
         </w:tc>
@@ -10090,7 +10577,6 @@
             <w:pPr>
               <w:spacing w:after="0"/>
             </w:pPr>
-            <w:proofErr w:type="spellStart"/>
             <w:r>
               <w:rPr>
                 <w:b/>
@@ -10098,7 +10584,6 @@
               </w:rPr>
               <w:t>FechaCreacion</w:t>
             </w:r>
-            <w:proofErr w:type="spellEnd"/>
           </w:p>
         </w:tc>
         <w:tc>
@@ -10160,21 +10645,7 @@
               <w:rPr>
                 <w:sz w:val="19"/>
               </w:rPr>
-              <w:t xml:space="preserve">Fecha y hora en que se creó el usuario. Valor por defecto: </w:t>
-            </w:r>
-            <w:proofErr w:type="gramStart"/>
-            <w:r>
-              <w:rPr>
-                <w:sz w:val="19"/>
-              </w:rPr>
-              <w:t>GETDATE(</w:t>
-            </w:r>
-            <w:proofErr w:type="gramEnd"/>
-            <w:r>
-              <w:rPr>
-                <w:sz w:val="19"/>
-              </w:rPr>
-              <w:t>).</w:t>
+              <w:t>Fecha y hora en que se creó el usuario. Valor por defecto: GETDATE().</w:t>
             </w:r>
           </w:p>
         </w:tc>
@@ -10191,7 +10662,6 @@
             <w:pPr>
               <w:spacing w:after="0"/>
             </w:pPr>
-            <w:proofErr w:type="spellStart"/>
             <w:r>
               <w:rPr>
                 <w:b/>
@@ -10199,7 +10669,6 @@
               </w:rPr>
               <w:t>UltimoAcceso</w:t>
             </w:r>
-            <w:proofErr w:type="spellEnd"/>
           </w:p>
         </w:tc>
         <w:tc>
@@ -10258,6 +10727,98 @@
                 <w:sz w:val="19"/>
               </w:rPr>
               <w:t>Fecha y hora del último inicio de sesión.</w:t>
+            </w:r>
+          </w:p>
+        </w:tc>
+      </w:tr>
+      <w:tr>
+        <w:trPr>
+          <w:cantSplit/>
+        </w:trPr>
+        <w:tc>
+          <w:tcPr>
+            <w:tcW w:w="1950" w:type="dxa"/>
+            <w:shd w:val="clear" w:color="auto" w:fill="F3F7FB"/>
+          </w:tcPr>
+          <w:p>
+            <w:pPr>
+              <w:spacing w:after="0"/>
+            </w:pPr>
+            <w:r>
+              <w:rPr>
+                <w:b/>
+                <w:sz w:val="19"/>
+              </w:rPr>
+              <w:t>IdCliente</w:t>
+            </w:r>
+          </w:p>
+        </w:tc>
+        <w:tc>
+          <w:tcPr>
+            <w:tcW w:w="1620" w:type="dxa"/>
+            <w:shd w:val="clear" w:color="auto" w:fill="F3F7FB"/>
+          </w:tcPr>
+          <w:p>
+            <w:pPr>
+              <w:spacing w:after="0"/>
+            </w:pPr>
+            <w:r>
+              <w:rPr>
+                <w:sz w:val="19"/>
+              </w:rPr>
+              <w:t>INT</w:t>
+            </w:r>
+          </w:p>
+        </w:tc>
+        <w:tc>
+          <w:tcPr>
+            <w:tcW w:w="620" w:type="dxa"/>
+            <w:shd w:val="clear" w:color="auto" w:fill="F3F7FB"/>
+          </w:tcPr>
+          <w:p>
+            <w:pPr>
+              <w:spacing w:after="0"/>
+              <w:jc w:val="center"/>
+            </w:pPr>
+            <w:r>
+              <w:rPr>
+                <w:sz w:val="19"/>
+              </w:rPr>
+              <w:t>Sí</w:t>
+            </w:r>
+          </w:p>
+        </w:tc>
+        <w:tc>
+          <w:tcPr>
+            <w:tcW w:w="1640" w:type="dxa"/>
+            <w:shd w:val="clear" w:color="auto" w:fill="F3F7FB"/>
+          </w:tcPr>
+          <w:p>
+            <w:pPr>
+              <w:spacing w:after="0"/>
+            </w:pPr>
+            <w:r>
+              <w:rPr>
+                <w:sz w:val="19"/>
+              </w:rPr>
+              <w:t>FK → Clientes</w:t>
+            </w:r>
+          </w:p>
+        </w:tc>
+        <w:tc>
+          <w:tcPr>
+            <w:tcW w:w="3530" w:type="dxa"/>
+            <w:shd w:val="clear" w:color="auto" w:fill="F3F7FB"/>
+          </w:tcPr>
+          <w:p>
+            <w:pPr>
+              <w:spacing w:after="0"/>
+            </w:pPr>
+            <w:r>
+              <w:rPr>
+                <w:sz w:val="19"/>
+              </w:rPr>
+              <w:t>Empresa a la que pertenece. Solo se llena cuando el rol es ClienteCorporativo.</w:t>
             </w:r>
           </w:p>
         </w:tc>
@@ -10272,18 +10833,18 @@
       <w:pPr>
         <w:pStyle w:val="Heading2"/>
       </w:pPr>
-      <w:bookmarkStart w:id="22" w:name="_Toc242359170"/>
+      <w:bookmarkStart w:id="25" w:name="_Toc242465758"/>
       <w:r>
         <w:t>8.5 Tabla Clientes</w:t>
       </w:r>
-      <w:bookmarkEnd w:id="22"/>
+      <w:bookmarkEnd w:id="25"/>
     </w:p>
     <w:p>
       <w:pPr>
         <w:keepNext/>
       </w:pPr>
       <w:r>
-        <w:t>Empresas que contratan el servicio de mantenimiento. Solo se guardan sus datos: los clientes no tienen usuario ni entran al sistema.</w:t>
+        <w:t>Empresas (clientes corporativos) que contratan el servicio de mantenimiento.</w:t>
       </w:r>
     </w:p>
     <w:tbl>
@@ -10432,7 +10993,6 @@
             <w:pPr>
               <w:spacing w:after="0"/>
             </w:pPr>
-            <w:proofErr w:type="spellStart"/>
             <w:r>
               <w:rPr>
                 <w:b/>
@@ -10440,7 +11000,6 @@
               </w:rPr>
               <w:t>IdCliente</w:t>
             </w:r>
-            <w:proofErr w:type="spellEnd"/>
           </w:p>
         </w:tc>
         <w:tc>
@@ -10540,19 +11099,11 @@
             <w:pPr>
               <w:spacing w:after="0"/>
             </w:pPr>
-            <w:proofErr w:type="gramStart"/>
-            <w:r>
-              <w:rPr>
-                <w:sz w:val="19"/>
-              </w:rPr>
-              <w:t>NVARCHAR(</w:t>
-            </w:r>
-            <w:proofErr w:type="gramEnd"/>
-            <w:r>
-              <w:rPr>
-                <w:sz w:val="19"/>
-              </w:rPr>
-              <w:t>100)</w:t>
+            <w:r>
+              <w:rPr>
+                <w:sz w:val="19"/>
+              </w:rPr>
+              <w:t>NVARCHAR(100)</w:t>
             </w:r>
           </w:p>
         </w:tc>
@@ -10615,7 +11166,6 @@
             <w:pPr>
               <w:spacing w:after="0"/>
             </w:pPr>
-            <w:proofErr w:type="spellStart"/>
             <w:r>
               <w:rPr>
                 <w:b/>
@@ -10623,7 +11173,6 @@
               </w:rPr>
               <w:t>Nit</w:t>
             </w:r>
-            <w:proofErr w:type="spellEnd"/>
           </w:p>
         </w:tc>
         <w:tc>
@@ -10634,19 +11183,11 @@
             <w:pPr>
               <w:spacing w:after="0"/>
             </w:pPr>
-            <w:proofErr w:type="gramStart"/>
-            <w:r>
-              <w:rPr>
-                <w:sz w:val="19"/>
-              </w:rPr>
-              <w:t>VARCHAR(</w:t>
-            </w:r>
-            <w:proofErr w:type="gramEnd"/>
-            <w:r>
-              <w:rPr>
-                <w:sz w:val="19"/>
-              </w:rPr>
-              <w:t>17)</w:t>
+            <w:r>
+              <w:rPr>
+                <w:sz w:val="19"/>
+              </w:rPr>
+              <w:t>VARCHAR(17)</w:t>
             </w:r>
           </w:p>
         </w:tc>
@@ -10725,19 +11266,11 @@
             <w:pPr>
               <w:spacing w:after="0"/>
             </w:pPr>
-            <w:proofErr w:type="gramStart"/>
-            <w:r>
-              <w:rPr>
-                <w:sz w:val="19"/>
-              </w:rPr>
-              <w:t>NVARCHAR(</w:t>
-            </w:r>
-            <w:proofErr w:type="gramEnd"/>
-            <w:r>
-              <w:rPr>
-                <w:sz w:val="19"/>
-              </w:rPr>
-              <w:t>100)</w:t>
+            <w:r>
+              <w:rPr>
+                <w:sz w:val="19"/>
+              </w:rPr>
+              <w:t>NVARCHAR(100)</w:t>
             </w:r>
           </w:p>
         </w:tc>
@@ -10800,7 +11333,6 @@
             <w:pPr>
               <w:spacing w:after="0"/>
             </w:pPr>
-            <w:proofErr w:type="spellStart"/>
             <w:r>
               <w:rPr>
                 <w:b/>
@@ -10808,7 +11340,6 @@
               </w:rPr>
               <w:t>Telefono</w:t>
             </w:r>
-            <w:proofErr w:type="spellEnd"/>
           </w:p>
         </w:tc>
         <w:tc>
@@ -10819,19 +11350,11 @@
             <w:pPr>
               <w:spacing w:after="0"/>
             </w:pPr>
-            <w:proofErr w:type="gramStart"/>
-            <w:r>
-              <w:rPr>
-                <w:sz w:val="19"/>
-              </w:rPr>
-              <w:t>VARCHAR(</w:t>
-            </w:r>
-            <w:proofErr w:type="gramEnd"/>
-            <w:r>
-              <w:rPr>
-                <w:sz w:val="19"/>
-              </w:rPr>
-              <w:t>9)</w:t>
+            <w:r>
+              <w:rPr>
+                <w:sz w:val="19"/>
+              </w:rPr>
+              <w:t>VARCHAR(9)</w:t>
             </w:r>
           </w:p>
         </w:tc>
@@ -10910,19 +11433,11 @@
             <w:pPr>
               <w:spacing w:after="0"/>
             </w:pPr>
-            <w:proofErr w:type="gramStart"/>
-            <w:r>
-              <w:rPr>
-                <w:sz w:val="19"/>
-              </w:rPr>
-              <w:t>VARCHAR(</w:t>
-            </w:r>
-            <w:proofErr w:type="gramEnd"/>
-            <w:r>
-              <w:rPr>
-                <w:sz w:val="19"/>
-              </w:rPr>
-              <w:t>100)</w:t>
+            <w:r>
+              <w:rPr>
+                <w:sz w:val="19"/>
+              </w:rPr>
+              <w:t>VARCHAR(100)</w:t>
             </w:r>
           </w:p>
         </w:tc>
@@ -10985,7 +11500,6 @@
             <w:pPr>
               <w:spacing w:after="0"/>
             </w:pPr>
-            <w:proofErr w:type="spellStart"/>
             <w:r>
               <w:rPr>
                 <w:b/>
@@ -10993,7 +11507,6 @@
               </w:rPr>
               <w:t>Direccion</w:t>
             </w:r>
-            <w:proofErr w:type="spellEnd"/>
           </w:p>
         </w:tc>
         <w:tc>
@@ -11004,19 +11517,11 @@
             <w:pPr>
               <w:spacing w:after="0"/>
             </w:pPr>
-            <w:proofErr w:type="gramStart"/>
-            <w:r>
-              <w:rPr>
-                <w:sz w:val="19"/>
-              </w:rPr>
-              <w:t>NVARCHAR(</w:t>
-            </w:r>
-            <w:proofErr w:type="gramEnd"/>
-            <w:r>
-              <w:rPr>
-                <w:sz w:val="19"/>
-              </w:rPr>
-              <w:t>200)</w:t>
+            <w:r>
+              <w:rPr>
+                <w:sz w:val="19"/>
+              </w:rPr>
+              <w:t>NVARCHAR(200)</w:t>
             </w:r>
           </w:p>
         </w:tc>
@@ -11074,12 +11579,12 @@
       <w:pPr>
         <w:pStyle w:val="Heading2"/>
       </w:pPr>
-      <w:bookmarkStart w:id="23" w:name="_Toc242359171"/>
+      <w:bookmarkStart w:id="26" w:name="_Toc242465759"/>
       <w:r>
         <w:lastRenderedPageBreak/>
         <w:t>8.6 Tabla Contratos</w:t>
       </w:r>
-      <w:bookmarkEnd w:id="23"/>
+      <w:bookmarkEnd w:id="26"/>
     </w:p>
     <w:p>
       <w:pPr>
@@ -11235,7 +11740,6 @@
             <w:pPr>
               <w:spacing w:after="0"/>
             </w:pPr>
-            <w:proofErr w:type="spellStart"/>
             <w:r>
               <w:rPr>
                 <w:b/>
@@ -11243,7 +11747,6 @@
               </w:rPr>
               <w:t>IdContrato</w:t>
             </w:r>
-            <w:proofErr w:type="spellEnd"/>
           </w:p>
         </w:tc>
         <w:tc>
@@ -11325,7 +11828,6 @@
             <w:pPr>
               <w:spacing w:after="0"/>
             </w:pPr>
-            <w:proofErr w:type="spellStart"/>
             <w:r>
               <w:rPr>
                 <w:b/>
@@ -11333,7 +11835,6 @@
               </w:rPr>
               <w:t>IdCliente</w:t>
             </w:r>
-            <w:proofErr w:type="spellEnd"/>
           </w:p>
         </w:tc>
         <w:tc>
@@ -11418,7 +11919,6 @@
             <w:pPr>
               <w:spacing w:after="0"/>
             </w:pPr>
-            <w:proofErr w:type="spellStart"/>
             <w:r>
               <w:rPr>
                 <w:b/>
@@ -11426,7 +11926,6 @@
               </w:rPr>
               <w:t>FechaInicio</w:t>
             </w:r>
-            <w:proofErr w:type="spellEnd"/>
           </w:p>
         </w:tc>
         <w:tc>
@@ -11502,7 +12001,6 @@
             <w:pPr>
               <w:spacing w:after="0"/>
             </w:pPr>
-            <w:proofErr w:type="spellStart"/>
             <w:r>
               <w:rPr>
                 <w:b/>
@@ -11510,7 +12008,6 @@
               </w:rPr>
               <w:t>FechaFin</w:t>
             </w:r>
-            <w:proofErr w:type="spellEnd"/>
           </w:p>
         </w:tc>
         <w:tc>
@@ -11572,21 +12069,7 @@
               <w:rPr>
                 <w:sz w:val="19"/>
               </w:rPr>
-              <w:t xml:space="preserve">Fin de la vigencia. CHECK: debe ser posterior a </w:t>
-            </w:r>
-            <w:proofErr w:type="spellStart"/>
-            <w:r>
-              <w:rPr>
-                <w:sz w:val="19"/>
-              </w:rPr>
-              <w:t>FechaInicio</w:t>
-            </w:r>
-            <w:proofErr w:type="spellEnd"/>
-            <w:r>
-              <w:rPr>
-                <w:sz w:val="19"/>
-              </w:rPr>
-              <w:t>.</w:t>
+              <w:t>Fin de la vigencia. CHECK: debe ser posterior a FechaInicio.</w:t>
             </w:r>
           </w:p>
         </w:tc>
@@ -11620,19 +12103,11 @@
             <w:pPr>
               <w:spacing w:after="0"/>
             </w:pPr>
-            <w:proofErr w:type="gramStart"/>
-            <w:r>
-              <w:rPr>
-                <w:sz w:val="19"/>
-              </w:rPr>
-              <w:t>VARCHAR(</w:t>
-            </w:r>
-            <w:proofErr w:type="gramEnd"/>
-            <w:r>
-              <w:rPr>
-                <w:sz w:val="19"/>
-              </w:rPr>
-              <w:t>15)</w:t>
+            <w:r>
+              <w:rPr>
+                <w:sz w:val="19"/>
+              </w:rPr>
+              <w:t>VARCHAR(15)</w:t>
             </w:r>
           </w:p>
         </w:tc>
@@ -11693,7 +12168,6 @@
             <w:pPr>
               <w:spacing w:after="0"/>
             </w:pPr>
-            <w:proofErr w:type="spellStart"/>
             <w:r>
               <w:rPr>
                 <w:b/>
@@ -11701,7 +12175,6 @@
               </w:rPr>
               <w:t>MontoMensual</w:t>
             </w:r>
-            <w:proofErr w:type="spellEnd"/>
           </w:p>
         </w:tc>
         <w:tc>
@@ -11713,19 +12186,11 @@
             <w:pPr>
               <w:spacing w:after="0"/>
             </w:pPr>
-            <w:proofErr w:type="gramStart"/>
-            <w:r>
-              <w:rPr>
-                <w:sz w:val="19"/>
-              </w:rPr>
-              <w:t>DECIMAL(</w:t>
-            </w:r>
-            <w:proofErr w:type="gramEnd"/>
-            <w:r>
-              <w:rPr>
-                <w:sz w:val="19"/>
-              </w:rPr>
-              <w:t>10,2)</w:t>
+            <w:r>
+              <w:rPr>
+                <w:sz w:val="19"/>
+              </w:rPr>
+              <w:t>DECIMAL(10,2)</w:t>
             </w:r>
           </w:p>
         </w:tc>
@@ -11805,19 +12270,11 @@
             <w:pPr>
               <w:spacing w:after="0"/>
             </w:pPr>
-            <w:proofErr w:type="gramStart"/>
-            <w:r>
-              <w:rPr>
-                <w:sz w:val="19"/>
-              </w:rPr>
-              <w:t>VARCHAR(</w:t>
-            </w:r>
-            <w:proofErr w:type="gramEnd"/>
-            <w:r>
-              <w:rPr>
-                <w:sz w:val="19"/>
-              </w:rPr>
-              <w:t>15)</w:t>
+            <w:r>
+              <w:rPr>
+                <w:sz w:val="19"/>
+              </w:rPr>
+              <w:t>VARCHAR(15)</w:t>
             </w:r>
           </w:p>
         </w:tc>
@@ -11878,7 +12335,6 @@
             <w:pPr>
               <w:spacing w:after="0"/>
             </w:pPr>
-            <w:proofErr w:type="spellStart"/>
             <w:r>
               <w:rPr>
                 <w:b/>
@@ -11886,7 +12342,6 @@
               </w:rPr>
               <w:t>Descripcion</w:t>
             </w:r>
-            <w:proofErr w:type="spellEnd"/>
           </w:p>
         </w:tc>
         <w:tc>
@@ -11898,19 +12353,11 @@
             <w:pPr>
               <w:spacing w:after="0"/>
             </w:pPr>
-            <w:proofErr w:type="gramStart"/>
-            <w:r>
-              <w:rPr>
-                <w:sz w:val="19"/>
-              </w:rPr>
-              <w:t>NVARCHAR(</w:t>
-            </w:r>
-            <w:proofErr w:type="gramEnd"/>
-            <w:r>
-              <w:rPr>
-                <w:sz w:val="19"/>
-              </w:rPr>
-              <w:t>300)</w:t>
+            <w:r>
+              <w:rPr>
+                <w:sz w:val="19"/>
+              </w:rPr>
+              <w:t>NVARCHAR(300)</w:t>
             </w:r>
           </w:p>
         </w:tc>
@@ -11971,11 +12418,11 @@
       <w:pPr>
         <w:pStyle w:val="Heading2"/>
       </w:pPr>
-      <w:bookmarkStart w:id="24" w:name="_Toc242359172"/>
+      <w:bookmarkStart w:id="27" w:name="_Toc242465760"/>
       <w:r>
         <w:t>8.7 Tabla Equipos</w:t>
       </w:r>
-      <w:bookmarkEnd w:id="24"/>
+      <w:bookmarkEnd w:id="27"/>
     </w:p>
     <w:p>
       <w:pPr>
@@ -12131,7 +12578,6 @@
             <w:pPr>
               <w:spacing w:after="0"/>
             </w:pPr>
-            <w:proofErr w:type="spellStart"/>
             <w:r>
               <w:rPr>
                 <w:b/>
@@ -12139,7 +12585,6 @@
               </w:rPr>
               <w:t>IdEquipo</w:t>
             </w:r>
-            <w:proofErr w:type="spellEnd"/>
           </w:p>
         </w:tc>
         <w:tc>
@@ -12221,7 +12666,6 @@
             <w:pPr>
               <w:spacing w:after="0"/>
             </w:pPr>
-            <w:proofErr w:type="spellStart"/>
             <w:r>
               <w:rPr>
                 <w:b/>
@@ -12229,7 +12673,6 @@
               </w:rPr>
               <w:t>IdContrato</w:t>
             </w:r>
-            <w:proofErr w:type="spellEnd"/>
           </w:p>
         </w:tc>
         <w:tc>
@@ -12314,7 +12757,6 @@
             <w:pPr>
               <w:spacing w:after="0"/>
             </w:pPr>
-            <w:proofErr w:type="spellStart"/>
             <w:r>
               <w:rPr>
                 <w:b/>
@@ -12322,7 +12764,6 @@
               </w:rPr>
               <w:t>NumeroSerie</w:t>
             </w:r>
-            <w:proofErr w:type="spellEnd"/>
           </w:p>
         </w:tc>
         <w:tc>
@@ -12333,19 +12774,11 @@
             <w:pPr>
               <w:spacing w:after="0"/>
             </w:pPr>
-            <w:proofErr w:type="gramStart"/>
-            <w:r>
-              <w:rPr>
-                <w:sz w:val="19"/>
-              </w:rPr>
-              <w:t>VARCHAR(</w:t>
-            </w:r>
-            <w:proofErr w:type="gramEnd"/>
-            <w:r>
-              <w:rPr>
-                <w:sz w:val="19"/>
-              </w:rPr>
-              <w:t>30)</w:t>
+            <w:r>
+              <w:rPr>
+                <w:sz w:val="19"/>
+              </w:rPr>
+              <w:t>VARCHAR(30)</w:t>
             </w:r>
           </w:p>
         </w:tc>
@@ -12424,19 +12857,11 @@
             <w:pPr>
               <w:spacing w:after="0"/>
             </w:pPr>
-            <w:proofErr w:type="gramStart"/>
-            <w:r>
-              <w:rPr>
-                <w:sz w:val="19"/>
-              </w:rPr>
-              <w:t>NVARCHAR(</w:t>
-            </w:r>
-            <w:proofErr w:type="gramEnd"/>
-            <w:r>
-              <w:rPr>
-                <w:sz w:val="19"/>
-              </w:rPr>
-              <w:t>40)</w:t>
+            <w:r>
+              <w:rPr>
+                <w:sz w:val="19"/>
+              </w:rPr>
+              <w:t>NVARCHAR(40)</w:t>
             </w:r>
           </w:p>
         </w:tc>
@@ -12516,19 +12941,11 @@
             <w:pPr>
               <w:spacing w:after="0"/>
             </w:pPr>
-            <w:proofErr w:type="gramStart"/>
-            <w:r>
-              <w:rPr>
-                <w:sz w:val="19"/>
-              </w:rPr>
-              <w:t>NVARCHAR(</w:t>
-            </w:r>
-            <w:proofErr w:type="gramEnd"/>
-            <w:r>
-              <w:rPr>
-                <w:sz w:val="19"/>
-              </w:rPr>
-              <w:t>40)</w:t>
+            <w:r>
+              <w:rPr>
+                <w:sz w:val="19"/>
+              </w:rPr>
+              <w:t>NVARCHAR(40)</w:t>
             </w:r>
           </w:p>
         </w:tc>
@@ -12607,19 +13024,11 @@
             <w:pPr>
               <w:spacing w:after="0"/>
             </w:pPr>
-            <w:proofErr w:type="gramStart"/>
-            <w:r>
-              <w:rPr>
-                <w:sz w:val="19"/>
-              </w:rPr>
-              <w:t>VARCHAR(</w:t>
-            </w:r>
-            <w:proofErr w:type="gramEnd"/>
-            <w:r>
-              <w:rPr>
-                <w:sz w:val="19"/>
-              </w:rPr>
-              <w:t>20)</w:t>
+            <w:r>
+              <w:rPr>
+                <w:sz w:val="19"/>
+              </w:rPr>
+              <w:t>VARCHAR(20)</w:t>
             </w:r>
           </w:p>
         </w:tc>
@@ -12682,7 +13091,6 @@
             <w:pPr>
               <w:spacing w:after="0"/>
             </w:pPr>
-            <w:proofErr w:type="spellStart"/>
             <w:r>
               <w:rPr>
                 <w:b/>
@@ -12690,7 +13098,6 @@
               </w:rPr>
               <w:t>CapacidadBTU</w:t>
             </w:r>
-            <w:proofErr w:type="spellEnd"/>
           </w:p>
         </w:tc>
         <w:tc>
@@ -12766,7 +13173,6 @@
             <w:pPr>
               <w:spacing w:after="0"/>
             </w:pPr>
-            <w:proofErr w:type="spellStart"/>
             <w:r>
               <w:rPr>
                 <w:b/>
@@ -12774,7 +13180,6 @@
               </w:rPr>
               <w:t>Ubicacion</w:t>
             </w:r>
-            <w:proofErr w:type="spellEnd"/>
           </w:p>
         </w:tc>
         <w:tc>
@@ -12786,19 +13191,11 @@
             <w:pPr>
               <w:spacing w:after="0"/>
             </w:pPr>
-            <w:proofErr w:type="gramStart"/>
-            <w:r>
-              <w:rPr>
-                <w:sz w:val="19"/>
-              </w:rPr>
-              <w:t>NVARCHAR(</w:t>
-            </w:r>
-            <w:proofErr w:type="gramEnd"/>
-            <w:r>
-              <w:rPr>
-                <w:sz w:val="19"/>
-              </w:rPr>
-              <w:t>150)</w:t>
+            <w:r>
+              <w:rPr>
+                <w:sz w:val="19"/>
+              </w:rPr>
+              <w:t>NVARCHAR(150)</w:t>
             </w:r>
           </w:p>
         </w:tc>
@@ -12861,7 +13258,6 @@
             <w:pPr>
               <w:spacing w:after="0"/>
             </w:pPr>
-            <w:proofErr w:type="spellStart"/>
             <w:r>
               <w:rPr>
                 <w:b/>
@@ -12869,7 +13265,6 @@
               </w:rPr>
               <w:t>FechaInstalacion</w:t>
             </w:r>
-            <w:proofErr w:type="spellEnd"/>
           </w:p>
         </w:tc>
         <w:tc>
@@ -12964,19 +13359,11 @@
             <w:pPr>
               <w:spacing w:after="0"/>
             </w:pPr>
-            <w:proofErr w:type="gramStart"/>
-            <w:r>
-              <w:rPr>
-                <w:sz w:val="19"/>
-              </w:rPr>
-              <w:t>VARCHAR(</w:t>
-            </w:r>
-            <w:proofErr w:type="gramEnd"/>
-            <w:r>
-              <w:rPr>
-                <w:sz w:val="19"/>
-              </w:rPr>
-              <w:t>20)</w:t>
+            <w:r>
+              <w:rPr>
+                <w:sz w:val="19"/>
+              </w:rPr>
+              <w:t>VARCHAR(20)</w:t>
             </w:r>
           </w:p>
         </w:tc>
@@ -13037,11 +13424,11 @@
       <w:pPr>
         <w:pStyle w:val="Heading2"/>
       </w:pPr>
-      <w:bookmarkStart w:id="25" w:name="_Toc242359173"/>
+      <w:bookmarkStart w:id="28" w:name="_Toc242465761"/>
       <w:r>
         <w:t>8.8 Tabla Repuestos</w:t>
       </w:r>
-      <w:bookmarkEnd w:id="25"/>
+      <w:bookmarkEnd w:id="28"/>
     </w:p>
     <w:p>
       <w:pPr>
@@ -13197,7 +13584,6 @@
             <w:pPr>
               <w:spacing w:after="0"/>
             </w:pPr>
-            <w:proofErr w:type="spellStart"/>
             <w:r>
               <w:rPr>
                 <w:b/>
@@ -13205,7 +13591,6 @@
               </w:rPr>
               <w:t>IdRepuesto</w:t>
             </w:r>
-            <w:proofErr w:type="spellEnd"/>
           </w:p>
         </w:tc>
         <w:tc>
@@ -13305,19 +13690,11 @@
             <w:pPr>
               <w:spacing w:after="0"/>
             </w:pPr>
-            <w:proofErr w:type="gramStart"/>
-            <w:r>
-              <w:rPr>
-                <w:sz w:val="19"/>
-              </w:rPr>
-              <w:t>NVARCHAR(</w:t>
-            </w:r>
-            <w:proofErr w:type="gramEnd"/>
-            <w:r>
-              <w:rPr>
-                <w:sz w:val="19"/>
-              </w:rPr>
-              <w:t>80)</w:t>
+            <w:r>
+              <w:rPr>
+                <w:sz w:val="19"/>
+              </w:rPr>
+              <w:t>NVARCHAR(80)</w:t>
             </w:r>
           </w:p>
         </w:tc>
@@ -13380,7 +13757,6 @@
             <w:pPr>
               <w:spacing w:after="0"/>
             </w:pPr>
-            <w:proofErr w:type="spellStart"/>
             <w:r>
               <w:rPr>
                 <w:b/>
@@ -13388,7 +13764,6 @@
               </w:rPr>
               <w:t>Categoria</w:t>
             </w:r>
-            <w:proofErr w:type="spellEnd"/>
           </w:p>
         </w:tc>
         <w:tc>
@@ -13399,19 +13774,11 @@
             <w:pPr>
               <w:spacing w:after="0"/>
             </w:pPr>
-            <w:proofErr w:type="gramStart"/>
-            <w:r>
-              <w:rPr>
-                <w:sz w:val="19"/>
-              </w:rPr>
-              <w:t>NVARCHAR(</w:t>
-            </w:r>
-            <w:proofErr w:type="gramEnd"/>
-            <w:r>
-              <w:rPr>
-                <w:sz w:val="19"/>
-              </w:rPr>
-              <w:t>20)</w:t>
+            <w:r>
+              <w:rPr>
+                <w:sz w:val="19"/>
+              </w:rPr>
+              <w:t>NVARCHAR(20)</w:t>
             </w:r>
           </w:p>
         </w:tc>
@@ -13557,7 +13924,6 @@
             <w:pPr>
               <w:spacing w:after="0"/>
             </w:pPr>
-            <w:proofErr w:type="spellStart"/>
             <w:r>
               <w:rPr>
                 <w:b/>
@@ -13565,7 +13931,6 @@
               </w:rPr>
               <w:t>StockMinimo</w:t>
             </w:r>
-            <w:proofErr w:type="spellEnd"/>
           </w:p>
         </w:tc>
         <w:tc>
@@ -13641,7 +14006,6 @@
             <w:pPr>
               <w:spacing w:after="0"/>
             </w:pPr>
-            <w:proofErr w:type="spellStart"/>
             <w:r>
               <w:rPr>
                 <w:b/>
@@ -13649,7 +14013,6 @@
               </w:rPr>
               <w:t>PrecioUnitario</w:t>
             </w:r>
-            <w:proofErr w:type="spellEnd"/>
           </w:p>
         </w:tc>
         <w:tc>
@@ -13661,19 +14024,11 @@
             <w:pPr>
               <w:spacing w:after="0"/>
             </w:pPr>
-            <w:proofErr w:type="gramStart"/>
-            <w:r>
-              <w:rPr>
-                <w:sz w:val="19"/>
-              </w:rPr>
-              <w:t>DECIMAL(</w:t>
-            </w:r>
-            <w:proofErr w:type="gramEnd"/>
-            <w:r>
-              <w:rPr>
-                <w:sz w:val="19"/>
-              </w:rPr>
-              <w:t>10,2)</w:t>
+            <w:r>
+              <w:rPr>
+                <w:sz w:val="19"/>
+              </w:rPr>
+              <w:t>DECIMAL(10,2)</w:t>
             </w:r>
           </w:p>
         </w:tc>
@@ -13734,11 +14089,11 @@
       <w:pPr>
         <w:pStyle w:val="Heading2"/>
       </w:pPr>
-      <w:bookmarkStart w:id="26" w:name="_Toc242359174"/>
+      <w:bookmarkStart w:id="29" w:name="_Toc242465762"/>
       <w:r>
         <w:t>8.9 Tabla Mantenimientos</w:t>
       </w:r>
-      <w:bookmarkEnd w:id="26"/>
+      <w:bookmarkEnd w:id="29"/>
     </w:p>
     <w:p>
       <w:pPr>
@@ -13894,7 +14249,6 @@
             <w:pPr>
               <w:spacing w:after="0"/>
             </w:pPr>
-            <w:proofErr w:type="spellStart"/>
             <w:r>
               <w:rPr>
                 <w:b/>
@@ -13902,7 +14256,6 @@
               </w:rPr>
               <w:t>IdMantenimiento</w:t>
             </w:r>
-            <w:proofErr w:type="spellEnd"/>
           </w:p>
         </w:tc>
         <w:tc>
@@ -13984,7 +14337,6 @@
             <w:pPr>
               <w:spacing w:after="0"/>
             </w:pPr>
-            <w:proofErr w:type="spellStart"/>
             <w:r>
               <w:rPr>
                 <w:b/>
@@ -13992,7 +14344,6 @@
               </w:rPr>
               <w:t>IdEquipo</w:t>
             </w:r>
-            <w:proofErr w:type="spellEnd"/>
           </w:p>
         </w:tc>
         <w:tc>
@@ -14077,7 +14428,6 @@
             <w:pPr>
               <w:spacing w:after="0"/>
             </w:pPr>
-            <w:proofErr w:type="spellStart"/>
             <w:r>
               <w:rPr>
                 <w:b/>
@@ -14085,7 +14435,6 @@
               </w:rPr>
               <w:t>IdIngeniero</w:t>
             </w:r>
-            <w:proofErr w:type="spellEnd"/>
           </w:p>
         </w:tc>
         <w:tc>
@@ -14185,19 +14534,11 @@
             <w:pPr>
               <w:spacing w:after="0"/>
             </w:pPr>
-            <w:proofErr w:type="gramStart"/>
-            <w:r>
-              <w:rPr>
-                <w:sz w:val="19"/>
-              </w:rPr>
-              <w:t>VARCHAR(</w:t>
-            </w:r>
-            <w:proofErr w:type="gramEnd"/>
-            <w:r>
-              <w:rPr>
-                <w:sz w:val="19"/>
-              </w:rPr>
-              <w:t>12)</w:t>
+            <w:r>
+              <w:rPr>
+                <w:sz w:val="19"/>
+              </w:rPr>
+              <w:t>VARCHAR(12)</w:t>
             </w:r>
           </w:p>
         </w:tc>
@@ -14260,7 +14601,6 @@
             <w:pPr>
               <w:spacing w:after="0"/>
             </w:pPr>
-            <w:proofErr w:type="spellStart"/>
             <w:r>
               <w:rPr>
                 <w:b/>
@@ -14268,7 +14608,6 @@
               </w:rPr>
               <w:t>FechaProgramada</w:t>
             </w:r>
-            <w:proofErr w:type="spellEnd"/>
           </w:p>
         </w:tc>
         <w:tc>
@@ -14344,7 +14683,6 @@
             <w:pPr>
               <w:spacing w:after="0"/>
             </w:pPr>
-            <w:proofErr w:type="spellStart"/>
             <w:r>
               <w:rPr>
                 <w:b/>
@@ -14352,7 +14690,6 @@
               </w:rPr>
               <w:t>FechaRealizada</w:t>
             </w:r>
-            <w:proofErr w:type="spellEnd"/>
           </w:p>
         </w:tc>
         <w:tc>
@@ -14448,19 +14785,11 @@
             <w:pPr>
               <w:spacing w:after="0"/>
             </w:pPr>
-            <w:proofErr w:type="gramStart"/>
-            <w:r>
-              <w:rPr>
-                <w:sz w:val="19"/>
-              </w:rPr>
-              <w:t>VARCHAR(</w:t>
-            </w:r>
-            <w:proofErr w:type="gramEnd"/>
-            <w:r>
-              <w:rPr>
-                <w:sz w:val="19"/>
-              </w:rPr>
-              <w:t>15)</w:t>
+            <w:r>
+              <w:rPr>
+                <w:sz w:val="19"/>
+              </w:rPr>
+              <w:t>VARCHAR(15)</w:t>
             </w:r>
           </w:p>
         </w:tc>
@@ -14540,19 +14869,11 @@
             <w:pPr>
               <w:spacing w:after="0"/>
             </w:pPr>
-            <w:proofErr w:type="gramStart"/>
-            <w:r>
-              <w:rPr>
-                <w:sz w:val="19"/>
-              </w:rPr>
-              <w:t>NVARCHAR(</w:t>
-            </w:r>
-            <w:proofErr w:type="gramEnd"/>
-            <w:r>
-              <w:rPr>
-                <w:sz w:val="19"/>
-              </w:rPr>
-              <w:t>500)</w:t>
+            <w:r>
+              <w:rPr>
+                <w:sz w:val="19"/>
+              </w:rPr>
+              <w:t>NVARCHAR(500)</w:t>
             </w:r>
           </w:p>
         </w:tc>
@@ -14615,7 +14936,6 @@
             <w:pPr>
               <w:spacing w:after="0"/>
             </w:pPr>
-            <w:proofErr w:type="spellStart"/>
             <w:r>
               <w:rPr>
                 <w:b/>
@@ -14623,7 +14943,6 @@
               </w:rPr>
               <w:t>TrabajoRealizado</w:t>
             </w:r>
-            <w:proofErr w:type="spellEnd"/>
           </w:p>
         </w:tc>
         <w:tc>
@@ -14634,19 +14953,11 @@
             <w:pPr>
               <w:spacing w:after="0"/>
             </w:pPr>
-            <w:proofErr w:type="gramStart"/>
-            <w:r>
-              <w:rPr>
-                <w:sz w:val="19"/>
-              </w:rPr>
-              <w:t>NVARCHAR(</w:t>
-            </w:r>
-            <w:proofErr w:type="gramEnd"/>
-            <w:r>
-              <w:rPr>
-                <w:sz w:val="19"/>
-              </w:rPr>
-              <w:t>500)</w:t>
+            <w:r>
+              <w:rPr>
+                <w:sz w:val="19"/>
+              </w:rPr>
+              <w:t>NVARCHAR(500)</w:t>
             </w:r>
           </w:p>
         </w:tc>
@@ -14725,19 +15036,11 @@
             <w:pPr>
               <w:spacing w:after="0"/>
             </w:pPr>
-            <w:proofErr w:type="gramStart"/>
-            <w:r>
-              <w:rPr>
-                <w:sz w:val="19"/>
-              </w:rPr>
-              <w:t>NVARCHAR(</w:t>
-            </w:r>
-            <w:proofErr w:type="gramEnd"/>
-            <w:r>
-              <w:rPr>
-                <w:sz w:val="19"/>
-              </w:rPr>
-              <w:t>300)</w:t>
+            <w:r>
+              <w:rPr>
+                <w:sz w:val="19"/>
+              </w:rPr>
+              <w:t>NVARCHAR(300)</w:t>
             </w:r>
           </w:p>
         </w:tc>
@@ -14798,16 +15101,11 @@
       <w:pPr>
         <w:pStyle w:val="Heading2"/>
       </w:pPr>
-      <w:bookmarkStart w:id="27" w:name="_Toc242359175"/>
-      <w:r>
-        <w:t xml:space="preserve">8.10 Tabla </w:t>
-      </w:r>
-      <w:proofErr w:type="spellStart"/>
-      <w:r>
-        <w:t>MantenimientoRepuestos</w:t>
-      </w:r>
-      <w:bookmarkEnd w:id="27"/>
-      <w:proofErr w:type="spellEnd"/>
+      <w:bookmarkStart w:id="30" w:name="_Toc242465763"/>
+      <w:r>
+        <w:t>8.10 Tabla MantenimientoRepuestos</w:t>
+      </w:r>
+      <w:bookmarkEnd w:id="30"/>
     </w:p>
     <w:p>
       <w:pPr>
@@ -14963,7 +15261,6 @@
             <w:pPr>
               <w:spacing w:after="0"/>
             </w:pPr>
-            <w:proofErr w:type="spellStart"/>
             <w:r>
               <w:rPr>
                 <w:b/>
@@ -14971,7 +15268,6 @@
               </w:rPr>
               <w:t>IdDetalle</w:t>
             </w:r>
-            <w:proofErr w:type="spellEnd"/>
           </w:p>
         </w:tc>
         <w:tc>
@@ -15053,7 +15349,6 @@
             <w:pPr>
               <w:spacing w:after="0"/>
             </w:pPr>
-            <w:proofErr w:type="spellStart"/>
             <w:r>
               <w:rPr>
                 <w:b/>
@@ -15061,7 +15356,6 @@
               </w:rPr>
               <w:t>IdMantenimiento</w:t>
             </w:r>
-            <w:proofErr w:type="spellEnd"/>
           </w:p>
         </w:tc>
         <w:tc>
@@ -15146,7 +15440,6 @@
             <w:pPr>
               <w:spacing w:after="0"/>
             </w:pPr>
-            <w:proofErr w:type="spellStart"/>
             <w:r>
               <w:rPr>
                 <w:b/>
@@ -15154,7 +15447,6 @@
               </w:rPr>
               <w:t>IdRepuesto</w:t>
             </w:r>
-            <w:proofErr w:type="spellEnd"/>
           </w:p>
         </w:tc>
         <w:tc>
@@ -15218,21 +15510,7 @@
               <w:rPr>
                 <w:sz w:val="19"/>
               </w:rPr>
-              <w:t xml:space="preserve">Repuesto consumido. UNIQUE junto con </w:t>
-            </w:r>
-            <w:proofErr w:type="spellStart"/>
-            <w:r>
-              <w:rPr>
-                <w:sz w:val="19"/>
-              </w:rPr>
-              <w:t>IdMantenimiento</w:t>
-            </w:r>
-            <w:proofErr w:type="spellEnd"/>
-            <w:r>
-              <w:rPr>
-                <w:sz w:val="19"/>
-              </w:rPr>
-              <w:t>: no se repite en la misma visita.</w:t>
+              <w:t>Repuesto consumido. UNIQUE junto con IdMantenimiento: no se repite en la misma visita.</w:t>
             </w:r>
           </w:p>
         </w:tc>
@@ -15335,7 +15613,6 @@
             <w:pPr>
               <w:spacing w:after="0"/>
             </w:pPr>
-            <w:proofErr w:type="spellStart"/>
             <w:r>
               <w:rPr>
                 <w:b/>
@@ -15343,7 +15620,6 @@
               </w:rPr>
               <w:t>PrecioUnitario</w:t>
             </w:r>
-            <w:proofErr w:type="spellEnd"/>
           </w:p>
         </w:tc>
         <w:tc>
@@ -15354,19 +15630,11 @@
             <w:pPr>
               <w:spacing w:after="0"/>
             </w:pPr>
-            <w:proofErr w:type="gramStart"/>
-            <w:r>
-              <w:rPr>
-                <w:sz w:val="19"/>
-              </w:rPr>
-              <w:t>DECIMAL(</w:t>
-            </w:r>
-            <w:proofErr w:type="gramEnd"/>
-            <w:r>
-              <w:rPr>
-                <w:sz w:val="19"/>
-              </w:rPr>
-              <w:t>10,2)</w:t>
+            <w:r>
+              <w:rPr>
+                <w:sz w:val="19"/>
+              </w:rPr>
+              <w:t>DECIMAL(10,2)</w:t>
             </w:r>
           </w:p>
         </w:tc>
@@ -15424,16 +15692,11 @@
       <w:pPr>
         <w:pStyle w:val="Heading2"/>
       </w:pPr>
-      <w:bookmarkStart w:id="28" w:name="_Toc242359176"/>
-      <w:r>
-        <w:t xml:space="preserve">8.11 Tabla </w:t>
-      </w:r>
-      <w:proofErr w:type="spellStart"/>
-      <w:r>
-        <w:t>RegistroActividad</w:t>
-      </w:r>
-      <w:bookmarkEnd w:id="28"/>
-      <w:proofErr w:type="spellEnd"/>
+      <w:bookmarkStart w:id="31" w:name="_Toc242465764"/>
+      <w:r>
+        <w:t>8.11 Tabla RegistroActividad</w:t>
+      </w:r>
+      <w:bookmarkEnd w:id="31"/>
     </w:p>
     <w:p>
       <w:pPr>
@@ -15589,7 +15852,6 @@
             <w:pPr>
               <w:spacing w:after="0"/>
             </w:pPr>
-            <w:proofErr w:type="spellStart"/>
             <w:r>
               <w:rPr>
                 <w:b/>
@@ -15597,7 +15859,6 @@
               </w:rPr>
               <w:t>IdRegistro</w:t>
             </w:r>
-            <w:proofErr w:type="spellEnd"/>
           </w:p>
         </w:tc>
         <w:tc>
@@ -15679,7 +15940,6 @@
             <w:pPr>
               <w:spacing w:after="0"/>
             </w:pPr>
-            <w:proofErr w:type="spellStart"/>
             <w:r>
               <w:rPr>
                 <w:b/>
@@ -15687,7 +15947,6 @@
               </w:rPr>
               <w:t>IdUsuario</w:t>
             </w:r>
-            <w:proofErr w:type="spellEnd"/>
           </w:p>
         </w:tc>
         <w:tc>
@@ -15772,7 +16031,6 @@
             <w:pPr>
               <w:spacing w:after="0"/>
             </w:pPr>
-            <w:proofErr w:type="spellStart"/>
             <w:r>
               <w:rPr>
                 <w:b/>
@@ -15780,7 +16038,6 @@
               </w:rPr>
               <w:t>Accion</w:t>
             </w:r>
-            <w:proofErr w:type="spellEnd"/>
           </w:p>
         </w:tc>
         <w:tc>
@@ -15791,19 +16048,11 @@
             <w:pPr>
               <w:spacing w:after="0"/>
             </w:pPr>
-            <w:proofErr w:type="gramStart"/>
-            <w:r>
-              <w:rPr>
-                <w:sz w:val="19"/>
-              </w:rPr>
-              <w:t>NVARCHAR(</w:t>
-            </w:r>
-            <w:proofErr w:type="gramEnd"/>
-            <w:r>
-              <w:rPr>
-                <w:sz w:val="19"/>
-              </w:rPr>
-              <w:t>200)</w:t>
+            <w:r>
+              <w:rPr>
+                <w:sz w:val="19"/>
+              </w:rPr>
+              <w:t>NVARCHAR(200)</w:t>
             </w:r>
           </w:p>
         </w:tc>
@@ -15947,11 +16196,11 @@
       <w:pPr>
         <w:pStyle w:val="Heading2"/>
       </w:pPr>
-      <w:bookmarkStart w:id="29" w:name="_Toc242359177"/>
+      <w:bookmarkStart w:id="32" w:name="_Toc242465765"/>
       <w:r>
         <w:t>8.12 Vistas</w:t>
       </w:r>
-      <w:bookmarkEnd w:id="29"/>
+      <w:bookmarkEnd w:id="32"/>
     </w:p>
     <w:p>
       <w:r>
@@ -16041,7 +16290,6 @@
             <w:pPr>
               <w:spacing w:after="0"/>
             </w:pPr>
-            <w:proofErr w:type="spellStart"/>
             <w:r>
               <w:rPr>
                 <w:b/>
@@ -16049,7 +16297,6 @@
               </w:rPr>
               <w:t>VistaUsuarios</w:t>
             </w:r>
-            <w:proofErr w:type="spellEnd"/>
           </w:p>
         </w:tc>
         <w:tc>
@@ -16064,7 +16311,7 @@
               <w:rPr>
                 <w:sz w:val="19"/>
               </w:rPr>
-              <w:t>Usuarios con el nombre de su rol.</w:t>
+              <w:t>Usuarios con el nombre de su rol y, si es cliente, el de su empresa.</w:t>
             </w:r>
           </w:p>
         </w:tc>
@@ -16082,7 +16329,6 @@
             <w:pPr>
               <w:spacing w:after="0"/>
             </w:pPr>
-            <w:proofErr w:type="spellStart"/>
             <w:r>
               <w:rPr>
                 <w:b/>
@@ -16090,7 +16336,6 @@
               </w:rPr>
               <w:t>VistaRolesPermisos</w:t>
             </w:r>
-            <w:proofErr w:type="spellEnd"/>
           </w:p>
         </w:tc>
         <w:tc>
@@ -16123,7 +16368,6 @@
             <w:pPr>
               <w:spacing w:after="0"/>
             </w:pPr>
-            <w:proofErr w:type="spellStart"/>
             <w:r>
               <w:rPr>
                 <w:b/>
@@ -16131,7 +16375,6 @@
               </w:rPr>
               <w:t>VistaContratos</w:t>
             </w:r>
-            <w:proofErr w:type="spellEnd"/>
           </w:p>
         </w:tc>
         <w:tc>
@@ -16164,7 +16407,6 @@
             <w:pPr>
               <w:spacing w:after="0"/>
             </w:pPr>
-            <w:proofErr w:type="spellStart"/>
             <w:r>
               <w:rPr>
                 <w:b/>
@@ -16172,7 +16414,6 @@
               </w:rPr>
               <w:t>VistaEquipos</w:t>
             </w:r>
-            <w:proofErr w:type="spellEnd"/>
           </w:p>
         </w:tc>
         <w:tc>
@@ -16205,7 +16446,6 @@
             <w:pPr>
               <w:spacing w:after="0"/>
             </w:pPr>
-            <w:proofErr w:type="spellStart"/>
             <w:r>
               <w:rPr>
                 <w:b/>
@@ -16213,7 +16453,6 @@
               </w:rPr>
               <w:t>VistaMantenimientos</w:t>
             </w:r>
-            <w:proofErr w:type="spellEnd"/>
           </w:p>
         </w:tc>
         <w:tc>
@@ -16246,7 +16485,6 @@
             <w:pPr>
               <w:spacing w:after="0"/>
             </w:pPr>
-            <w:proofErr w:type="spellStart"/>
             <w:r>
               <w:rPr>
                 <w:b/>
@@ -16254,7 +16492,6 @@
               </w:rPr>
               <w:t>VistaRepuestosUsados</w:t>
             </w:r>
-            <w:proofErr w:type="spellEnd"/>
           </w:p>
         </w:tc>
         <w:tc>
@@ -16287,7 +16524,6 @@
             <w:pPr>
               <w:spacing w:after="0"/>
             </w:pPr>
-            <w:proofErr w:type="spellStart"/>
             <w:r>
               <w:rPr>
                 <w:b/>
@@ -16295,7 +16531,6 @@
               </w:rPr>
               <w:t>VistaActividad</w:t>
             </w:r>
-            <w:proofErr w:type="spellEnd"/>
           </w:p>
         </w:tc>
         <w:tc>
@@ -16326,22 +16561,22 @@
         <w:pStyle w:val="Heading1"/>
         <w:pageBreakBefore/>
       </w:pPr>
-      <w:bookmarkStart w:id="30" w:name="_Toc242359178"/>
+      <w:bookmarkStart w:id="33" w:name="_Toc242465766"/>
       <w:r>
         <w:lastRenderedPageBreak/>
         <w:t>9. Seguridad y manejo de excepciones</w:t>
       </w:r>
-      <w:bookmarkEnd w:id="30"/>
+      <w:bookmarkEnd w:id="33"/>
     </w:p>
     <w:p>
       <w:pPr>
         <w:pStyle w:val="Heading2"/>
       </w:pPr>
-      <w:bookmarkStart w:id="31" w:name="_Toc242359179"/>
+      <w:bookmarkStart w:id="34" w:name="_Toc242465767"/>
       <w:r>
         <w:t>9.1 Cifrado de contraseñas con BCrypt.Net</w:t>
       </w:r>
-      <w:bookmarkEnd w:id="31"/>
+      <w:bookmarkEnd w:id="34"/>
     </w:p>
     <w:p>
       <w:r>
@@ -16360,78 +16595,45 @@
     <w:p>
       <w:pPr>
         <w:pStyle w:val="Codigo"/>
-        <w:rPr>
-          <w:lang w:val="en-US"/>
-        </w:rPr>
-      </w:pPr>
-      <w:r>
-        <w:rPr>
-          <w:lang w:val="en-US"/>
-        </w:rPr>
+      </w:pPr>
+      <w:r>
         <w:t>public static string Cifrar(string clave)</w:t>
       </w:r>
     </w:p>
     <w:p>
       <w:pPr>
         <w:pStyle w:val="Codigo"/>
-        <w:rPr>
-          <w:lang w:val="en-US"/>
-        </w:rPr>
-      </w:pPr>
-      <w:r>
-        <w:rPr>
-          <w:lang w:val="en-US"/>
-        </w:rPr>
+      </w:pPr>
+      <w:r>
         <w:t>{</w:t>
       </w:r>
     </w:p>
     <w:p>
       <w:pPr>
         <w:pStyle w:val="Codigo"/>
-        <w:rPr>
-          <w:lang w:val="en-US"/>
-        </w:rPr>
-      </w:pPr>
-      <w:r>
-        <w:rPr>
-          <w:lang w:val="en-US"/>
-        </w:rPr>
+      </w:pPr>
+      <w:r>
         <w:t xml:space="preserve">    return BCrypt.Net.BCrypt.HashPassword(clave, Costo);     // Costo = 11</w:t>
       </w:r>
     </w:p>
     <w:p>
       <w:pPr>
         <w:pStyle w:val="Codigo"/>
-        <w:rPr>
-          <w:lang w:val="en-US"/>
-        </w:rPr>
-      </w:pPr>
-      <w:r>
-        <w:rPr>
-          <w:lang w:val="en-US"/>
-        </w:rPr>
+      </w:pPr>
+      <w:r>
         <w:t>}</w:t>
       </w:r>
     </w:p>
     <w:p>
       <w:pPr>
         <w:pStyle w:val="Codigo"/>
-        <w:rPr>
-          <w:lang w:val="en-US"/>
-        </w:rPr>
       </w:pPr>
     </w:p>
     <w:p>
       <w:pPr>
         <w:pStyle w:val="Codigo"/>
-        <w:rPr>
-          <w:lang w:val="en-US"/>
-        </w:rPr>
-      </w:pPr>
-      <w:r>
-        <w:rPr>
-          <w:lang w:val="en-US"/>
-        </w:rPr>
+      </w:pPr>
+      <w:r>
         <w:t>public static bool Coincide(string clave, string guardado)</w:t>
       </w:r>
     </w:p>
@@ -16468,11 +16670,11 @@
       <w:pPr>
         <w:pStyle w:val="Heading2"/>
       </w:pPr>
-      <w:bookmarkStart w:id="32" w:name="_Toc242359180"/>
+      <w:bookmarkStart w:id="35" w:name="_Toc242465768"/>
       <w:r>
         <w:t>9.2 Otras medidas de seguridad</w:t>
       </w:r>
-      <w:bookmarkEnd w:id="32"/>
+      <w:bookmarkEnd w:id="35"/>
     </w:p>
     <w:p>
       <w:pPr>
@@ -16622,23 +16824,15 @@
       <w:pPr>
         <w:pStyle w:val="Heading2"/>
       </w:pPr>
-      <w:bookmarkStart w:id="33" w:name="_Toc242359181"/>
+      <w:bookmarkStart w:id="36" w:name="_Toc242465769"/>
       <w:r>
         <w:t>9.3 Manejo de excepciones</w:t>
       </w:r>
-      <w:bookmarkEnd w:id="33"/>
-    </w:p>
-    <w:p>
-      <w:r>
-        <w:t xml:space="preserve">Todas las operaciones con la base de datos están dentro de un bloque Try-Catch. En el Modelo, cada método de las clases de datos atrapa la </w:t>
-      </w:r>
-      <w:proofErr w:type="spellStart"/>
-      <w:r>
-        <w:t>SqlException</w:t>
-      </w:r>
-      <w:proofErr w:type="spellEnd"/>
-      <w:r>
-        <w:t xml:space="preserve"> y la convierte en un mensaje en español con un código propio (clase </w:t>
+      <w:bookmarkEnd w:id="36"/>
+    </w:p>
+    <w:p>
+      <w:r>
+        <w:t xml:space="preserve">Todas las operaciones con la base de datos están dentro de un bloque Try-Catch. En el Modelo, cada método de las clases de datos atrapa la SqlException y la convierte en un mensaje en español con un código propio (clase </w:t>
       </w:r>
       <w:r>
         <w:rPr>
@@ -16647,15 +16841,7 @@
         <w:t>Errores</w:t>
       </w:r>
       <w:r>
-        <w:t xml:space="preserve">). En la Vista, cada formulario atrapa esa excepción y la muestra con un </w:t>
-      </w:r>
-      <w:proofErr w:type="spellStart"/>
-      <w:r>
-        <w:t>MessageBox</w:t>
-      </w:r>
-      <w:proofErr w:type="spellEnd"/>
-      <w:r>
-        <w:t xml:space="preserve"> (clase </w:t>
+        <w:t xml:space="preserve">). En la Vista, cada formulario atrapa esa excepción y la muestra con un MessageBox (clase </w:t>
       </w:r>
       <w:r>
         <w:rPr>
@@ -16670,14 +16856,8 @@
     <w:p>
       <w:pPr>
         <w:pStyle w:val="Codigo"/>
-        <w:rPr>
-          <w:lang w:val="en-US"/>
-        </w:rPr>
-      </w:pPr>
-      <w:r>
-        <w:rPr>
-          <w:lang w:val="en-US"/>
-        </w:rPr>
+      </w:pPr>
+      <w:r>
         <w:lastRenderedPageBreak/>
         <w:t>// Modelo: ContratoDatos.Eliminar</w:t>
       </w:r>
@@ -16685,56 +16865,32 @@
     <w:p>
       <w:pPr>
         <w:pStyle w:val="Codigo"/>
-        <w:rPr>
-          <w:lang w:val="en-US"/>
-        </w:rPr>
-      </w:pPr>
-      <w:r>
-        <w:rPr>
-          <w:lang w:val="en-US"/>
-        </w:rPr>
+      </w:pPr>
+      <w:r>
         <w:t>try</w:t>
       </w:r>
     </w:p>
     <w:p>
       <w:pPr>
         <w:pStyle w:val="Codigo"/>
-        <w:rPr>
-          <w:lang w:val="en-US"/>
-        </w:rPr>
-      </w:pPr>
-      <w:r>
-        <w:rPr>
-          <w:lang w:val="en-US"/>
-        </w:rPr>
+      </w:pPr>
+      <w:r>
         <w:t>{</w:t>
       </w:r>
     </w:p>
     <w:p>
       <w:pPr>
         <w:pStyle w:val="Codigo"/>
-        <w:rPr>
-          <w:lang w:val="en-US"/>
-        </w:rPr>
-      </w:pPr>
-      <w:r>
-        <w:rPr>
-          <w:lang w:val="en-US"/>
-        </w:rPr>
+      </w:pPr>
+      <w:r>
         <w:t xml:space="preserve">    using (SqlConnection con = Conexion.Abrir())</w:t>
       </w:r>
     </w:p>
     <w:p>
       <w:pPr>
         <w:pStyle w:val="Codigo"/>
-        <w:rPr>
-          <w:lang w:val="en-US"/>
-        </w:rPr>
-      </w:pPr>
-      <w:r>
-        <w:rPr>
-          <w:lang w:val="en-US"/>
-        </w:rPr>
+      </w:pPr>
+      <w:r>
         <w:t xml:space="preserve">    using (SqlCommand cmd = new SqlCommand("DELETE FROM Contratos WHERE IdContrato = @Id", con))</w:t>
       </w:r>
     </w:p>
@@ -16743,11 +16899,53 @@
         <w:pStyle w:val="Codigo"/>
       </w:pPr>
       <w:r>
-        <w:rPr>
-          <w:lang w:val="en-US"/>
-        </w:rPr>
-        <w:t xml:space="preserve">    </w:t>
-      </w:r>
+        <w:t xml:space="preserve">    {</w:t>
+      </w:r>
+    </w:p>
+    <w:p>
+      <w:pPr>
+        <w:pStyle w:val="Codigo"/>
+      </w:pPr>
+      <w:r>
+        <w:t xml:space="preserve">        cmd.Parameters.AddWithValue("@Id", idContrato);</w:t>
+      </w:r>
+    </w:p>
+    <w:p>
+      <w:pPr>
+        <w:pStyle w:val="Codigo"/>
+      </w:pPr>
+      <w:r>
+        <w:t xml:space="preserve">        return cmd.ExecuteNonQuery();</w:t>
+      </w:r>
+    </w:p>
+    <w:p>
+      <w:pPr>
+        <w:pStyle w:val="Codigo"/>
+      </w:pPr>
+      <w:r>
+        <w:t xml:space="preserve">    }</w:t>
+      </w:r>
+    </w:p>
+    <w:p>
+      <w:pPr>
+        <w:pStyle w:val="Codigo"/>
+      </w:pPr>
+      <w:r>
+        <w:t>}</w:t>
+      </w:r>
+    </w:p>
+    <w:p>
+      <w:pPr>
+        <w:pStyle w:val="Codigo"/>
+      </w:pPr>
+      <w:r>
+        <w:t>catch (SqlException ex)</w:t>
+      </w:r>
+    </w:p>
+    <w:p>
+      <w:pPr>
+        <w:pStyle w:val="Codigo"/>
+      </w:pPr>
       <w:r>
         <w:t>{</w:t>
       </w:r>
@@ -16757,66 +16955,76 @@
         <w:pStyle w:val="Codigo"/>
       </w:pPr>
       <w:r>
-        <w:t xml:space="preserve">        cmd.Parameters.AddWithValue("@Id", idContrato);</w:t>
+        <w:t xml:space="preserve">    throw new Exception(Errores.Texto(ex), ex);</w:t>
       </w:r>
     </w:p>
     <w:p>
       <w:pPr>
         <w:pStyle w:val="Codigo"/>
-        <w:rPr>
-          <w:lang w:val="en-US"/>
-        </w:rPr>
-      </w:pPr>
-      <w:r>
-        <w:t xml:space="preserve">        </w:t>
-      </w:r>
-      <w:r>
-        <w:rPr>
-          <w:lang w:val="en-US"/>
-        </w:rPr>
-        <w:t>return cmd.ExecuteNonQuery();</w:t>
+      </w:pPr>
+      <w:r>
+        <w:t>}</w:t>
       </w:r>
     </w:p>
     <w:p>
       <w:pPr>
         <w:pStyle w:val="Codigo"/>
-        <w:rPr>
-          <w:lang w:val="en-US"/>
-        </w:rPr>
-      </w:pPr>
-      <w:r>
-        <w:rPr>
-          <w:lang w:val="en-US"/>
-        </w:rPr>
-        <w:t xml:space="preserve">    }</w:t>
-      </w:r>
+      </w:pPr>
     </w:p>
     <w:p>
       <w:pPr>
         <w:pStyle w:val="Codigo"/>
-        <w:rPr>
-          <w:lang w:val="en-US"/>
-        </w:rPr>
-      </w:pPr>
-      <w:r>
-        <w:rPr>
-          <w:lang w:val="en-US"/>
-        </w:rPr>
+      </w:pPr>
+      <w:r>
+        <w:t>// Vista: FrmContratos.btnEliminar_Click</w:t>
+      </w:r>
+    </w:p>
+    <w:p>
+      <w:pPr>
+        <w:pStyle w:val="Codigo"/>
+      </w:pPr>
+      <w:r>
+        <w:t>try</w:t>
+      </w:r>
+    </w:p>
+    <w:p>
+      <w:pPr>
+        <w:pStyle w:val="Codigo"/>
+      </w:pPr>
+      <w:r>
+        <w:t>{</w:t>
+      </w:r>
+    </w:p>
+    <w:p>
+      <w:pPr>
+        <w:pStyle w:val="Codigo"/>
+      </w:pPr>
+      <w:r>
+        <w:t xml:space="preserve">    ContratoDatos.Eliminar(c.IdContrato);</w:t>
+      </w:r>
+    </w:p>
+    <w:p>
+      <w:pPr>
+        <w:pStyle w:val="Codigo"/>
+      </w:pPr>
+      <w:r>
+        <w:t xml:space="preserve">    Mensajes.Info("Contrato eliminado.");</w:t>
+      </w:r>
+    </w:p>
+    <w:p>
+      <w:pPr>
+        <w:pStyle w:val="Codigo"/>
+      </w:pPr>
+      <w:r>
         <w:t>}</w:t>
       </w:r>
     </w:p>
     <w:p>
       <w:pPr>
         <w:pStyle w:val="Codigo"/>
-        <w:rPr>
-          <w:lang w:val="en-US"/>
-        </w:rPr>
-      </w:pPr>
-      <w:r>
-        <w:rPr>
-          <w:lang w:val="en-US"/>
-        </w:rPr>
-        <w:t>catch (SqlException ex)</w:t>
+      </w:pPr>
+      <w:r>
+        <w:t>catch (Exception ex)</w:t>
       </w:r>
     </w:p>
     <w:p>
@@ -16832,7 +17040,7 @@
         <w:pStyle w:val="Codigo"/>
       </w:pPr>
       <w:r>
-        <w:t xml:space="preserve">    throw new Exception(Errores.Texto(ex), ex);</w:t>
+        <w:t xml:space="preserve">    Mensajes.Fallo("No se pudo eliminar el contrato.", ex);</w:t>
       </w:r>
     </w:p>
     <w:p>
@@ -16845,105 +17053,12 @@
     </w:p>
     <w:p>
       <w:pPr>
-        <w:pStyle w:val="Codigo"/>
-      </w:pPr>
-    </w:p>
-    <w:p>
-      <w:pPr>
-        <w:pStyle w:val="Codigo"/>
-      </w:pPr>
-      <w:r>
-        <w:t>// Vista: FrmContratos.btnEliminar_Click</w:t>
-      </w:r>
-    </w:p>
-    <w:p>
-      <w:pPr>
-        <w:pStyle w:val="Codigo"/>
-      </w:pPr>
-      <w:r>
-        <w:t>try</w:t>
-      </w:r>
-    </w:p>
-    <w:p>
-      <w:pPr>
-        <w:pStyle w:val="Codigo"/>
-      </w:pPr>
-      <w:r>
-        <w:t>{</w:t>
-      </w:r>
-    </w:p>
-    <w:p>
-      <w:pPr>
-        <w:pStyle w:val="Codigo"/>
-      </w:pPr>
-      <w:r>
-        <w:t xml:space="preserve">    ContratoDatos.Eliminar(c.IdContrato);</w:t>
-      </w:r>
-    </w:p>
-    <w:p>
-      <w:pPr>
-        <w:pStyle w:val="Codigo"/>
-      </w:pPr>
-      <w:r>
-        <w:t xml:space="preserve">    Mensajes.Info("Contrato eliminado.");</w:t>
-      </w:r>
-    </w:p>
-    <w:p>
-      <w:pPr>
-        <w:pStyle w:val="Codigo"/>
-      </w:pPr>
-      <w:r>
-        <w:t>}</w:t>
-      </w:r>
-    </w:p>
-    <w:p>
-      <w:pPr>
-        <w:pStyle w:val="Codigo"/>
-      </w:pPr>
-      <w:r>
-        <w:t>catch (Exception ex)</w:t>
-      </w:r>
-    </w:p>
-    <w:p>
-      <w:pPr>
-        <w:pStyle w:val="Codigo"/>
-      </w:pPr>
-      <w:r>
-        <w:t>{</w:t>
-      </w:r>
-    </w:p>
-    <w:p>
-      <w:pPr>
-        <w:pStyle w:val="Codigo"/>
-      </w:pPr>
-      <w:r>
-        <w:t xml:space="preserve">    Mensajes.Fallo("No se pudo eliminar el contrato.", ex);</w:t>
-      </w:r>
-    </w:p>
-    <w:p>
-      <w:pPr>
-        <w:pStyle w:val="Codigo"/>
-      </w:pPr>
-      <w:r>
-        <w:t>}</w:t>
-      </w:r>
-    </w:p>
-    <w:p>
-      <w:pPr>
         <w:spacing w:after="60"/>
       </w:pPr>
     </w:p>
     <w:p>
       <w:r>
-        <w:t xml:space="preserve">Además, </w:t>
-      </w:r>
-      <w:proofErr w:type="spellStart"/>
-      <w:r>
-        <w:t>Program.cs</w:t>
-      </w:r>
-      <w:proofErr w:type="spellEnd"/>
-      <w:r>
-        <w:t xml:space="preserve"> registra dos manejadores globales para cualquier error no previsto, de modo que la aplicación nunca termina con una ventana de error de Windows.</w:t>
+        <w:t>Además, Program.cs registra dos manejadores globales para cualquier error no previsto, de modo que la aplicación nunca termina con una ventana de error de Windows.</w:t>
       </w:r>
     </w:p>
     <w:tbl>
@@ -17005,23 +17120,13 @@
             <w:pPr>
               <w:spacing w:after="0"/>
             </w:pPr>
-            <w:proofErr w:type="gramStart"/>
             <w:r>
               <w:rPr>
                 <w:b/>
                 <w:color w:val="FFFFFF"/>
                 <w:sz w:val="19"/>
               </w:rPr>
-              <w:t>Cuándo</w:t>
-            </w:r>
-            <w:proofErr w:type="gramEnd"/>
-            <w:r>
-              <w:rPr>
-                <w:b/>
-                <w:color w:val="FFFFFF"/>
-                <w:sz w:val="19"/>
-              </w:rPr>
-              <w:t xml:space="preserve"> aparece</w:t>
+              <w:t>Cuándo aparece</w:t>
             </w:r>
           </w:p>
         </w:tc>
@@ -17378,12 +17483,12 @@
         <w:pStyle w:val="Heading1"/>
         <w:pageBreakBefore/>
       </w:pPr>
-      <w:bookmarkStart w:id="34" w:name="_Toc242359182"/>
+      <w:bookmarkStart w:id="37" w:name="_Toc242465770"/>
       <w:r>
         <w:lastRenderedPageBreak/>
         <w:t>10. Pantallas del sistema</w:t>
       </w:r>
-      <w:bookmarkEnd w:id="34"/>
+      <w:bookmarkEnd w:id="37"/>
     </w:p>
     <w:p>
       <w:r>
@@ -17401,7 +17506,7 @@
           <w:noProof/>
         </w:rPr>
         <w:drawing>
-          <wp:inline distT="0" distB="0" distL="0" distR="0" wp14:anchorId="5636BFD4" wp14:editId="5636BFD5">
+          <wp:inline distT="0" distB="0" distL="0" distR="0" wp14:anchorId="34580E28" wp14:editId="34580E29">
             <wp:extent cx="4206240" cy="2439325"/>
             <wp:effectExtent l="0" t="0" r="0" b="0"/>
             <wp:docPr id="4" name="Imagen 4"/>
@@ -17416,7 +17521,7 @@
                     <pic:cNvPicPr/>
                   </pic:nvPicPr>
                   <pic:blipFill>
-                    <a:blip r:embed="rId10"/>
+                    <a:blip r:embed="rId19"/>
                     <a:stretch>
                       <a:fillRect/>
                     </a:stretch>
@@ -17447,7 +17552,7 @@
         <w:pStyle w:val="Piedefigura"/>
       </w:pPr>
       <w:r>
-        <w:t>Figura 3. Inicio de sesión</w:t>
+        <w:t>Figura 6. Inicio de sesión</w:t>
       </w:r>
     </w:p>
     <w:p>
@@ -17461,7 +17566,7 @@
           <w:noProof/>
         </w:rPr>
         <w:drawing>
-          <wp:inline distT="0" distB="0" distL="0" distR="0" wp14:anchorId="5636BFD6" wp14:editId="5636BFD7">
+          <wp:inline distT="0" distB="0" distL="0" distR="0" wp14:anchorId="34580E2A" wp14:editId="34580E2B">
             <wp:extent cx="5943600" cy="3033437"/>
             <wp:effectExtent l="0" t="0" r="0" b="0"/>
             <wp:docPr id="5" name="Imagen 5"/>
@@ -17476,7 +17581,7 @@
                     <pic:cNvPicPr/>
                   </pic:nvPicPr>
                   <pic:blipFill>
-                    <a:blip r:embed="rId11"/>
+                    <a:blip r:embed="rId20"/>
                     <a:stretch>
                       <a:fillRect/>
                     </a:stretch>
@@ -17507,7 +17612,7 @@
         <w:pStyle w:val="Piedefigura"/>
       </w:pPr>
       <w:r>
-        <w:t>Figura 4. Pantalla de inicio del Administrador: menú completo y resumen del sistema</w:t>
+        <w:t>Figura 7. Pantalla de inicio del Administrador: menú completo y resumen del sistema</w:t>
       </w:r>
     </w:p>
     <w:p>
@@ -17522,7 +17627,7 @@
         </w:rPr>
         <w:lastRenderedPageBreak/>
         <w:drawing>
-          <wp:inline distT="0" distB="0" distL="0" distR="0" wp14:anchorId="5636BFD8" wp14:editId="5636BFD9">
+          <wp:inline distT="0" distB="0" distL="0" distR="0" wp14:anchorId="34580E2C" wp14:editId="34580E2D">
             <wp:extent cx="5943600" cy="3033437"/>
             <wp:effectExtent l="0" t="0" r="0" b="0"/>
             <wp:docPr id="6" name="Imagen 6"/>
@@ -17537,7 +17642,7 @@
                     <pic:cNvPicPr/>
                   </pic:nvPicPr>
                   <pic:blipFill>
-                    <a:blip r:embed="rId12"/>
+                    <a:blip r:embed="rId21"/>
                     <a:stretch>
                       <a:fillRect/>
                     </a:stretch>
@@ -17568,7 +17673,7 @@
         <w:pStyle w:val="Piedefigura"/>
       </w:pPr>
       <w:r>
-        <w:t>Figura 5. Administrador: programación de visitas, asignación del ingeniero e historial de mantenimiento por cliente</w:t>
+        <w:t>Figura 8. Administrador: programación de visitas y asignación del ingeniero</w:t>
       </w:r>
     </w:p>
     <w:p>
@@ -17582,7 +17687,7 @@
           <w:noProof/>
         </w:rPr>
         <w:drawing>
-          <wp:inline distT="0" distB="0" distL="0" distR="0" wp14:anchorId="5636BFDA" wp14:editId="5636BFDB">
+          <wp:inline distT="0" distB="0" distL="0" distR="0" wp14:anchorId="34580E2E" wp14:editId="34580E2F">
             <wp:extent cx="5943600" cy="3033437"/>
             <wp:effectExtent l="0" t="0" r="0" b="0"/>
             <wp:docPr id="7" name="Imagen 7"/>
@@ -17597,7 +17702,7 @@
                     <pic:cNvPicPr/>
                   </pic:nvPicPr>
                   <pic:blipFill>
-                    <a:blip r:embed="rId13"/>
+                    <a:blip r:embed="rId22"/>
                     <a:stretch>
                       <a:fillRect/>
                     </a:stretch>
@@ -17628,7 +17733,7 @@
         <w:pStyle w:val="Piedefigura"/>
       </w:pPr>
       <w:r>
-        <w:t>Figura 6. Administrador: gestión de contratos (el mismo diseño se usa en equipos, repuestos y clientes)</w:t>
+        <w:t>Figura 9. Administrador: gestión de contratos (el mismo diseño se usa en equipos, repuestos y clientes)</w:t>
       </w:r>
     </w:p>
     <w:p>
@@ -17643,7 +17748,7 @@
         </w:rPr>
         <w:lastRenderedPageBreak/>
         <w:drawing>
-          <wp:inline distT="0" distB="0" distL="0" distR="0" wp14:anchorId="5636BFDC" wp14:editId="5636BFDD">
+          <wp:inline distT="0" distB="0" distL="0" distR="0" wp14:anchorId="34580E30" wp14:editId="34580E31">
             <wp:extent cx="5943600" cy="3033437"/>
             <wp:effectExtent l="0" t="0" r="0" b="0"/>
             <wp:docPr id="8" name="Imagen 8"/>
@@ -17658,7 +17763,7 @@
                     <pic:cNvPicPr/>
                   </pic:nvPicPr>
                   <pic:blipFill>
-                    <a:blip r:embed="rId14"/>
+                    <a:blip r:embed="rId23"/>
                     <a:stretch>
                       <a:fillRect/>
                     </a:stretch>
@@ -17689,7 +17794,7 @@
         <w:pStyle w:val="Piedefigura"/>
       </w:pPr>
       <w:r>
-        <w:t>Figura 7. Administrador: gestión de usuarios con asignación de rol</w:t>
+        <w:t>Figura 10. Administrador: gestión de usuarios con asignación de rol</w:t>
       </w:r>
     </w:p>
     <w:p>
@@ -17703,7 +17808,7 @@
           <w:noProof/>
         </w:rPr>
         <w:drawing>
-          <wp:inline distT="0" distB="0" distL="0" distR="0" wp14:anchorId="5636BFDE" wp14:editId="5636BFDF">
+          <wp:inline distT="0" distB="0" distL="0" distR="0" wp14:anchorId="34580E32" wp14:editId="34580E33">
             <wp:extent cx="5943600" cy="3033437"/>
             <wp:effectExtent l="0" t="0" r="0" b="0"/>
             <wp:docPr id="9" name="Imagen 9"/>
@@ -17718,7 +17823,7 @@
                     <pic:cNvPicPr/>
                   </pic:nvPicPr>
                   <pic:blipFill>
-                    <a:blip r:embed="rId15"/>
+                    <a:blip r:embed="rId24"/>
                     <a:stretch>
                       <a:fillRect/>
                     </a:stretch>
@@ -17749,7 +17854,7 @@
         <w:pStyle w:val="Piedefigura"/>
       </w:pPr>
       <w:r>
-        <w:t>Figura 8. Administrador: asignación de permisos a cada rol</w:t>
+        <w:t>Figura 11. Administrador: asignación de permisos a cada rol</w:t>
       </w:r>
     </w:p>
     <w:p>
@@ -17764,7 +17869,7 @@
         </w:rPr>
         <w:lastRenderedPageBreak/>
         <w:drawing>
-          <wp:inline distT="0" distB="0" distL="0" distR="0" wp14:anchorId="5636BFE0" wp14:editId="5636BFE1">
+          <wp:inline distT="0" distB="0" distL="0" distR="0" wp14:anchorId="34580E34" wp14:editId="34580E35">
             <wp:extent cx="5943600" cy="3033437"/>
             <wp:effectExtent l="0" t="0" r="0" b="0"/>
             <wp:docPr id="10" name="Imagen 10"/>
@@ -17779,7 +17884,7 @@
                     <pic:cNvPicPr/>
                   </pic:nvPicPr>
                   <pic:blipFill>
-                    <a:blip r:embed="rId16"/>
+                    <a:blip r:embed="rId25"/>
                     <a:stretch>
                       <a:fillRect/>
                     </a:stretch>
@@ -17810,7 +17915,7 @@
         <w:pStyle w:val="Piedefigura"/>
       </w:pPr>
       <w:r>
-        <w:t>Figura 9. Ingeniero: solo ve sus visitas asignadas y un menú reducido</w:t>
+        <w:t>Figura 12. Ingeniero: solo ve sus visitas asignadas y un menú reducido</w:t>
       </w:r>
     </w:p>
     <w:p>
@@ -17824,7 +17929,7 @@
           <w:noProof/>
         </w:rPr>
         <w:drawing>
-          <wp:inline distT="0" distB="0" distL="0" distR="0" wp14:anchorId="5636BFE2" wp14:editId="5636BFE3">
+          <wp:inline distT="0" distB="0" distL="0" distR="0" wp14:anchorId="34580E36" wp14:editId="34580E37">
             <wp:extent cx="4754880" cy="3711126"/>
             <wp:effectExtent l="0" t="0" r="0" b="0"/>
             <wp:docPr id="11" name="Imagen 11"/>
@@ -17839,7 +17944,7 @@
                     <pic:cNvPicPr/>
                   </pic:nvPicPr>
                   <pic:blipFill>
-                    <a:blip r:embed="rId17"/>
+                    <a:blip r:embed="rId26"/>
                     <a:stretch>
                       <a:fillRect/>
                     </a:stretch>
@@ -17870,7 +17975,68 @@
         <w:pStyle w:val="Piedefigura"/>
       </w:pPr>
       <w:r>
-        <w:t>Figura 10. Ingeniero: hoja de servicio con los repuestos consumidos</w:t>
+        <w:t>Figura 13. Ingeniero: hoja de servicio con los repuestos consumidos</w:t>
+      </w:r>
+    </w:p>
+    <w:p>
+      <w:pPr>
+        <w:keepNext/>
+        <w:spacing w:before="120" w:after="60"/>
+        <w:jc w:val="center"/>
+      </w:pPr>
+      <w:r>
+        <w:rPr>
+          <w:noProof/>
+        </w:rPr>
+        <w:lastRenderedPageBreak/>
+        <w:drawing>
+          <wp:inline distT="0" distB="0" distL="0" distR="0" wp14:anchorId="34580E38" wp14:editId="34580E39">
+            <wp:extent cx="5943600" cy="3033437"/>
+            <wp:effectExtent l="0" t="0" r="0" b="0"/>
+            <wp:docPr id="12" name="Imagen 12"/>
+            <wp:cNvGraphicFramePr>
+              <a:graphicFrameLocks xmlns:a="http://schemas.openxmlformats.org/drawingml/2006/main" noChangeAspect="1"/>
+            </wp:cNvGraphicFramePr>
+            <a:graphic xmlns:a="http://schemas.openxmlformats.org/drawingml/2006/main">
+              <a:graphicData uri="http://schemas.openxmlformats.org/drawingml/2006/picture">
+                <pic:pic xmlns:pic="http://schemas.openxmlformats.org/drawingml/2006/picture">
+                  <pic:nvPicPr>
+                    <pic:cNvPr id="12" name="imagen12.png"/>
+                    <pic:cNvPicPr/>
+                  </pic:nvPicPr>
+                  <pic:blipFill>
+                    <a:blip r:embed="rId27"/>
+                    <a:stretch>
+                      <a:fillRect/>
+                    </a:stretch>
+                  </pic:blipFill>
+                  <pic:spPr>
+                    <a:xfrm>
+                      <a:off x="0" y="0"/>
+                      <a:ext cx="5943600" cy="3033437"/>
+                    </a:xfrm>
+                    <a:prstGeom prst="rect">
+                      <a:avLst/>
+                    </a:prstGeom>
+                    <a:ln w="6350">
+                      <a:solidFill>
+                        <a:srgbClr val="C5D2E0"/>
+                      </a:solidFill>
+                    </a:ln>
+                  </pic:spPr>
+                </pic:pic>
+              </a:graphicData>
+            </a:graphic>
+          </wp:inline>
+        </w:drawing>
+      </w:r>
+    </w:p>
+    <w:p>
+      <w:pPr>
+        <w:pStyle w:val="Piedefigura"/>
+      </w:pPr>
+      <w:r>
+        <w:t>Figura 14. ClienteCorporativo: historial de mantenimiento de sus instalaciones (solo consulta)</w:t>
       </w:r>
     </w:p>
     <w:p>
@@ -17878,22 +18044,22 @@
         <w:pStyle w:val="Heading1"/>
         <w:pageBreakBefore/>
       </w:pPr>
-      <w:bookmarkStart w:id="35" w:name="_Toc242359183"/>
+      <w:bookmarkStart w:id="38" w:name="_Toc242465771"/>
       <w:r>
         <w:lastRenderedPageBreak/>
         <w:t>11. Instalación y usuarios de prueba</w:t>
       </w:r>
-      <w:bookmarkEnd w:id="35"/>
+      <w:bookmarkEnd w:id="38"/>
     </w:p>
     <w:p>
       <w:pPr>
         <w:pStyle w:val="Heading2"/>
       </w:pPr>
-      <w:bookmarkStart w:id="36" w:name="_Toc242359184"/>
+      <w:bookmarkStart w:id="39" w:name="_Toc242465772"/>
       <w:r>
         <w:t>11.1 Requisitos</w:t>
       </w:r>
-      <w:bookmarkEnd w:id="36"/>
+      <w:bookmarkEnd w:id="39"/>
     </w:p>
     <w:p>
       <w:pPr>
@@ -17902,14 +18068,8 @@
           <w:ilvl w:val="0"/>
           <w:numId w:val="1"/>
         </w:numPr>
-        <w:rPr>
-          <w:lang w:val="en-US"/>
-        </w:rPr>
-      </w:pPr>
-      <w:r>
-        <w:rPr>
-          <w:lang w:val="en-US"/>
-        </w:rPr>
+      </w:pPr>
+      <w:r>
         <w:t>Windows 10 u 11 con .NET Framework 4.8.</w:t>
       </w:r>
     </w:p>
@@ -17941,11 +18101,11 @@
       <w:pPr>
         <w:pStyle w:val="Heading2"/>
       </w:pPr>
-      <w:bookmarkStart w:id="37" w:name="_Toc242359185"/>
+      <w:bookmarkStart w:id="40" w:name="_Toc242465773"/>
       <w:r>
         <w:t>11.2 Pasos</w:t>
       </w:r>
-      <w:bookmarkEnd w:id="37"/>
+      <w:bookmarkEnd w:id="40"/>
     </w:p>
     <w:p>
       <w:pPr>
@@ -17962,40 +18122,10 @@
         <w:rPr>
           <w:b/>
         </w:rPr>
-        <w:t>Modelo\</w:t>
-      </w:r>
-      <w:proofErr w:type="spellStart"/>
-      <w:r>
-        <w:rPr>
-          <w:b/>
-        </w:rPr>
-        <w:t>Database</w:t>
-      </w:r>
-      <w:proofErr w:type="spellEnd"/>
-      <w:r>
-        <w:rPr>
-          <w:b/>
-        </w:rPr>
-        <w:t>\</w:t>
-      </w:r>
-      <w:proofErr w:type="spellStart"/>
-      <w:r>
-        <w:rPr>
-          <w:b/>
-        </w:rPr>
-        <w:t>SIGMA_Script.sql</w:t>
-      </w:r>
-      <w:proofErr w:type="spellEnd"/>
-      <w:r>
-        <w:t xml:space="preserve"> en SQL Server Management Studio y presionar </w:t>
-      </w:r>
-      <w:proofErr w:type="spellStart"/>
-      <w:r>
-        <w:t>Execute</w:t>
-      </w:r>
-      <w:proofErr w:type="spellEnd"/>
-      <w:r>
-        <w:t xml:space="preserve"> (F5), o hacer doble clic en </w:t>
+        <w:t>Modelo\Database\SIGMA_Script.sql</w:t>
+      </w:r>
+      <w:r>
+        <w:t xml:space="preserve"> en SQL Server Management Studio y presionar Execute (F5), o hacer doble clic en </w:t>
       </w:r>
       <w:r>
         <w:rPr>
@@ -18025,15 +18155,7 @@
         <w:t>SIGMA.sln</w:t>
       </w:r>
       <w:r>
-        <w:t xml:space="preserve"> en Visual Studio. Los paquetes BCrypt.Net-Next y Guna.UI2.WinForms se restauran solos al compilar (clic derecho en la solución, Restaurar paquetes </w:t>
-      </w:r>
-      <w:proofErr w:type="spellStart"/>
-      <w:r>
-        <w:t>NuGet</w:t>
-      </w:r>
-      <w:proofErr w:type="spellEnd"/>
-      <w:r>
-        <w:t>).</w:t>
+        <w:t xml:space="preserve"> en Visual Studio. Los paquetes BCrypt.Net-Next y Guna.UI2.WinForms se restauran solos al compilar (clic derecho en la solución, Restaurar paquetes NuGet).</w:t>
       </w:r>
     </w:p>
     <w:p>
@@ -18045,30 +18167,14 @@
         </w:numPr>
       </w:pPr>
       <w:r>
-        <w:t xml:space="preserve">Si el servidor no se llama localhost\SQLEXPRESS, cambiar el Data </w:t>
-      </w:r>
-      <w:proofErr w:type="spellStart"/>
-      <w:r>
-        <w:t>Source</w:t>
-      </w:r>
-      <w:proofErr w:type="spellEnd"/>
-      <w:r>
-        <w:t xml:space="preserve"> en </w:t>
+        <w:t xml:space="preserve">Si el servidor no se llama localhost\SQLEXPRESS, cambiar el Data Source en </w:t>
       </w:r>
       <w:r>
         <w:rPr>
           <w:b/>
         </w:rPr>
-        <w:t>Vista\</w:t>
-      </w:r>
-      <w:proofErr w:type="spellStart"/>
-      <w:r>
-        <w:rPr>
-          <w:b/>
-        </w:rPr>
-        <w:t>App.config</w:t>
-      </w:r>
-      <w:proofErr w:type="spellEnd"/>
+        <w:t>Vista\App.config</w:t>
+      </w:r>
       <w:r>
         <w:t>.</w:t>
       </w:r>
@@ -18098,11 +18204,11 @@
       <w:pPr>
         <w:pStyle w:val="Heading2"/>
       </w:pPr>
-      <w:bookmarkStart w:id="38" w:name="_Toc242359186"/>
+      <w:bookmarkStart w:id="41" w:name="_Toc242465774"/>
       <w:r>
         <w:t>11.3 Usuarios de prueba</w:t>
       </w:r>
-      <w:bookmarkEnd w:id="38"/>
+      <w:bookmarkEnd w:id="41"/>
     </w:p>
     <w:p>
       <w:r>
@@ -18233,7 +18339,6 @@
             <w:pPr>
               <w:spacing w:after="0"/>
             </w:pPr>
-            <w:proofErr w:type="spellStart"/>
             <w:r>
               <w:rPr>
                 <w:b/>
@@ -18241,7 +18346,6 @@
               </w:rPr>
               <w:t>admin</w:t>
             </w:r>
-            <w:proofErr w:type="spellEnd"/>
           </w:p>
         </w:tc>
         <w:tc>
@@ -18379,15 +18483,13 @@
             <w:pPr>
               <w:spacing w:after="0"/>
             </w:pPr>
-            <w:proofErr w:type="spellStart"/>
             <w:r>
               <w:rPr>
                 <w:b/>
                 <w:sz w:val="19"/>
               </w:rPr>
-              <w:t>shernandez</w:t>
-            </w:r>
-            <w:proofErr w:type="spellEnd"/>
+              <w:t>cliente</w:t>
+            </w:r>
           </w:p>
         </w:tc>
         <w:tc>
@@ -18402,7 +18504,7 @@
               <w:rPr>
                 <w:sz w:val="19"/>
               </w:rPr>
-              <w:t>Ingeniero123</w:t>
+              <w:t>Cliente123</w:t>
             </w:r>
           </w:p>
         </w:tc>
@@ -18418,7 +18520,7 @@
               <w:rPr>
                 <w:sz w:val="19"/>
               </w:rPr>
-              <w:t>Ingeniero</w:t>
+              <w:t>ClienteCorporativo</w:t>
             </w:r>
           </w:p>
         </w:tc>
@@ -18434,7 +18536,7 @@
               <w:rPr>
                 <w:sz w:val="19"/>
               </w:rPr>
-              <w:t>Segundo ingeniero, para comprobar que cada uno ve solo sus visitas.</w:t>
+              <w:t>Contratos, equipos e historial de Corporación Los Próceres, solo consulta.</w:t>
             </w:r>
           </w:p>
         </w:tc>
@@ -18445,8 +18547,31 @@
         <w:spacing w:after="100"/>
       </w:pPr>
     </w:p>
+    <w:p>
+      <w:r>
+        <w:t xml:space="preserve">También existen los usuarios </w:t>
+      </w:r>
+      <w:r>
+        <w:rPr>
+          <w:b/>
+        </w:rPr>
+        <w:t>shernandez</w:t>
+      </w:r>
+      <w:r>
+        <w:t xml:space="preserve"> (Ingeniero, Ingeniero123) y </w:t>
+      </w:r>
+      <w:r>
+        <w:rPr>
+          <w:b/>
+        </w:rPr>
+        <w:t>mescobar</w:t>
+      </w:r>
+      <w:r>
+        <w:t xml:space="preserve"> (ClienteCorporativo de Hotel Vista Real, Cliente123).</w:t>
+      </w:r>
+    </w:p>
     <w:sectPr>
-      <w:footerReference w:type="default" r:id="rId18"/>
+      <w:footerReference w:type="default" r:id="rId28"/>
       <w:pgSz w:w="12240" w:h="15840"/>
       <w:pgMar w:top="1300" w:right="1440" w:bottom="1300" w:left="1440" w:header="708" w:footer="600" w:gutter="0"/>
       <w:cols w:space="720"/>
@@ -18508,6 +18633,62 @@
 </w:ftr>
 </file>
 
+<file path=word/footer2.xml><?xml version="1.0" encoding="utf-8"?>
+<w:ftr xmlns:wpc="http://schemas.microsoft.com/office/word/2010/wordprocessingCanvas" xmlns:cx="http://schemas.microsoft.com/office/drawing/2014/chartex" xmlns:cx1="http://schemas.microsoft.com/office/drawing/2015/9/8/chartex" xmlns:cx2="http://schemas.microsoft.com/office/drawing/2015/10/21/chartex" xmlns:cx3="http://schemas.microsoft.com/office/drawing/2016/5/9/chartex" xmlns:cx4="http://schemas.microsoft.com/office/drawing/2016/5/10/chartex" xmlns:cx5="http://schemas.microsoft.com/office/drawing/2016/5/11/chartex" xmlns:cx6="http://schemas.microsoft.com/office/drawing/2016/5/12/chartex" xmlns:cx7="http://schemas.microsoft.com/office/drawing/2016/5/13/chartex" xmlns:cx8="http://schemas.microsoft.com/office/drawing/2016/5/14/chartex" xmlns:mc="http://schemas.openxmlformats.org/markup-compatibility/2006" xmlns:aink="http://schemas.microsoft.com/office/drawing/2016/ink" xmlns:am3d="http://schemas.microsoft.com/office/drawing/2017/model3d" xmlns:o="urn:schemas-microsoft-com:office:office" xmlns:oel="http://schemas.microsoft.com/office/2019/extlst" xmlns:r="http://schemas.openxmlformats.org/officeDocument/2006/relationships" xmlns:m="http://schemas.openxmlformats.org/officeDocument/2006/math" xmlns:v="urn:schemas-microsoft-com:vml" xmlns:wp14="http://schemas.microsoft.com/office/word/2010/wordprocessingDrawing" xmlns:wp="http://schemas.openxmlformats.org/drawingml/2006/wordprocessingDrawing" xmlns:w10="urn:schemas-microsoft-com:office:word" xmlns:w="http://schemas.openxmlformats.org/wordprocessingml/2006/main" xmlns:w14="http://schemas.microsoft.com/office/word/2010/wordml" xmlns:w15="http://schemas.microsoft.com/office/word/2012/wordml" xmlns:w16cex="http://schemas.microsoft.com/office/word/2018/wordml/cex" xmlns:w16cid="http://schemas.microsoft.com/office/word/2016/wordml/cid" xmlns:w16="http://schemas.microsoft.com/office/word/2018/wordml" xmlns:w16du="http://schemas.microsoft.com/office/word/2023/wordml/word16du" xmlns:w16sdtdh="http://schemas.microsoft.com/office/word/2020/wordml/sdtdatahash" xmlns:w16sdtfl="http://schemas.microsoft.com/office/word/2024/wordml/sdtformatlock" xmlns:w16se="http://schemas.microsoft.com/office/word/2015/wordml/symex" xmlns:wpg="http://schemas.microsoft.com/office/word/2010/wordprocessingGroup" xmlns:wpi="http://schemas.microsoft.com/office/word/2010/wordprocessingInk" xmlns:wne="http://schemas.microsoft.com/office/word/2006/wordml" xmlns:wps="http://schemas.microsoft.com/office/word/2010/wordprocessingShape" mc:Ignorable="w14 w15 w16se w16cid w16 w16cex w16sdtdh w16sdtfl w16du wp14">
+  <w:p>
+    <w:pPr>
+      <w:pStyle w:val="Footer"/>
+    </w:pPr>
+    <w:r>
+      <w:t xml:space="preserve">SIGMA · Documentación técnica · Página </w:t>
+    </w:r>
+    <w:r>
+      <w:fldChar w:fldCharType="begin"/>
+    </w:r>
+    <w:r>
+      <w:instrText xml:space="preserve"> PAGE </w:instrText>
+    </w:r>
+    <w:r>
+      <w:fldChar w:fldCharType="separate"/>
+    </w:r>
+    <w:r>
+      <w:t>1</w:t>
+    </w:r>
+    <w:r>
+      <w:fldChar w:fldCharType="end"/>
+    </w:r>
+  </w:p>
+</w:ftr>
+</file>
+
+<file path=word/footer3.xml><?xml version="1.0" encoding="utf-8"?>
+<w:ftr xmlns:wpc="http://schemas.microsoft.com/office/word/2010/wordprocessingCanvas" xmlns:cx="http://schemas.microsoft.com/office/drawing/2014/chartex" xmlns:cx1="http://schemas.microsoft.com/office/drawing/2015/9/8/chartex" xmlns:cx2="http://schemas.microsoft.com/office/drawing/2015/10/21/chartex" xmlns:cx3="http://schemas.microsoft.com/office/drawing/2016/5/9/chartex" xmlns:cx4="http://schemas.microsoft.com/office/drawing/2016/5/10/chartex" xmlns:cx5="http://schemas.microsoft.com/office/drawing/2016/5/11/chartex" xmlns:cx6="http://schemas.microsoft.com/office/drawing/2016/5/12/chartex" xmlns:cx7="http://schemas.microsoft.com/office/drawing/2016/5/13/chartex" xmlns:cx8="http://schemas.microsoft.com/office/drawing/2016/5/14/chartex" xmlns:mc="http://schemas.openxmlformats.org/markup-compatibility/2006" xmlns:aink="http://schemas.microsoft.com/office/drawing/2016/ink" xmlns:am3d="http://schemas.microsoft.com/office/drawing/2017/model3d" xmlns:o="urn:schemas-microsoft-com:office:office" xmlns:oel="http://schemas.microsoft.com/office/2019/extlst" xmlns:r="http://schemas.openxmlformats.org/officeDocument/2006/relationships" xmlns:m="http://schemas.openxmlformats.org/officeDocument/2006/math" xmlns:v="urn:schemas-microsoft-com:vml" xmlns:wp14="http://schemas.microsoft.com/office/word/2010/wordprocessingDrawing" xmlns:wp="http://schemas.openxmlformats.org/drawingml/2006/wordprocessingDrawing" xmlns:w10="urn:schemas-microsoft-com:office:word" xmlns:w="http://schemas.openxmlformats.org/wordprocessingml/2006/main" xmlns:w14="http://schemas.microsoft.com/office/word/2010/wordml" xmlns:w15="http://schemas.microsoft.com/office/word/2012/wordml" xmlns:w16cex="http://schemas.microsoft.com/office/word/2018/wordml/cex" xmlns:w16cid="http://schemas.microsoft.com/office/word/2016/wordml/cid" xmlns:w16="http://schemas.microsoft.com/office/word/2018/wordml" xmlns:w16du="http://schemas.microsoft.com/office/word/2023/wordml/word16du" xmlns:w16sdtdh="http://schemas.microsoft.com/office/word/2020/wordml/sdtdatahash" xmlns:w16sdtfl="http://schemas.microsoft.com/office/word/2024/wordml/sdtformatlock" xmlns:w16se="http://schemas.microsoft.com/office/word/2015/wordml/symex" xmlns:wpg="http://schemas.microsoft.com/office/word/2010/wordprocessingGroup" xmlns:wpi="http://schemas.microsoft.com/office/word/2010/wordprocessingInk" xmlns:wne="http://schemas.microsoft.com/office/word/2006/wordml" xmlns:wps="http://schemas.microsoft.com/office/word/2010/wordprocessingShape" mc:Ignorable="w14 w15 w16se w16cid w16 w16cex w16sdtdh w16sdtfl w16du wp14">
+  <w:p>
+    <w:pPr>
+      <w:pStyle w:val="Footer"/>
+    </w:pPr>
+    <w:r>
+      <w:t xml:space="preserve">SIGMA · Documentación técnica · Página </w:t>
+    </w:r>
+    <w:r>
+      <w:fldChar w:fldCharType="begin"/>
+    </w:r>
+    <w:r>
+      <w:instrText xml:space="preserve"> PAGE </w:instrText>
+    </w:r>
+    <w:r>
+      <w:fldChar w:fldCharType="separate"/>
+    </w:r>
+    <w:r>
+      <w:t>1</w:t>
+    </w:r>
+    <w:r>
+      <w:fldChar w:fldCharType="end"/>
+    </w:r>
+  </w:p>
+</w:ftr>
+</file>
+
 <file path=word/footnotes.xml><?xml version="1.0" encoding="utf-8"?>
 <w:footnotes xmlns:wpc="http://schemas.microsoft.com/office/word/2010/wordprocessingCanvas" xmlns:cx="http://schemas.microsoft.com/office/drawing/2014/chartex" xmlns:cx1="http://schemas.microsoft.com/office/drawing/2015/9/8/chartex" xmlns:cx2="http://schemas.microsoft.com/office/drawing/2015/10/21/chartex" xmlns:cx3="http://schemas.microsoft.com/office/drawing/2016/5/9/chartex" xmlns:cx4="http://schemas.microsoft.com/office/drawing/2016/5/10/chartex" xmlns:cx5="http://schemas.microsoft.com/office/drawing/2016/5/11/chartex" xmlns:cx6="http://schemas.microsoft.com/office/drawing/2016/5/12/chartex" xmlns:cx7="http://schemas.microsoft.com/office/drawing/2016/5/13/chartex" xmlns:cx8="http://schemas.microsoft.com/office/drawing/2016/5/14/chartex" xmlns:mc="http://schemas.openxmlformats.org/markup-compatibility/2006" xmlns:aink="http://schemas.microsoft.com/office/drawing/2016/ink" xmlns:am3d="http://schemas.microsoft.com/office/drawing/2017/model3d" xmlns:o="urn:schemas-microsoft-com:office:office" xmlns:oel="http://schemas.microsoft.com/office/2019/extlst" xmlns:r="http://schemas.openxmlformats.org/officeDocument/2006/relationships" xmlns:m="http://schemas.openxmlformats.org/officeDocument/2006/math" xmlns:v="urn:schemas-microsoft-com:vml" xmlns:wp14="http://schemas.microsoft.com/office/word/2010/wordprocessingDrawing" xmlns:wp="http://schemas.openxmlformats.org/drawingml/2006/wordprocessingDrawing" xmlns:w10="urn:schemas-microsoft-com:office:word" xmlns:w="http://schemas.openxmlformats.org/wordprocessingml/2006/main" xmlns:w14="http://schemas.microsoft.com/office/word/2010/wordml" xmlns:w15="http://schemas.microsoft.com/office/word/2012/wordml" xmlns:w16cex="http://schemas.microsoft.com/office/word/2018/wordml/cex" xmlns:w16cid="http://schemas.microsoft.com/office/word/2016/wordml/cid" xmlns:w16="http://schemas.microsoft.com/office/word/2018/wordml" xmlns:w16du="http://schemas.microsoft.com/office/word/2023/wordml/word16du" xmlns:w16sdtdh="http://schemas.microsoft.com/office/word/2020/wordml/sdtdatahash" xmlns:w16sdtfl="http://schemas.microsoft.com/office/word/2024/wordml/sdtformatlock" xmlns:w16se="http://schemas.microsoft.com/office/word/2015/wordml/symex" xmlns:wpg="http://schemas.microsoft.com/office/word/2010/wordprocessingGroup" xmlns:wpi="http://schemas.microsoft.com/office/word/2010/wordprocessingInk" xmlns:wne="http://schemas.microsoft.com/office/word/2006/wordml" xmlns:wps="http://schemas.microsoft.com/office/word/2010/wordprocessingShape" mc:Ignorable="w14 w15 w16se w16cid w16 w16cex w16sdtdh w16sdtfl w16du wp14">
   <w:footnote w:type="separator" w:id="-1">
@@ -18536,10 +18717,10 @@
 <file path=word/numbering.xml><?xml version="1.0" encoding="utf-8"?>
 <w:numbering xmlns:wpc="http://schemas.microsoft.com/office/word/2010/wordprocessingCanvas" xmlns:cx="http://schemas.microsoft.com/office/drawing/2014/chartex" xmlns:cx1="http://schemas.microsoft.com/office/drawing/2015/9/8/chartex" xmlns:cx2="http://schemas.microsoft.com/office/drawing/2015/10/21/chartex" xmlns:cx3="http://schemas.microsoft.com/office/drawing/2016/5/9/chartex" xmlns:cx4="http://schemas.microsoft.com/office/drawing/2016/5/10/chartex" xmlns:cx5="http://schemas.microsoft.com/office/drawing/2016/5/11/chartex" xmlns:cx6="http://schemas.microsoft.com/office/drawing/2016/5/12/chartex" xmlns:cx7="http://schemas.microsoft.com/office/drawing/2016/5/13/chartex" xmlns:cx8="http://schemas.microsoft.com/office/drawing/2016/5/14/chartex" xmlns:mc="http://schemas.openxmlformats.org/markup-compatibility/2006" xmlns:aink="http://schemas.microsoft.com/office/drawing/2016/ink" xmlns:am3d="http://schemas.microsoft.com/office/drawing/2017/model3d" xmlns:o="urn:schemas-microsoft-com:office:office" xmlns:oel="http://schemas.microsoft.com/office/2019/extlst" xmlns:r="http://schemas.openxmlformats.org/officeDocument/2006/relationships" xmlns:m="http://schemas.openxmlformats.org/officeDocument/2006/math" xmlns:v="urn:schemas-microsoft-com:vml" xmlns:wp14="http://schemas.microsoft.com/office/word/2010/wordprocessingDrawing" xmlns:wp="http://schemas.openxmlformats.org/drawingml/2006/wordprocessingDrawing" xmlns:w10="urn:schemas-microsoft-com:office:word" xmlns:w="http://schemas.openxmlformats.org/wordprocessingml/2006/main" xmlns:w14="http://schemas.microsoft.com/office/word/2010/wordml" xmlns:w15="http://schemas.microsoft.com/office/word/2012/wordml" xmlns:w16cex="http://schemas.microsoft.com/office/word/2018/wordml/cex" xmlns:w16cid="http://schemas.microsoft.com/office/word/2016/wordml/cid" xmlns:w16="http://schemas.microsoft.com/office/word/2018/wordml" xmlns:w16du="http://schemas.microsoft.com/office/word/2023/wordml/word16du" xmlns:w16sdtdh="http://schemas.microsoft.com/office/word/2020/wordml/sdtdatahash" xmlns:w16sdtfl="http://schemas.microsoft.com/office/word/2024/wordml/sdtformatlock" xmlns:w16se="http://schemas.microsoft.com/office/word/2015/wordml/symex" xmlns:wpg="http://schemas.microsoft.com/office/word/2010/wordprocessingGroup" xmlns:wpi="http://schemas.microsoft.com/office/word/2010/wordprocessingInk" xmlns:wne="http://schemas.microsoft.com/office/word/2006/wordml" xmlns:wps="http://schemas.microsoft.com/office/word/2010/wordprocessingShape" mc:Ignorable="w14 w15 w16se w16cid w16 w16cex w16sdtdh w16sdtfl w16du wp14">
   <w:abstractNum w:abstractNumId="0" w15:restartNumberingAfterBreak="0">
-    <w:nsid w:val="0CCD43DD"/>
+    <w:nsid w:val="30810E98"/>
     <w:multiLevelType w:val="hybridMultilevel"/>
-    <w:tmpl w:val="2FA64374"/>
-    <w:lvl w:ilvl="0" w:tplc="3C32D982">
+    <w:tmpl w:val="1296588C"/>
+    <w:lvl w:ilvl="0" w:tplc="7C287C1A">
       <w:start w:val="1"/>
       <w:numFmt w:val="bullet"/>
       <w:lvlText w:val="•"/>
@@ -18551,52 +18732,52 @@
         <w:color w:val="1B6CA8"/>
       </w:rPr>
     </w:lvl>
-    <w:lvl w:ilvl="1" w:tplc="CD641C2E">
+    <w:lvl w:ilvl="1" w:tplc="896C9490">
       <w:numFmt w:val="decimal"/>
       <w:lvlText w:val=""/>
       <w:lvlJc w:val="left"/>
     </w:lvl>
-    <w:lvl w:ilvl="2" w:tplc="70E6B22A">
+    <w:lvl w:ilvl="2" w:tplc="CE004B52">
       <w:numFmt w:val="decimal"/>
       <w:lvlText w:val=""/>
       <w:lvlJc w:val="left"/>
     </w:lvl>
-    <w:lvl w:ilvl="3" w:tplc="96C20836">
+    <w:lvl w:ilvl="3" w:tplc="06FC735C">
       <w:numFmt w:val="decimal"/>
       <w:lvlText w:val=""/>
       <w:lvlJc w:val="left"/>
     </w:lvl>
-    <w:lvl w:ilvl="4" w:tplc="493019AA">
+    <w:lvl w:ilvl="4" w:tplc="03E48080">
       <w:numFmt w:val="decimal"/>
       <w:lvlText w:val=""/>
       <w:lvlJc w:val="left"/>
     </w:lvl>
-    <w:lvl w:ilvl="5" w:tplc="EE76D406">
+    <w:lvl w:ilvl="5" w:tplc="25F235E4">
       <w:numFmt w:val="decimal"/>
       <w:lvlText w:val=""/>
       <w:lvlJc w:val="left"/>
     </w:lvl>
-    <w:lvl w:ilvl="6" w:tplc="60B0B888">
+    <w:lvl w:ilvl="6" w:tplc="D5360690">
       <w:numFmt w:val="decimal"/>
       <w:lvlText w:val=""/>
       <w:lvlJc w:val="left"/>
     </w:lvl>
-    <w:lvl w:ilvl="7" w:tplc="E3780374">
+    <w:lvl w:ilvl="7" w:tplc="418E7AAA">
       <w:numFmt w:val="decimal"/>
       <w:lvlText w:val=""/>
       <w:lvlJc w:val="left"/>
     </w:lvl>
-    <w:lvl w:ilvl="8" w:tplc="F230A57C">
+    <w:lvl w:ilvl="8" w:tplc="5CD014F2">
       <w:numFmt w:val="decimal"/>
       <w:lvlText w:val=""/>
       <w:lvlJc w:val="left"/>
     </w:lvl>
   </w:abstractNum>
   <w:abstractNum w:abstractNumId="1" w15:restartNumberingAfterBreak="0">
-    <w:nsid w:val="2C57466E"/>
+    <w:nsid w:val="5524066A"/>
     <w:multiLevelType w:val="hybridMultilevel"/>
-    <w:tmpl w:val="394C8278"/>
-    <w:lvl w:ilvl="0" w:tplc="97DEADFC">
+    <w:tmpl w:val="75247740"/>
+    <w:lvl w:ilvl="0" w:tplc="33A21DCA">
       <w:start w:val="1"/>
       <w:numFmt w:val="decimal"/>
       <w:lvlText w:val="%1."/>
@@ -18609,51 +18790,51 @@
         <w:color w:val="1B6CA8"/>
       </w:rPr>
     </w:lvl>
-    <w:lvl w:ilvl="1" w:tplc="0A4C861C">
+    <w:lvl w:ilvl="1" w:tplc="3F5E6C5E">
       <w:numFmt w:val="decimal"/>
       <w:lvlText w:val=""/>
       <w:lvlJc w:val="left"/>
     </w:lvl>
-    <w:lvl w:ilvl="2" w:tplc="79F67900">
+    <w:lvl w:ilvl="2" w:tplc="CE2640A2">
       <w:numFmt w:val="decimal"/>
       <w:lvlText w:val=""/>
       <w:lvlJc w:val="left"/>
     </w:lvl>
-    <w:lvl w:ilvl="3" w:tplc="651C451A">
+    <w:lvl w:ilvl="3" w:tplc="DEDA058A">
       <w:numFmt w:val="decimal"/>
       <w:lvlText w:val=""/>
       <w:lvlJc w:val="left"/>
     </w:lvl>
-    <w:lvl w:ilvl="4" w:tplc="8B6ADC44">
+    <w:lvl w:ilvl="4" w:tplc="E9564160">
       <w:numFmt w:val="decimal"/>
       <w:lvlText w:val=""/>
       <w:lvlJc w:val="left"/>
     </w:lvl>
-    <w:lvl w:ilvl="5" w:tplc="AD7E65EE">
+    <w:lvl w:ilvl="5" w:tplc="5C86E24E">
       <w:numFmt w:val="decimal"/>
       <w:lvlText w:val=""/>
       <w:lvlJc w:val="left"/>
     </w:lvl>
-    <w:lvl w:ilvl="6" w:tplc="F1920CE0">
+    <w:lvl w:ilvl="6" w:tplc="65EA5306">
       <w:numFmt w:val="decimal"/>
       <w:lvlText w:val=""/>
       <w:lvlJc w:val="left"/>
     </w:lvl>
-    <w:lvl w:ilvl="7" w:tplc="5372C632">
+    <w:lvl w:ilvl="7" w:tplc="98CC6286">
       <w:numFmt w:val="decimal"/>
       <w:lvlText w:val=""/>
       <w:lvlJc w:val="left"/>
     </w:lvl>
-    <w:lvl w:ilvl="8" w:tplc="E4F06904">
+    <w:lvl w:ilvl="8" w:tplc="4716AB2C">
       <w:numFmt w:val="decimal"/>
       <w:lvlText w:val=""/>
       <w:lvlJc w:val="left"/>
     </w:lvl>
   </w:abstractNum>
-  <w:num w:numId="1" w16cid:durableId="1804300230">
+  <w:num w:numId="1" w16cid:durableId="935139654">
     <w:abstractNumId w:val="0"/>
   </w:num>
-  <w:num w:numId="2" w16cid:durableId="751242830">
+  <w:num w:numId="2" w16cid:durableId="506023319">
     <w:abstractNumId w:val="1"/>
   </w:num>
 </w:numbering>
@@ -19193,7 +19374,7 @@
       <w:tabs>
         <w:tab w:val="right" w:leader="dot" w:pos="9350"/>
       </w:tabs>
-      <w:spacing w:before="100" w:after="20" w:line="240" w:lineRule="auto"/>
+      <w:spacing w:before="60" w:after="20" w:line="240" w:lineRule="auto"/>
     </w:pPr>
     <w:rPr>
       <w:b/>
@@ -19211,7 +19392,7 @@
       <w:tabs>
         <w:tab w:val="right" w:leader="dot" w:pos="9350"/>
       </w:tabs>
-      <w:spacing w:after="20" w:line="240" w:lineRule="auto"/>
+      <w:spacing w:after="10" w:line="240" w:lineRule="auto"/>
       <w:ind w:left="280"/>
     </w:pPr>
     <w:rPr>
